--- a/docs/manuscript.docx
+++ b/docs/manuscript.docx
@@ -63,7 +63,7 @@
         <w:pStyle w:val="Date"/>
       </w:pPr>
       <w:r>
-        <w:t xml:space="preserve">2026-10-15</w:t>
+        <w:t xml:space="preserve">2026-10-28</w:t>
       </w:r>
     </w:p>
     <w:p>
@@ -79,7 +79,7 @@
         <w:pStyle w:val="Abstract"/>
       </w:pPr>
       <w:r>
-        <w:t xml:space="preserve">Video game research often treats games as a monolithic category, and single-game or single-platform studies leave open whether findings generalise across the medium. In this Registered Report, we used digital trace data from the Open Play dataset to test whether (H1) total playtime is meaningfully associated with mental wellbeing and (H2) this association differs by game genre. The data comprise 226,000 hours of playtime across 4,152 games from Nintendo, Xbox, and Steam for 1,608 UK and US adults, linked to genre metadata and 6,293 biweekly wellbeing assessments (SWEMWBS). Judged against a preregistered threshold for practical significance, neither within-person fluctuations nor habitual differences in total playtime were meaningfully linked to wellbeing. The preregistered joint test found within-person differences between genres under our multi-genre attribution but not under the preregistered single-genre attribution, and no between-person differences. Under an exploratory hierarchical model, the estimated spread of the within-person genre effects implied that fewer than one of the 14 genres was expected to lie more than 0.06 points per hour from the average genre effect, and a multi-membership model estimated the spread less precisely. An exploratory daily-timescale analysis gave the same picture for total playtime and the hierarchical model’s genre spread. Genre differences appear to be the wrong place to look for gaming’s wellbeing effects, as genre labels are too coarse a proxy for the psychological experiences that plausibly drive them. We therefore regard finer-grained characterisations of play as the more promising avenue for further study.</w:t>
+        <w:t xml:space="preserve">Video game research often treats games as a monolithic category, and single-game or single-platform studies leave open whether findings generalise across the medium. In this Registered Report, we used digital trace data from the Open Play dataset to test whether (H1) total playtime is meaningfully associated with mental wellbeing and (H2) this association differs by game genre. The data comprise 222,000 hours of playtime across 4,128 games from Nintendo, Xbox, and Steam for 1,668 UK and US adults, linked to genre metadata and 6,518 biweekly wellbeing assessments (SWEMWBS). Judged against a preregistered threshold for practical significance, neither within-person fluctuations nor habitual differences in total playtime were meaningfully linked to wellbeing. The preregistered joint test found within-person differences between genres under our multi-genre attribution but not under the preregistered single-genre attribution, and no between-person differences. Under an exploratory hierarchical model, the estimated spread of the within-person genre effects implied that fewer than one of the 14 genres was expected to lie more than 0.06 points per hour from the average genre effect, and a multi-membership model estimated the spread less precisely. An exploratory daily-timescale analysis gave the same picture for total playtime and the hierarchical model’s genre spread. Genre differences appear to be the wrong place to look for gaming’s wellbeing effects, as genre labels are too coarse a proxy for the psychological experiences that plausibly drive them. We therefore regard finer-grained characterisations of play as the more promising avenue for further study.</w:t>
       </w:r>
     </w:p>
     <w:bookmarkStart w:id="11" w:name="introduction"/>
@@ -663,7 +663,7 @@
         <w:t xml:space="preserve"> </w:t>
       </w:r>
       <w:r>
-        <w:t xml:space="preserve">(Ballou, Földes, Vuorre, et al., 2025, v1.2.6)</w:t>
+        <w:t xml:space="preserve">(Ballou, Földes, Vuorre, et al., 2025; release v1.3.0, Ballou et al., 2026)</w:t>
       </w:r>
       <w:r>
         <w:t xml:space="preserve">, a longitudinal dataset that combined multi-platform video game digital trace data with daily and biweekly psychological measures from adult gamers in the UK and US over a three-month period. Qualifying participants completed the intake survey between Sep 2024 and Jun 2025. The digital trace data span the following periods: Nintendo (May 2022 to Oct 2025), Xbox (May 2022 to Sep 2025), Steam (Nov 2024 to Oct 2025), iOS (Mar 2025 to Aug 2025), Android (Mar 2025 to Aug 2025).</w:t>
@@ -690,24 +690,16 @@
         <w:pStyle w:val="BodyText"/>
       </w:pPr>
       <w:r>
-        <w:t xml:space="preserve">Of the 33,046 participants who completed the intake survey, 2,238 met the preregistered screening and linking criteria. The analytic sample comprises the 1,608 qualified participants who provided valid SWEMWBS responses in at least one biweekly survey wave. This definition corrects the sample of our first analyses: a later Open Play release (v1.2.4) corrected false positives in the qualification flag, revoking it for participants whose intake had not passed the screening and linking checks, and we excluded them (133 participants of the earlier analytic sample), together with 97 participants whose biweekly responses carry a participant identifier that matches no intake record, an identifier mismatch in the data provider’s survey export (Appendix A, Deviation D7;</w:t>
-      </w:r>
-      <w:r>
-        <w:t xml:space="preserve"> </w:t>
-      </w:r>
-      <w:hyperlink w:anchor="tbl-frequentist-registered">
-        <w:r>
-          <w:rPr>
-            <w:rStyle w:val="Hyperlink"/>
-          </w:rPr>
-          <w:t xml:space="preserve">Table 5</w:t>
-        </w:r>
-      </w:hyperlink>
-      <w:r>
-        <w:t xml:space="preserve"> </w:t>
-      </w:r>
-      <w:r>
-        <w:t xml:space="preserve">in Appendix D compares the preregistered estimates with and without them). We measured playtime for these participants from their linked Nintendo, Xbox, and Steam accounts. Rather than excluding participants and waves without recorded play on these platforms, we retained them with zero hours: 81 participants (5%) had no recorded play in any wave, and 897 of the 6,293 person-waves (14%) had none in that wave. In the full analytic sample, 1,520 participants (95%) had at least one session of a game that we could match to a genre. All 1,608 analytic-sample participants have an age within the 18-40 screening range (912 US, 696 UK; mean age 27.1 years, 65% men), so the demographic sensitivity analysis starts from the full analytic sample. We report full demographic characteristics, including country-level breakdowns, in</w:t>
+        <w:t xml:space="preserve">Of the 32,684 participants who completed the intake survey, 2,310 met the preregistered screening and linking criteria. The analytic sample comprises the 1,668 qualified participants who provided valid SWEMWBS responses in at least one biweekly survey wave. We analysed release v1.3.0 of the dataset</w:t>
+      </w:r>
+      <w:r>
+        <w:t xml:space="preserve"> </w:t>
+      </w:r>
+      <w:r>
+        <w:t xml:space="preserve">(Ballou et al., 2026)</w:t>
+      </w:r>
+      <w:r>
+        <w:t xml:space="preserve">. We measured playtime for these participants from their linked Nintendo, Xbox, and Steam accounts. Rather than excluding participants and waves without recorded play on these platforms, we retained them with zero hours: 125 participants (7%) had no recorded play in any wave, and 988 of the 6,518 person-waves (15%) had none in that wave. In the full analytic sample, 1,532 participants (92%) had at least one session of a game that we could match to a genre. All 1,668 analytic-sample participants have an age within the 18-40 screening range (967 US, 701 UK; mean age 27 years, 65% men), so the demographic sensitivity analysis starts from the full analytic sample. We report full demographic characteristics, including country-level breakdowns, in</w:t>
       </w:r>
       <w:r>
         <w:t xml:space="preserve"> </w:t>
@@ -978,7 +970,7 @@
         <w:t xml:space="preserve"> </w:t>
       </w:r>
       <w:r>
-        <w:t xml:space="preserve">or other metadata fields. Overall, we matched 94% of in-study playtime to at least one study genre (Steam 96.2%, Nintendo 92.1%, Xbox 79.7%); unmatched playtime counts towards total playtime but towards no genre.</w:t>
+        <w:t xml:space="preserve">or other metadata fields. Overall, we matched 93.9% of in-study playtime to at least one study genre (Steam 96.2%, Nintendo 93.1%, Xbox 78.8%); unmatched playtime counts towards total playtime but towards no genre.</w:t>
       </w:r>
     </w:p>
     <w:p>
@@ -996,7 +988,7 @@
         <w:t xml:space="preserve"> </w:t>
       </w:r>
       <w:r>
-        <w:t xml:space="preserve">Across the 3,676 individual games in our dataset, 62% carry more than one genre label, leading to 324 distinct genre combinations.</w:t>
+        <w:t xml:space="preserve">Across the 3,651 individual games in our dataset, 62% carry more than one genre label, leading to 323 distinct genre combinations.</w:t>
       </w:r>
       <w:r>
         <w:t xml:space="preserve"> </w:t>
@@ -1013,7 +1005,7 @@
         <w:t xml:space="preserve"> </w:t>
       </w:r>
       <w:r>
-        <w:t xml:space="preserve">shows the playtime-weighted co-occurrence structure across the 40 most-played combinations, which together account for 88% of all genre-matched playtime, and</w:t>
+        <w:t xml:space="preserve">shows the playtime-weighted co-occurrence structure across the 40 most-played combinations, which together account for 87% of all genre-matched playtime, and</w:t>
       </w:r>
       <w:r>
         <w:t xml:space="preserve"> </w:t>
@@ -1504,55 +1496,55 @@
                     <w:jc w:val="center"/>
                   </w:pPr>
                   <w:r>
-                    <w:t xml:space="preserve">20040</w:t>
-                  </w:r>
-                </w:p>
-              </w:tc>
-              <w:tc>
-                <w:tcPr/>
-                <w:p>
-                  <w:pPr>
-                    <w:pStyle w:val="Compact"/>
-                    <w:jc w:val="center"/>
-                  </w:pPr>
-                  <w:r>
-                    <w:t xml:space="preserve">10</w:t>
-                  </w:r>
-                </w:p>
-              </w:tc>
-              <w:tc>
-                <w:tcPr/>
-                <w:p>
-                  <w:pPr>
-                    <w:pStyle w:val="Compact"/>
-                    <w:jc w:val="center"/>
-                  </w:pPr>
-                  <w:r>
-                    <w:t xml:space="preserve">266</w:t>
-                  </w:r>
-                </w:p>
-              </w:tc>
-              <w:tc>
-                <w:tcPr/>
-                <w:p>
-                  <w:pPr>
-                    <w:pStyle w:val="Compact"/>
-                    <w:jc w:val="center"/>
-                  </w:pPr>
-                  <w:r>
-                    <w:t xml:space="preserve">14</w:t>
-                  </w:r>
-                </w:p>
-              </w:tc>
-              <w:tc>
-                <w:tcPr/>
-                <w:p>
-                  <w:pPr>
-                    <w:pStyle w:val="Compact"/>
-                    <w:jc w:val="center"/>
-                  </w:pPr>
-                  <w:r>
-                    <w:t xml:space="preserve">Marvel Rivals [37.2%], Overwatch 2 [12%], Call of Duty: WWII [6.2%], Team Fortress 2 [4.1%], PUBG: Battlegrounds [3.3%]</w:t>
+                    <w:t xml:space="preserve">19661</w:t>
+                  </w:r>
+                </w:p>
+              </w:tc>
+              <w:tc>
+                <w:tcPr/>
+                <w:p>
+                  <w:pPr>
+                    <w:pStyle w:val="Compact"/>
+                    <w:jc w:val="center"/>
+                  </w:pPr>
+                  <w:r>
+                    <w:t xml:space="preserve">9</w:t>
+                  </w:r>
+                </w:p>
+              </w:tc>
+              <w:tc>
+                <w:tcPr/>
+                <w:p>
+                  <w:pPr>
+                    <w:pStyle w:val="Compact"/>
+                    <w:jc w:val="center"/>
+                  </w:pPr>
+                  <w:r>
+                    <w:t xml:space="preserve">264</w:t>
+                  </w:r>
+                </w:p>
+              </w:tc>
+              <w:tc>
+                <w:tcPr/>
+                <w:p>
+                  <w:pPr>
+                    <w:pStyle w:val="Compact"/>
+                    <w:jc w:val="center"/>
+                  </w:pPr>
+                  <w:r>
+                    <w:t xml:space="preserve">13</w:t>
+                  </w:r>
+                </w:p>
+              </w:tc>
+              <w:tc>
+                <w:tcPr/>
+                <w:p>
+                  <w:pPr>
+                    <w:pStyle w:val="Compact"/>
+                    <w:jc w:val="center"/>
+                  </w:pPr>
+                  <w:r>
+                    <w:t xml:space="preserve">Marvel Rivals [37.2%], Overwatch 2 [12.2%], Call of Duty: WWII [6.3%], Team Fortress 2 [4.2%], PUBG: Battlegrounds [3.4%]</w:t>
                   </w:r>
                 </w:p>
               </w:tc>
@@ -1578,7 +1570,7 @@
                     <w:jc w:val="center"/>
                   </w:pPr>
                   <w:r>
-                    <w:t xml:space="preserve">17918</w:t>
+                    <w:t xml:space="preserve">17626</w:t>
                   </w:r>
                 </w:p>
               </w:tc>
@@ -1602,7 +1594,7 @@
                     <w:jc w:val="center"/>
                   </w:pPr>
                   <w:r>
-                    <w:t xml:space="preserve">212</w:t>
+                    <w:t xml:space="preserve">210</w:t>
                   </w:r>
                 </w:p>
               </w:tc>
@@ -1626,7 +1618,7 @@
                     <w:jc w:val="center"/>
                   </w:pPr>
                   <w:r>
-                    <w:t xml:space="preserve">The Elder Scrolls V: Skyrim - Special Edition [8.5%], Clair Obscur: Expedition 33 [6.8%], The Elder Scrolls IV: Oblivion Remastered [5.8%], Elden Ring [5.5%], Throne and Liberty [4.6%]</w:t>
+                    <w:t xml:space="preserve">The Elder Scrolls V: Skyrim - Special Edition [7.6%], Clair Obscur: Expedition 33 [6.9%], The Elder Scrolls IV: Oblivion Remastered [5.6%], Elden Ring [5.6%], Throne and Liberty [4.7%]</w:t>
                   </w:r>
                 </w:p>
               </w:tc>
@@ -1652,7 +1644,7 @@
                     <w:jc w:val="center"/>
                   </w:pPr>
                   <w:r>
-                    <w:t xml:space="preserve">12660</w:t>
+                    <w:t xml:space="preserve">12322</w:t>
                   </w:r>
                 </w:p>
               </w:tc>
@@ -1688,19 +1680,19 @@
                     <w:jc w:val="center"/>
                   </w:pPr>
                   <w:r>
-                    <w:t xml:space="preserve">9</w:t>
-                  </w:r>
-                </w:p>
-              </w:tc>
-              <w:tc>
-                <w:tcPr/>
-                <w:p>
-                  <w:pPr>
-                    <w:pStyle w:val="Compact"/>
-                    <w:jc w:val="center"/>
-                  </w:pPr>
-                  <w:r>
-                    <w:t xml:space="preserve">Dead by Daylight [29.5%], R.E.P.O. [17.2%], Dota 2 [11.2%], DeadLock [6.8%], Bloons TD 6 [6.7%]</w:t>
+                    <w:t xml:space="preserve">8</w:t>
+                  </w:r>
+                </w:p>
+              </w:tc>
+              <w:tc>
+                <w:tcPr/>
+                <w:p>
+                  <w:pPr>
+                    <w:pStyle w:val="Compact"/>
+                    <w:jc w:val="center"/>
+                  </w:pPr>
+                  <w:r>
+                    <w:t xml:space="preserve">Dead by Daylight [29%], R.E.P.O. [17.1%], Dota 2 [10.7%], DeadLock [7%], Bloons TD 6 [6.9%]</w:t>
                   </w:r>
                 </w:p>
               </w:tc>
@@ -1726,7 +1718,7 @@
                     <w:jc w:val="center"/>
                   </w:pPr>
                   <w:r>
-                    <w:t xml:space="preserve">12294</w:t>
+                    <w:t xml:space="preserve">11984</w:t>
                   </w:r>
                 </w:p>
               </w:tc>
@@ -1750,7 +1742,7 @@
                     <w:jc w:val="center"/>
                   </w:pPr>
                   <w:r>
-                    <w:t xml:space="preserve">203</w:t>
+                    <w:t xml:space="preserve">202</w:t>
                   </w:r>
                 </w:p>
               </w:tc>
@@ -1774,7 +1766,7 @@
                     <w:jc w:val="center"/>
                   </w:pPr>
                   <w:r>
-                    <w:t xml:space="preserve">RimWorld [18.8%], Schedule I [16.8%], Europa Universalis IV [6.5%], Hearts of Iron IV [6.4%], Factorio [4.5%]</w:t>
+                    <w:t xml:space="preserve">RimWorld [19.3%], Schedule I [16.5%], Europa Universalis IV [6.7%], Hearts of Iron IV [6.3%], Victoria 3 [4.2%]</w:t>
                   </w:r>
                 </w:p>
               </w:tc>
@@ -1800,7 +1792,7 @@
                     <w:jc w:val="center"/>
                   </w:pPr>
                   <w:r>
-                    <w:t xml:space="preserve">11650</w:t>
+                    <w:t xml:space="preserve">11592</w:t>
                   </w:r>
                 </w:p>
               </w:tc>
@@ -1848,7 +1840,7 @@
                     <w:jc w:val="center"/>
                   </w:pPr>
                   <w:r>
-                    <w:t xml:space="preserve">Counter-Strike 2 [42.5%], Helldivers 2 [17%], Apex Legends [12.9%], 5268BC7F… [9.7%], Tom Clancy’s Rainbow Six Siege X [7%]</w:t>
+                    <w:t xml:space="preserve">Counter-Strike 2 [42.6%], Helldivers 2 [16.7%], Apex Legends [13%], 5268BC7F… [9.8%], Tom Clancy’s Rainbow Six Siege X [6.9%]</w:t>
                   </w:r>
                 </w:p>
               </w:tc>
@@ -1874,55 +1866,55 @@
                     <w:jc w:val="center"/>
                   </w:pPr>
                   <w:r>
-                    <w:t xml:space="preserve">11577</w:t>
-                  </w:r>
-                </w:p>
-              </w:tc>
-              <w:tc>
-                <w:tcPr/>
-                <w:p>
-                  <w:pPr>
-                    <w:pStyle w:val="Compact"/>
-                    <w:jc w:val="center"/>
-                  </w:pPr>
-                  <w:r>
-                    <w:t xml:space="preserve">6</w:t>
-                  </w:r>
-                </w:p>
-              </w:tc>
-              <w:tc>
-                <w:tcPr/>
-                <w:p>
-                  <w:pPr>
-                    <w:pStyle w:val="Compact"/>
-                    <w:jc w:val="center"/>
-                  </w:pPr>
-                  <w:r>
-                    <w:t xml:space="preserve">137</w:t>
-                  </w:r>
-                </w:p>
-              </w:tc>
-              <w:tc>
-                <w:tcPr/>
-                <w:p>
-                  <w:pPr>
-                    <w:pStyle w:val="Compact"/>
-                    <w:jc w:val="center"/>
-                  </w:pPr>
-                  <w:r>
-                    <w:t xml:space="preserve">8</w:t>
-                  </w:r>
-                </w:p>
-              </w:tc>
-              <w:tc>
-                <w:tcPr/>
-                <w:p>
-                  <w:pPr>
-                    <w:pStyle w:val="Compact"/>
-                    <w:jc w:val="center"/>
-                  </w:pPr>
-                  <w:r>
-                    <w:t xml:space="preserve">Final Fantasy XIV Online [25.4%], Elden Ring: Nightreign [22.5%], Lightning Returns: Final Fantasy XIII [6.3%], Star Wars: The Old Republic [4.8%], 6007952B… [3.1%]</w:t>
+                    <w:t xml:space="preserve">10840</w:t>
+                  </w:r>
+                </w:p>
+              </w:tc>
+              <w:tc>
+                <w:tcPr/>
+                <w:p>
+                  <w:pPr>
+                    <w:pStyle w:val="Compact"/>
+                    <w:jc w:val="center"/>
+                  </w:pPr>
+                  <w:r>
+                    <w:t xml:space="preserve">5</w:t>
+                  </w:r>
+                </w:p>
+              </w:tc>
+              <w:tc>
+                <w:tcPr/>
+                <w:p>
+                  <w:pPr>
+                    <w:pStyle w:val="Compact"/>
+                    <w:jc w:val="center"/>
+                  </w:pPr>
+                  <w:r>
+                    <w:t xml:space="preserve">133</w:t>
+                  </w:r>
+                </w:p>
+              </w:tc>
+              <w:tc>
+                <w:tcPr/>
+                <w:p>
+                  <w:pPr>
+                    <w:pStyle w:val="Compact"/>
+                    <w:jc w:val="center"/>
+                  </w:pPr>
+                  <w:r>
+                    <w:t xml:space="preserve">7</w:t>
+                  </w:r>
+                </w:p>
+              </w:tc>
+              <w:tc>
+                <w:tcPr/>
+                <w:p>
+                  <w:pPr>
+                    <w:pStyle w:val="Compact"/>
+                    <w:jc w:val="center"/>
+                  </w:pPr>
+                  <w:r>
+                    <w:t xml:space="preserve">Elden Ring: Nightreign [24.1%], Final Fantasy XIV Online [22.7%], Lightning Returns: Final Fantasy XIII [6.7%], Star Wars: The Old Republic [5.1%], 6007952B… [3.3%]</w:t>
                   </w:r>
                 </w:p>
               </w:tc>
@@ -1948,7 +1940,7 @@
                     <w:jc w:val="center"/>
                   </w:pPr>
                   <w:r>
-                    <w:t xml:space="preserve">9414</w:t>
+                    <w:t xml:space="preserve">9113</w:t>
                   </w:r>
                 </w:p>
               </w:tc>
@@ -1972,7 +1964,7 @@
                     <w:jc w:val="center"/>
                   </w:pPr>
                   <w:r>
-                    <w:t xml:space="preserve">50</w:t>
+                    <w:t xml:space="preserve">49</w:t>
                   </w:r>
                 </w:p>
               </w:tc>
@@ -1996,7 +1988,7 @@
                     <w:jc w:val="center"/>
                   </w:pPr>
                   <w:r>
-                    <w:t xml:space="preserve">Warframe [24.1%], Destiny 2 [15.6%], Cyberpunk 2077 [9.9%], Red Dead Redemption 2 [8.3%], Rust [7.8%]</w:t>
+                    <w:t xml:space="preserve">Warframe [21.3%], Destiny 2 [16.1%], Cyberpunk 2077 [10.3%], Rust [8.8%], Red Dead Redemption 2 [8.5%]</w:t>
                   </w:r>
                 </w:p>
               </w:tc>
@@ -2022,7 +2014,7 @@
                     <w:jc w:val="center"/>
                   </w:pPr>
                   <w:r>
-                    <w:t xml:space="preserve">8127</w:t>
+                    <w:t xml:space="preserve">8070</w:t>
                   </w:r>
                 </w:p>
               </w:tc>
@@ -2058,19 +2050,19 @@
                     <w:jc w:val="center"/>
                   </w:pPr>
                   <w:r>
-                    <w:t xml:space="preserve">6</w:t>
-                  </w:r>
-                </w:p>
-              </w:tc>
-              <w:tc>
-                <w:tcPr/>
-                <w:p>
-                  <w:pPr>
-                    <w:pStyle w:val="Compact"/>
-                    <w:jc w:val="center"/>
-                  </w:pPr>
-                  <w:r>
-                    <w:t xml:space="preserve">7DAC9E96… [15.4%], Animal Crossing: New Horizons [10.7%], Garry’s Mod [9.1%], CAC402B8… [6.8%], House Flipper 2 [5%]</w:t>
+                    <w:t xml:space="preserve">5</w:t>
+                  </w:r>
+                </w:p>
+              </w:tc>
+              <w:tc>
+                <w:tcPr/>
+                <w:p>
+                  <w:pPr>
+                    <w:pStyle w:val="Compact"/>
+                    <w:jc w:val="center"/>
+                  </w:pPr>
+                  <w:r>
+                    <w:t xml:space="preserve">7DAC9E96… [15%], Animal Crossing: New Horizons [11.3%], Garry’s Mod [9.1%], CAC402B8… [6.6%], House Flipper 2 [5%]</w:t>
                   </w:r>
                 </w:p>
               </w:tc>
@@ -2096,31 +2088,31 @@
                     <w:jc w:val="center"/>
                   </w:pPr>
                   <w:r>
-                    <w:t xml:space="preserve">7134</w:t>
-                  </w:r>
-                </w:p>
-              </w:tc>
-              <w:tc>
-                <w:tcPr/>
-                <w:p>
-                  <w:pPr>
-                    <w:pStyle w:val="Compact"/>
-                    <w:jc w:val="center"/>
-                  </w:pPr>
-                  <w:r>
-                    <w:t xml:space="preserve">3</w:t>
-                  </w:r>
-                </w:p>
-              </w:tc>
-              <w:tc>
-                <w:tcPr/>
-                <w:p>
-                  <w:pPr>
-                    <w:pStyle w:val="Compact"/>
-                    <w:jc w:val="center"/>
-                  </w:pPr>
-                  <w:r>
-                    <w:t xml:space="preserve">52</w:t>
+                    <w:t xml:space="preserve">7224</w:t>
+                  </w:r>
+                </w:p>
+              </w:tc>
+              <w:tc>
+                <w:tcPr/>
+                <w:p>
+                  <w:pPr>
+                    <w:pStyle w:val="Compact"/>
+                    <w:jc w:val="center"/>
+                  </w:pPr>
+                  <w:r>
+                    <w:t xml:space="preserve">4</w:t>
+                  </w:r>
+                </w:p>
+              </w:tc>
+              <w:tc>
+                <w:tcPr/>
+                <w:p>
+                  <w:pPr>
+                    <w:pStyle w:val="Compact"/>
+                    <w:jc w:val="center"/>
+                  </w:pPr>
+                  <w:r>
+                    <w:t xml:space="preserve">51</w:t>
                   </w:r>
                 </w:p>
               </w:tc>
@@ -2144,7 +2136,7 @@
                     <w:jc w:val="center"/>
                   </w:pPr>
                   <w:r>
-                    <w:t xml:space="preserve">Path of Exile [28.5%], Monster Hunter Wilds [19.6%], Path of Exile 2 [12.1%], Last Epoch [5.5%], Torchlight: Infinite [5.2%]</w:t>
+                    <w:t xml:space="preserve">Path of Exile [30.9%], Monster Hunter Wilds [19.3%], Path of Exile 2 [12%], Torchlight: Infinite [5.2%], Lost Ark [4.3%]</w:t>
                   </w:r>
                 </w:p>
               </w:tc>
@@ -2170,7 +2162,7 @@
                     <w:jc w:val="center"/>
                   </w:pPr>
                   <w:r>
-                    <w:t xml:space="preserve">6179</w:t>
+                    <w:t xml:space="preserve">5728</w:t>
                   </w:r>
                 </w:p>
               </w:tc>
@@ -2194,7 +2186,7 @@
                     <w:jc w:val="center"/>
                   </w:pPr>
                   <w:r>
-                    <w:t xml:space="preserve">350</w:t>
+                    <w:t xml:space="preserve">346</w:t>
                   </w:r>
                 </w:p>
               </w:tc>
@@ -2218,7 +2210,7 @@
                     <w:jc w:val="center"/>
                   </w:pPr>
                   <w:r>
-                    <w:t xml:space="preserve">2089FA57… [8%], C3A5EDE3… [5.7%], F4FF1A75… [5.2%], BE4D7FFB… [4.5%], C1E17D99… [4.4%]</w:t>
+                    <w:t xml:space="preserve">2089FA57… [8.5%], C3A5EDE3… [6.2%], F4FF1A75… [5%], C1E17D99… [4.8%], 79207D00… [3.9%]</w:t>
                   </w:r>
                 </w:p>
               </w:tc>
@@ -2333,7 +2325,19 @@
         <w:t xml:space="preserve"> </w:t>
       </w:r>
       <w:r>
-        <w:t xml:space="preserve">at the biweekly timescale, and refit each at the daily timescale as an exploratory extension. We preregistered two of them: the model of total playtime (M1) tests H1, and the genre model with independently estimated genre coefficients (M2) tests H2. We added the other two after seeing the M2 results, to examine their robustness: M3 keeps M2’s predictors but pools the genre coefficients through a common prior, whereas M4 keeps total playtime as the single predictor, as in M1, and lets each wave’s genre composition modify its slope; both describe the size of the genre differences through the estimated spread of the genre effects, and M4 also yields H1 estimates. All four models use the</w:t>
+        <w:t xml:space="preserve">at the biweekly timescale, and refit each at the daily timescale as an exploratory extension. Sampling ran in CmdStan (version 2.39.0) through</w:t>
+      </w:r>
+      <w:r>
+        <w:t xml:space="preserve"> </w:t>
+      </w:r>
+      <w:r>
+        <w:rPr>
+          <w:rStyle w:val="VerbatimChar"/>
+        </w:rPr>
+        <w:t xml:space="preserve">cmdstanr</w:t>
+      </w:r>
+      <w:r>
+        <w:t xml:space="preserve">, with four chains per model and within-chain parallelisation, which affects only computation time. We preregistered two of them: the model of total playtime (M1) tests H1, and the genre model with independently estimated genre coefficients (M2) tests H2. We added the other two after seeing the M2 results, to examine their robustness: M3 keeps M2’s predictors but pools the genre coefficients through a common prior, whereas M4 keeps total playtime as the single predictor, as in M1, and lets each wave’s genre composition modify its slope; both describe the size of the genre differences through the estimated spread of the genre effects, and M4 also yields H1 estimates. All four models use the</w:t>
       </w:r>
       <w:r>
         <w:t xml:space="preserve"> </w:t>
@@ -2765,7 +2769,7 @@
         <w:pStyle w:val="FirstParagraph"/>
       </w:pPr>
       <w:r>
-        <w:t xml:space="preserve">M1 is the preregistered model for H1: is total playtime across Nintendo, Xbox, and Steam associated with wellbeing? We split each participant’s playtime into a between-person part, their mean across waves (including the 35 waves with an incomplete SWEMWBS, which do not enter the models), and a within-person part, each wave’s deviation from that mean, and regress SWEMWBS on both, so the model returns two coefficients:</w:t>
+        <w:t xml:space="preserve">M1 is the preregistered model for H1: is total playtime across Nintendo, Xbox, and Steam associated with wellbeing? We split each participant’s playtime into a between-person part, their mean across waves, and a within-person part, each wave’s deviation from that mean, and regress SWEMWBS on both, so the model returns two coefficients:</w:t>
       </w:r>
       <w:r>
         <w:t xml:space="preserve"> </w:t>
@@ -3051,7 +3055,7 @@
         <w:t xml:space="preserve">(Ballou, Földes, Vuorre, et al., 2025)</w:t>
       </w:r>
       <w:r>
-        <w:t xml:space="preserve">, which serves as the outcome. The exposure is console and PC playtime from 4:00 a.m. local time of the response’s waking day up to the survey completion timestamp, which we computed from the same session-level telemetry. Of the 14,384 diary responses from 888 participants in the analytic sample, we analysed the 13,071 responses (90.9%), from 726 participants, for which telemetry and an analysable same-day window were available. We again split playtime into a within-person and a between-person part, but measure the two parts over different windows. The within-person part is the difference between the day’s same-day playtime and the participant’s own average same-day playtime. The between-person part is the participant’s habitual playtime over a full day, so that differences between participants remain expressed in the same daily-hour units as in the biweekly analysis. We construct the SESOI for the slider in the same way as the preregistered one, as a minimally important difference divided by the roughly five hours of daily leisure realistically available</w:t>
+        <w:t xml:space="preserve">, which serves as the outcome. The exposure is console and PC playtime from 4:00 a.m. local time of the response’s waking day up to the survey completion timestamp, which we computed from the same session-level telemetry. Of the 14,814 diary responses from 956 participants in the analytic sample, we analysed the 13,338 responses (90%), from 749 participants, for which telemetry and an analysable same-day window were available. We again split playtime into a within-person and a between-person part, but measure the two parts over different windows. The within-person part is the difference between the day’s same-day playtime and the participant’s own average same-day playtime. The between-person part is the participant’s habitual playtime over a full day, so that differences between participants remain expressed in the same daily-hour units as in the biweekly analysis. We construct the SESOI for the slider in the same way as the preregistered one, as a minimally important difference divided by the roughly five hours of daily leisure realistically available</w:t>
       </w:r>
       <w:r>
         <w:t xml:space="preserve"> </w:t>
@@ -3060,7 +3064,7 @@
         <w:t xml:space="preserve">(Sturm &amp; Cohen, 2019)</w:t>
       </w:r>
       <w:r>
-        <w:t xml:space="preserve">. No anchor-based minimally important difference exists for a single-item life-satisfaction slider, so we set it at 5 slider points, a deliberately conservative choice. It lies below two available benchmarks, half the within-person SD of the slider (6 points) and the preregistered minimally important difference expressed as a share of its scale range (7.5% of 0–100, or 7.5 points), and a smaller minimally important difference makes practical equivalence harder to claim rather than easier. Dividing by five hours gives 1 slider point per hour of daily play. We refit the model specifications (M1–M4) at the daily level and label them M1-D to M4-D. They use the same</w:t>
+        <w:t xml:space="preserve">. No anchor-based minimally important difference exists for a single-item life-satisfaction slider, so we set it at 5 slider points, a deliberately conservative choice. It lies below two available benchmarks, half the within-person SD of the slider (6.1 points) and the preregistered minimally important difference expressed as a share of its scale range (7.5% of 0–100, or 7.5 points), and a smaller minimally important difference makes practical equivalence harder to claim rather than easier. Dividing by five hours gives 1 slider point per hour of daily play. We refit the model specifications (M1–M4) at the daily level and label them M1-D to M4-D. They use the same</w:t>
       </w:r>
       <w:r>
         <w:t xml:space="preserve"> </w:t>
@@ -3109,7 +3113,7 @@
         <w:pStyle w:val="FirstParagraph"/>
       </w:pPr>
       <w:r>
-        <w:t xml:space="preserve">Missingness in the outcome takes two forms. Item-level missingness is rare and all-or-nothing, with 35 submitted surveys missing all seven SWEMWBS items. Wave nonresponse is the dominant form of missingness, survey completion declined from 100% at wave 1 to 45% at wave 6, leaving 3,355 of the 9,648 person-waves (34.8%) without an observed SWEMWBS. The dataset paper documents retention over the study period and missingness by data source</w:t>
+        <w:t xml:space="preserve">All missingness in the outcome is wave nonresponse, because every completed survey contains all seven SWEMWBS items. Survey completion declined from 100% at wave 1 to 47% at wave 6, leaving 3,490 of the 10,008 person-waves (34.9%) without an observed SWEMWBS. The dataset paper documents retention over the study period and missingness by data source</w:t>
       </w:r>
       <w:r>
         <w:t xml:space="preserve"> </w:t>
@@ -3223,18 +3227,19 @@
       <w:r>
         <w:t xml:space="preserve"> </w:t>
       </w:r>
-      <w:r>
-        <w:rPr>
-          <w:b/>
-          <w:bCs/>
-        </w:rPr>
-        <w:t xml:space="preserve">?@tbl-frequentist-Registered</w:t>
-      </w:r>
-      <w:r>
-        <w:t xml:space="preserve"> </w:t>
-      </w:r>
-      <w:r>
-        <w:t xml:space="preserve">Reports the preregistered complete-case tests. We did not impute playtime because tracking was continuous and automatic even for participants with missing survey waves, so within linked platforms an absence of play is recorded absence rather than missing data, and exposures exist for every person-wave.</w:t>
+      <w:hyperlink w:anchor="tbl-frequentist-registered">
+        <w:r>
+          <w:rPr>
+            <w:rStyle w:val="Hyperlink"/>
+          </w:rPr>
+          <w:t xml:space="preserve">Table 5</w:t>
+        </w:r>
+      </w:hyperlink>
+      <w:r>
+        <w:t xml:space="preserve"> </w:t>
+      </w:r>
+      <w:r>
+        <w:t xml:space="preserve">reports the preregistered complete-case tests. We did not impute playtime because tracking was continuous and automatic even for participants with missing survey waves, so within linked platforms an absence of play is recorded absence rather than missing data, and exposures exist for every person-wave.</w:t>
       </w:r>
     </w:p>
     <w:bookmarkEnd w:id="33"/>
@@ -3253,7 +3258,7 @@
         <w:pStyle w:val="FirstParagraph"/>
       </w:pPr>
       <w:r>
-        <w:t xml:space="preserve">The analytic sample comprised 1,608 participants with a valid SWEMWBS response in at least one biweekly wave, yielding 6,293 person-wave observations (M = 3.9 of 6 waves per participant; see Missing Data). We measured playtime from linked Nintendo, Xbox, and Steam telemetry; participants played an average of 1.78 hours per day (SD = 2.02) across the three platforms.</w:t>
+        <w:t xml:space="preserve">The analytic sample comprised 1,668 participants with a valid SWEMWBS response in at least one biweekly wave, yielding 6,518 person-wave observations (M = 3.9 of 6 waves per participant; see Missing Data). We measured playtime from linked Nintendo, Xbox, and Steam telemetry; participants played an average of 1.75 hours per day (SD = 2) across the three platforms.</w:t>
       </w:r>
     </w:p>
     <w:p>
@@ -3299,7 +3304,7 @@
         <w:t xml:space="preserve"> </w:t>
       </w:r>
       <w:r>
-        <w:t xml:space="preserve">= 0.483, 95% confidence interval [0.461, 0.505],</w:t>
+        <w:t xml:space="preserve">= 0.481, 95% confidence interval [0.459, 0.502],</w:t>
       </w:r>
       <w:r>
         <w:t xml:space="preserve"> </w:t>
@@ -3323,7 +3328,7 @@
         <w:pStyle w:val="BodyText"/>
       </w:pPr>
       <w:r>
-        <w:t xml:space="preserve">Second, session integrity largely held. Xbox contained 0 overlapping sessions, and no Steam session’s recorded playtime exceeded its elapsed wall-clock duration (0 violations). Nintendo retained a small number of overlapping sessions: 675 of 288,082 sessions (0.23%), with a median overlap of 9.8 minutes and accounting for 0.09% of total Nintendo playtime.</w:t>
+        <w:t xml:space="preserve">Second, session integrity largely held. Xbox contained 0 overlapping sessions, and no Steam session’s recorded playtime exceeded its elapsed wall-clock duration (0 violations). Nintendo retained a small number of overlapping sessions: 717 of 322,662 sessions (0.22%), with a median overlap of 9.8 minutes and accounting for 0.09% of total Nintendo playtime.</w:t>
       </w:r>
     </w:p>
     <w:p>
@@ -3339,7 +3344,7 @@
         <w:pStyle w:val="BodyText"/>
       </w:pPr>
       <w:r>
-        <w:t xml:space="preserve">Third, men played more shooter games than women (M = 0.538 vs. 0.337 hrs/day,</w:t>
+        <w:t xml:space="preserve">Third, men played more shooter games than women (M = 0.511 vs. 0.327 hrs/day,</w:t>
       </w:r>
       <w:r>
         <w:t xml:space="preserve"> </w:t>
@@ -3352,7 +3357,7 @@
         <w:t xml:space="preserve">t</w:t>
       </w:r>
       <w:r>
-        <w:t xml:space="preserve">(997.6) = 4.37,</w:t>
+        <w:t xml:space="preserve">(1011.5) = 4.2,</w:t>
       </w:r>
       <w:r>
         <w:t xml:space="preserve"> </w:t>
@@ -3384,7 +3389,7 @@
         <w:t xml:space="preserve"> </w:t>
       </w:r>
       <w:r>
-        <w:t xml:space="preserve">= 0.23), meeting the preregistered criterion of a significant difference in the expected direction and consistent with population studies of gendered genre preferences</w:t>
+        <w:t xml:space="preserve">= 0.22), meeting the preregistered criterion of a significant difference in the expected direction and consistent with population studies of gendered genre preferences</w:t>
       </w:r>
       <w:r>
         <w:t xml:space="preserve"> </w:t>
@@ -3456,7 +3461,7 @@
         <w:pStyle w:val="FirstParagraph"/>
       </w:pPr>
       <w:r>
-        <w:t xml:space="preserve">Within persons (H1a), the posterior mean was 0.003 SWEMWBS item-mean points per hour/day (95% CI: [-0.008, 0.014]), with &gt;99.9% of the posterior draws inside the ROPE. In waves in which a participant played more than their own average, wellbeing did not differ by a practically meaningful amount.</w:t>
+        <w:t xml:space="preserve">Within persons (H1a), the posterior mean was 0.004 SWEMWBS item-mean points per hour/day (95% CI: [-0.007, 0.015]), with &gt;99.9% of the posterior draws inside the ROPE. In waves in which a participant played more than their own average, wellbeing did not differ by a practically meaningful amount.</w:t>
       </w:r>
     </w:p>
     <w:p>
@@ -3464,7 +3469,7 @@
         <w:pStyle w:val="BodyText"/>
       </w:pPr>
       <w:r>
-        <w:t xml:space="preserve">Between persons (H1b), the posterior mean was -0.016 (95% CI: [-0.034, 0.002]), with &gt;99.9% of the posterior draws inside the ROPE. The estimate leaned negative, with a credible interval that reached zero, but its magnitude was far below the SESOI: a 2 hour/day difference in habitual playtime corresponded to -0.032 points on the 1–5 scale, about 0.8% of the 4-point range.</w:t>
+        <w:t xml:space="preserve">Between persons (H1b), the posterior mean was -0.015 (95% CI: [-0.034, 0.003]), with &gt;99.9% of the posterior draws inside the ROPE. The estimate leaned negative, with a credible interval that reached zero, but its magnitude was far below the SESOI: a 2 hour/day difference in habitual playtime corresponded to -0.031 points on the 1–5 scale, about 0.8% of the 4-point range.</w:t>
       </w:r>
     </w:p>
     <w:p>
@@ -3472,7 +3477,7 @@
         <w:pStyle w:val="BodyText"/>
       </w:pPr>
       <w:r>
-        <w:t xml:space="preserve">Both components of H1 were supported under the ROPE rule (Deviation D3) and under the preregistered 90% CI grid (Appendix D), which classified the within-person coefficient as showing no practically significant association and the between-person coefficient as a negative association that is not practically significant.</w:t>
+        <w:t xml:space="preserve">Both components of H1 were supported under the ROPE rule (Deviation D3) and under the preregistered 90% CI grid (Appendix D), which classified each coefficient as showing no practically significant association.</w:t>
       </w:r>
     </w:p>
     <w:p>
@@ -3480,7 +3485,7 @@
         <w:pStyle w:val="BodyText"/>
       </w:pPr>
       <w:r>
-        <w:t xml:space="preserve">M1’s random slope estimates how much the within-person association varies between participants. The SD of the person-specific associations was 0.039 (95% CI: [0.008, 0.065]), and 6.5% of its posterior lay above the SESOI. Under the model’s normal random-slope assumption, this spread combined with the average association implied that the within-person association exceeded the SESOI, in either direction, for about 14.5% of participants. The Discussion returns to this minority.</w:t>
+        <w:t xml:space="preserve">M1’s random slope estimates how much the within-person association varies between participants. The SD of the person-specific associations was 0.029 (95% CI: [0.003, 0.058]), and 1.8% of its posterior lay above the SESOI. Under the model’s normal random-slope assumption, this spread combined with the average association implied that the within-person association exceeded the SESOI, in either direction, for about 8.1% of participants. The Discussion returns to this minority.</w:t>
       </w:r>
     </w:p>
     <w:bookmarkEnd w:id="36"/>
@@ -3510,7 +3515,7 @@
         <w:t xml:space="preserve"> </w:t>
       </w:r>
       <w:r>
-        <w:t xml:space="preserve">= 0.006 (95% CI: [-0.027, 0.042]), with 99.4% of the posterior draws inside the ROPE; between persons, β</w:t>
+        <w:t xml:space="preserve">= 0.008 (95% CI: [-0.019, 0.041]), with 99.6% of the posterior draws inside the ROPE; between persons, β</w:t>
       </w:r>
       <w:r>
         <w:rPr>
@@ -3522,7 +3527,7 @@
         <w:t xml:space="preserve"> </w:t>
       </w:r>
       <w:r>
-        <w:t xml:space="preserve">= -0.013 (95% CI: [-0.036, 0.011]), with &gt;99.9% of the draws inside (</w:t>
+        <w:t xml:space="preserve">= -0.013 (95% CI: [-0.035, 0.012]), with &gt;99.9% of the draws inside (</w:t>
       </w:r>
       <w:hyperlink w:anchor="fig-h1-all-models">
         <w:r>
@@ -3698,7 +3703,7 @@
         <w:pStyle w:val="FirstParagraph"/>
       </w:pPr>
       <w:r>
-        <w:t xml:space="preserve">The preregistered inference for H2 is a joint Wald test of whether the 14 genre coefficients are equal. We fitted a frequentist version of M2 by maximum likelihood, with the same fixed effects and random intercept, and tested the equality of its coefficients. The null hypothesis sets the 13 differences between the first genre’s coefficient and each of the others to zero, which holds only if all 14 coefficients are equal; rejecting it means that at least one difference is non-zero, and hence that at least two genres differ. Within persons, the test rejected equality (χ²(13) = 25.1,</w:t>
+        <w:t xml:space="preserve">The preregistered inference for H2 is a joint Wald test of whether the 14 genre coefficients are equal. We fitted a frequentist version of M2 by maximum likelihood, with the same fixed effects and random intercept, and tested the equality of its coefficients. The null hypothesis sets the 13 differences between the first genre’s coefficient and each of the others to zero, which holds only if all 14 coefficients are equal; rejecting it means that at least one difference is non-zero, and hence that at least two genres differ. Within persons, the test rejected equality (χ²(13) = 24.8,</w:t>
       </w:r>
       <w:r>
         <w:t xml:space="preserve"> </w:t>
@@ -3714,7 +3719,7 @@
         <w:t xml:space="preserve"> </w:t>
       </w:r>
       <w:r>
-        <w:t xml:space="preserve">= 0.023): at least two genres differed in how a change in their playtime related to a change in wellbeing. Between persons, the test did not reject equality (χ²(13) = 13.7,</w:t>
+        <w:t xml:space="preserve">= 0.025): at least two genres differed in how a change in their playtime related to a change in wellbeing. Between persons, the test did not reject equality (χ²(13) = 14.9,</w:t>
       </w:r>
       <w:r>
         <w:t xml:space="preserve"> </w:t>
@@ -3730,7 +3735,7 @@
         <w:t xml:space="preserve"> </w:t>
       </w:r>
       <w:r>
-        <w:t xml:space="preserve">= 0.398). Under the preregistered criteria, H2a was supported and H2b was not. Appendix D reports these tests together with the preregistered H1 equivalence tests, under two preregistered specifications and on the earlier sample that Deviation D7 corrects (</w:t>
+        <w:t xml:space="preserve">= 0.315). Under the preregistered criteria, H2a was supported and H2b was not. Appendix D reports these tests together with the preregistered H1 equivalence tests, also under two preregistered specifications (</w:t>
       </w:r>
       <w:hyperlink w:anchor="tbl-frequentist-registered">
         <w:r>
@@ -3754,7 +3759,7 @@
         <w:t xml:space="preserve"> </w:t>
       </w:r>
       <w:r>
-        <w:t xml:space="preserve">= 0.188).</w:t>
+        <w:t xml:space="preserve">= 0.216).</w:t>
       </w:r>
     </w:p>
     <w:p>
@@ -3762,7 +3767,7 @@
         <w:pStyle w:val="BodyText"/>
       </w:pPr>
       <w:r>
-        <w:t xml:space="preserve">The joint Wald test shows whether the coefficients differ, but not which ones differ or by how much. To describe the size of the differences from the same model, we computed the SD of the 14 genre coefficients at each posterior draw of the Bayesian fit of M2, and from it the descriptors defined in the Methods; none of them was preregistered, and none was converted into a verdict. Within persons, the SD averaged 0.032 (95% CI: [0.02, 0.048];</w:t>
+        <w:t xml:space="preserve">The joint Wald test shows whether the coefficients differ, but not which ones differ or by how much. To describe the size of the differences from the same model, we computed the SD of the 14 genre coefficients at each posterior draw of the Bayesian fit of M2, and from it the descriptors defined in the Methods; none of them was preregistered, and none was converted into a verdict. Within persons, the SD averaged 0.032 (95% CI: [0.02, 0.047];</w:t>
       </w:r>
       <w:r>
         <w:t xml:space="preserve"> </w:t>
@@ -3776,7 +3781,7 @@
         </w:r>
       </w:hyperlink>
       <w:r>
-        <w:t xml:space="preserve">, top row). It implied that 7.2% of genres (95% CI [0.3%, 20.8%]) lay more than 0.06 from the average genre effect, an expected 1.0 of the 14, and that 18.8% of genre pairs (95% CI [3.3%, 37.4%]) differed by more than 0.06. Between persons, the SD averaged 0.078 (95% CI: [0.044, 0.127]), which implied that 42.1% of genres (95% CI [17.7%, 63.8%]) lay more than 0.06 from the average genre effect, an expected 5.9 of the 14, and that 56.5% of genre pairs (95% CI [34%, 73.9%]) differed by more than 0.06. Because M2 estimates the 14 coefficients independently, each carries its own estimation noise, which is large for rarely played genres, and the SD of the 14 estimates, and the shares derived from it, can therefore overstate how much the genres truly differ.</w:t>
+        <w:t xml:space="preserve">, top row). It implied that 7% of genres (95% CI [0.3%, 20.3%]) lay more than 0.06 from the average genre effect, an expected 0.98 of the 14, and that 18.5% of genre pairs (95% CI [3.7%, 36.8%]) differed by more than 0.06. Between persons, the SD averaged 0.082 (95% CI: [0.048, 0.129]), which implied that 44.3% of genres (95% CI [21%, 64.1%]) lay more than 0.06 from the average genre effect, an expected 6.2 of the 14, and that 58.4% of genre pairs (95% CI [37.5%, 74.1%]) differed by more than 0.06. Because M2 estimates the 14 coefficients independently, each carries its own estimation noise, which is large for rarely played genres, and the SD of the 14 estimates, and the shares derived from it, can therefore overstate how much the genres truly differ.</w:t>
       </w:r>
     </w:p>
     <w:p>
@@ -3825,7 +3830,7 @@
         <w:t xml:space="preserve"> </w:t>
       </w:r>
       <w:r>
-        <w:t xml:space="preserve">= 0.016 (95% CI: [0.005, 0.032];</w:t>
+        <w:t xml:space="preserve">= 0.016 (95% CI: [0.005, 0.031];</w:t>
       </w:r>
       <w:r>
         <w:t xml:space="preserve"> </w:t>
@@ -3839,7 +3844,7 @@
         </w:r>
       </w:hyperlink>
       <w:r>
-        <w:t xml:space="preserve">, middle row). This spread implied that 0.6% of genres (95% CI [0%, 5.8%]) lay more than 0.06 from the common genre effect, an expected 0.08 of the 14, and that 2.7% of genre pairs (95% CI [0%, 17.9%]) differed by more than 0.06. Between persons (H2b), τ</w:t>
+        <w:t xml:space="preserve">, middle row). This spread implied that 0.6% of genres (95% CI [0%, 5.4%]) lay more than 0.06 from the common genre effect, an expected 0.08 of the 14, and that 2.6% of genre pairs (95% CI [0%, 17.3%]) differed by more than 0.06. Between persons (H2b), τ</w:t>
       </w:r>
       <w:r>
         <w:rPr>
@@ -3851,7 +3856,7 @@
         <w:t xml:space="preserve"> </w:t>
       </w:r>
       <w:r>
-        <w:t xml:space="preserve">= 0.017 (95% CI: [0.001, 0.05]), which implied that 2.5% of genres (95% CI [0%, 22.6%]) lay more than 0.06 from the common genre effect, an expected 0.35 of the 14, and that 6.2% of genre pairs (95% CI [0%, 39.2%]) differed by more than 0.06. The prior on τ places 0.9% of its mass below the reference value of 0.031, against 97.1% of the posterior for τ</w:t>
+        <w:t xml:space="preserve">= 0.019 (95% CI: [0.001, 0.054]), which implied that 3.4% of genres (95% CI [0%, 27%]) lay more than 0.06 from the common genre effect, an expected 0.48 of the 14, and that 7.9% of genre pairs (95% CI [0%, 43.6%]) differed by more than 0.06. The prior on τ places 0.9% of its mass below the reference value of 0.031, against 97.2% of the posterior for τ</w:t>
       </w:r>
       <w:r>
         <w:rPr>
@@ -3884,7 +3889,7 @@
         <w:t xml:space="preserve"> </w:t>
       </w:r>
       <w:r>
-        <w:t xml:space="preserve">= 0.002 within persons (95% CI: [-0.009, 0.015]) and γ</w:t>
+        <w:t xml:space="preserve">= 0.003 within persons (95% CI: [-0.008, 0.015]) and γ</w:t>
       </w:r>
       <w:r>
         <w:rPr>
@@ -3896,7 +3901,7 @@
         <w:t xml:space="preserve"> </w:t>
       </w:r>
       <w:r>
-        <w:t xml:space="preserve">= -0.007 between persons (95% CI: [-0.022, 0.010]); the means of the 14 independently estimated M2 coefficients were 0.007 (95% CI: [-0.003, 0.017]) and -0.010 (95% CI: [-0.037, 0.017]), respectively.</w:t>
+        <w:t xml:space="preserve">= -0.008 between persons (95% CI: [-0.026, 0.011]); the means of the 14 independently estimated M2 coefficients were 0.007 (95% CI: [-0.003, 0.018]) and -0.013 (95% CI: [-0.039, 0.014]), respectively.</w:t>
       </w:r>
     </w:p>
     <w:p>
@@ -3940,7 +3945,7 @@
         <w:t xml:space="preserve"> </w:t>
       </w:r>
       <w:r>
-        <w:t xml:space="preserve">= 0.045 (95% CI: [0.006, 0.101];</w:t>
+        <w:t xml:space="preserve">= 0.038 (95% CI: [0.004, 0.091];</w:t>
       </w:r>
       <w:r>
         <w:t xml:space="preserve"> </w:t>
@@ -3954,7 +3959,7 @@
         </w:r>
       </w:hyperlink>
       <w:r>
-        <w:t xml:space="preserve">, bottom row). This spread implied that 18.4% of genres (95% CI [0%, 55.3%]) deviated from the overall playtime slope by more than 0.06, an expected 2.6 of the 14, and that 30.4% of genre pairs (95% CI [0%, 67.5%]) differed by more than 0.06; spreads up to the upper credible bound of 0.101 points per hour/day remained plausible. Between persons (H2b),</w:t>
+        <w:t xml:space="preserve">, bottom row). This spread implied that 14.1% of genres (95% CI [0%, 50.9%]) deviated from the overall playtime slope by more than 0.06, an expected 2.0 of the 14, and that 24.8% of genre pairs (95% CI [0%, 64%]) differed by more than 0.06; spreads up to the upper credible bound of 0.091 points per hour/day remained plausible. Between persons (H2b),</w:t>
       </w:r>
       <w:r>
         <w:t xml:space="preserve"> </w:t>
@@ -3990,7 +3995,7 @@
         <w:t xml:space="preserve"> </w:t>
       </w:r>
       <w:r>
-        <w:t xml:space="preserve">= 0.017 (95% CI: [0.001, 0.045]), which implied that 2% of genres (95% CI [0%, 18.3%]) deviated from the overall playtime slope by more than 0.06, an expected 0.28 of the 14, and that 5.6% of genre pairs (95% CI [0%, 34.7%]) differed by more than 0.06.</w:t>
+        <w:t xml:space="preserve">= 0.019 (95% CI: [0.002, 0.047]), which implied that 2.5% of genres (95% CI [0%, 20.3%]) deviated from the overall playtime slope by more than 0.06, an expected 0.35 of the 14, and that 6.9% of genre pairs (95% CI [0%, 36.8%]) differed by more than 0.06.</w:t>
       </w:r>
     </w:p>
     <w:tbl>
@@ -4159,7 +4164,7 @@
         </w:r>
       </w:hyperlink>
       <w:r>
-        <w:t xml:space="preserve">, orange squares): 14 of the 14 within-person credible intervals fell entirely inside the ROPE, as did 12 of the 14 wider between-person intervals.</w:t>
+        <w:t xml:space="preserve">, orange squares): 14 of the 14 within-person credible intervals fell entirely inside the ROPE, as did 10 of the 14 wider between-person intervals.</w:t>
       </w:r>
     </w:p>
     <w:p>
@@ -4178,7 +4183,7 @@
         </w:r>
       </w:hyperlink>
       <w:r>
-        <w:t xml:space="preserve">, purple diamonds). With the overall fixed effect added back, its within-person estimates spanned -0.024 to 0.048 and its between-person estimates -0.032 to -0.005.</w:t>
+        <w:t xml:space="preserve">, purple diamonds). With the overall fixed effect added back, its within-person estimates spanned -0.021 to 0.038 and its between-person estimates -0.034 to -0.003.</w:t>
       </w:r>
     </w:p>
     <w:tbl>
@@ -4290,7 +4295,7 @@
         <w:t xml:space="preserve">(Vuorre, Kay, et al., 2024)</w:t>
       </w:r>
       <w:r>
-        <w:t xml:space="preserve">. Within persons, that share was 8.1% under M2 (95% CI: [0.3%, 22.9%]), 0.8% under M3 (95% CI: [0%, 7.3%]), and 20.5% under M4 (95% CI: [0%, 57.7%]); between persons, it was 43.1% under M2 (95% CI: [19.1%, 64.8%]), 3% under M3 (95% CI: [0%, 25.1%]), and 3.3% under M4 (95% CI: [0%, 24.3%]). Within persons, the share was smallest under M3; the M2 shares were inflated by the wide intervals of rarely played genres, and the M4 shares reflected uncertainty in both the spread and the overall playtime slope.</w:t>
+        <w:t xml:space="preserve">. Within persons, that share was 7.9% under M2 (95% CI: [0.4%, 22.5%]), 0.7% under M3 (95% CI: [0%, 7%]), and 16.3% under M4 (95% CI: [0%, 54%]); between persons, it was 45.4% under M2 (95% CI: [22.2%, 65%]), 4.2% under M3 (95% CI: [0%, 30.7%]), and 4.1% under M4 (95% CI: [0%, 26.1%]). Within persons, the share was smallest under M3; the M2 shares were inflated by the wide intervals of rarely played genres, and the M4 shares reflected uncertainty in both the spread and the overall playtime slope.</w:t>
       </w:r>
     </w:p>
     <w:p>
@@ -4298,7 +4303,7 @@
         <w:pStyle w:val="BodyText"/>
       </w:pPr>
       <w:r>
-        <w:t xml:space="preserve">In sum, the preregistered tests answered H2: the within-person genre coefficients were not all equal, so H2a was supported (although not under the preregistered primary-genre attribution; Appendix D), and the between-person test did not detect differences, so H2b was not. The spreads described how large the within-person differences were. Under M3, an expected 0.08 of the 14 genres lay more than 0.06 from the common genre effect and 2.7% of genre pairs differed by more than 0.06; the corresponding figures were 1.0 genres and 18.8% of pairs under M2, whose SD includes estimation noise, and 2.6 genres and 30.4% of pairs under M4, whose spread was less precisely estimated. As set out in the Methods, we do not convert these quantities into a verdict on the practical size of the genre differences. Between persons, M2’s SD was inflated by the noise in the wide between-person intervals: its upper credible bound was more than twice that of M3’s τ</w:t>
+        <w:t xml:space="preserve">In sum, the preregistered tests answered H2: the within-person genre coefficients were not all equal, so H2a was supported (although not under the preregistered primary-genre attribution; Appendix D), and the between-person test did not detect differences, so H2b was not. The spreads described how large the within-person differences were. Under M3, an expected 0.08 of the 14 genres lay more than 0.06 from the common genre effect and 2.6% of genre pairs differed by more than 0.06; the corresponding figures were 0.98 genres and 18.5% of pairs under M2, whose SD includes estimation noise, and 2.0 genres and 24.8% of pairs under M4, whose spread was less precisely estimated. As set out in the Methods, we do not convert these quantities into a verdict on the practical size of the genre differences. Between persons, M2’s SD was inflated by the noise in the wide between-person intervals: its upper credible bound was more than twice that of M3’s τ</w:t>
       </w:r>
       <w:r>
         <w:rPr>
@@ -4337,7 +4342,7 @@
         <w:pStyle w:val="FirstParagraph"/>
       </w:pPr>
       <w:r>
-        <w:t xml:space="preserve">The daily-level analyses (M1-D to M4-D) were not preregistered, and every estimate in this section is exploratory. Participants in the analysed daily sample contributed a median of 21 diary days, with participation declining from 888 responses on day 1 to 384 on day 30; windows closed at the survey completion timestamp (median length 13.7 hours), so 60.6% of person-days recorded no console or PC play.</w:t>
+        <w:t xml:space="preserve">The daily-level analyses (M1-D to M4-D) were not preregistered, and every estimate in this section is exploratory. Participants in the analysed daily sample contributed a median of 21 diary days, with participation declining from 956 responses on day 1 to 398 on day 30; windows closed at the survey completion timestamp (median length 13.7 hours), so 60.7% of person-days recorded no console or PC play.</w:t>
       </w:r>
     </w:p>
     <w:p>
@@ -4356,7 +4361,7 @@
         <w:t xml:space="preserve"> </w:t>
       </w:r>
       <w:r>
-        <w:t xml:space="preserve">displays the posteriors against the ROPE. At the daily level, the within-person association between same-day playtime and life satisfaction was positive, at β = 0.18 points per additional hour in the standalone total-playtime model (M1-D; 95% CI [0.01, 0.35]), with the lower credible bound at zero and &gt;99.9% of the posterior draws inside the ROPE; the multi-membership model’s fixed effect was similar (M4-D: β = 0.14, 95% CI [-0.27, 0.49]). The interval widened past zero under two of the three robustness refits (Appendix D). Person-to-person variation in this slope was practically negligible: the random-slope SD was 0.73 (95% CI [0.4, 1.02]), with 96.5% of the posterior below the SESOI. Between persons, with habitual play measured in full-day hours, participants who played more than others reported slightly lower daily life satisfaction: M1-D gave β = -0.38 points per habitual daily hour (95% CI [-1.11, 0.34]), a negative lean whose posterior sat 95.3% inside the ROPE; M4-D gave β = -0.41 (95% CI [-1.17, 0.34]); and the all-responses refit, which scores unobserved play as zero, gave β = -0.37 (95% CI [-1.11, 0.3]) (</w:t>
+        <w:t xml:space="preserve">displays the posteriors against the ROPE. At the daily level, the within-person association between same-day playtime and life satisfaction was positive, at β = 0.17 points per additional hour in the standalone total-playtime model (M1-D; 95% CI [0, 0.34]), with the lower credible bound at zero and &gt;99.9% of the posterior draws inside the ROPE; the multi-membership model’s fixed effect was similar (M4-D: β = 0.13, 95% CI [-0.31, 0.51]). The interval widened past zero under two of the three robustness refits (Appendix D). Person-to-person variation in this slope was practically negligible: the random-slope SD was 0.7 (95% CI [0.28, 1.01]), with 97.2% of the posterior below the SESOI. Between persons, with habitual play measured in full-day hours, participants who played more than others reported slightly lower daily life satisfaction: M1-D gave β = -0.4 points per habitual daily hour (95% CI [-1.15, 0.29]), a negative lean whose posterior sat 94.7% inside the ROPE; M4-D gave β = -0.4 (95% CI [-1.11, 0.3]); and the all-responses refit, which scores unobserved play as zero, gave β = -0.36 (95% CI [-1.02, 0.28]) (</w:t>
       </w:r>
       <w:hyperlink w:anchor="tbl-daily-summary">
         <w:r>
@@ -4399,7 +4404,7 @@
         <w:t xml:space="preserve"> </w:t>
       </w:r>
       <w:r>
-        <w:t xml:space="preserve">= 0.44 (95% CI [0.02, 1.21]; an expected 1.00 genres and 14.1% of pairs), and the per-draw SD of M2-D’s 14 independently estimated coefficients, inflated by estimation error as at the biweekly level, was 0.63 (95% CI [0.41, 0.87]; an expected 1.6 genres and 25.8% of pairs). Between persons, τ</w:t>
+        <w:t xml:space="preserve">= 0.49 (95% CI [0.03, 1.3]; an expected 1.2 genres and 16.6% of pairs), and the per-draw SD of M2-D’s 14 independently estimated coefficients, inflated by estimation error as at the biweekly level, was 0.63 (95% CI [0.41, 0.87]; an expected 1.6 genres and 25.6% of pairs). Between persons, τ</w:t>
       </w:r>
       <w:r>
         <w:rPr>
@@ -4411,7 +4416,7 @@
         <w:t xml:space="preserve"> </w:t>
       </w:r>
       <w:r>
-        <w:t xml:space="preserve">= 0.9 (95% CI [0.06, 2.15]; an expected 3.5 genres and 36.6% of pairs), σ</w:t>
+        <w:t xml:space="preserve">= 0.9 (95% CI [0.06, 2.13]; an expected 3.5 genres and 36.6% of pairs), σ</w:t>
       </w:r>
       <w:r>
         <w:rPr>
@@ -4423,7 +4428,7 @@
         <w:t xml:space="preserve"> </w:t>
       </w:r>
       <w:r>
-        <w:t xml:space="preserve">= 0.2 (95% CI [0.01, 0.71]; an expected 0.17 genres and 3.1% of pairs), and M2-D’s between-person raw SD was 2.4 (95% CI [1.5, 3.53]; an expected 9.3 genres and 75.8% of pairs), again inflated by estimation error.</w:t>
+        <w:t xml:space="preserve">= 0.19 (95% CI [0.01, 0.65]; an expected 0.14 genres and 2.7% of pairs), and M2-D’s between-person raw SD was 2.42 (95% CI [1.49, 3.54]; an expected 9.3 genres and 75.9% of pairs), again inflated by estimation error.</w:t>
       </w:r>
     </w:p>
     <w:tbl>
@@ -4584,7 +4589,7 @@
         </w:r>
       </w:hyperlink>
       <w:r>
-        <w:t xml:space="preserve">): no H1 coefficient was practically significant under the preregistered grid with mobile play included or on the earlier sample, and the within-person joint test for H2 rejected equality under full but not under primary genre attribution.</w:t>
+        <w:t xml:space="preserve">): no H1 coefficient was practically significant under the preregistered grid with or without mobile play, and the within-person joint test for H2 rejected equality under full but not under primary genre attribution.</w:t>
       </w:r>
     </w:p>
     <w:bookmarkEnd w:id="59"/>
@@ -4688,7 +4693,7 @@
         <w:t xml:space="preserve"> </w:t>
       </w:r>
       <w:r>
-        <w:t xml:space="preserve">= 0.483: somewhat above the meta-analytic value, but still a correlation at which self-reports share only 23% of their variance with logged play, and one that may be depressed because the self-reports can also cover play on platforms outside our telemetry. Self-report and telemetry therefore agree on who plays more and who plays less, but too loosely to stand in for one another. Third, studies often cover a single game or a handful of titles</w:t>
+        <w:t xml:space="preserve">= 0.481: somewhat above the meta-analytic value, but still a correlation at which self-reports share only 23% of their variance with logged play, and one that may be depressed because the self-reports can also cover play on platforms outside our telemetry. Self-report and telemetry therefore agree on who plays more and who plays less, but too loosely to stand in for one another. Third, studies often cover a single game or a handful of titles</w:t>
       </w:r>
       <w:r>
         <w:t xml:space="preserve"> </w:t>
@@ -4748,7 +4753,7 @@
         <w:pStyle w:val="BodyText"/>
       </w:pPr>
       <w:r>
-        <w:t xml:space="preserve">Inverting the estimates shows what these associations would amount to even if they were causal. Within persons, wellbeing would shift by one minimally important difference only after roughly 101 additional hours of play per day at the point estimate, and after 21 additional hours at the credible bound most favourable to an association, more extreme than the 10 additional daily hours that</w:t>
+        <w:t xml:space="preserve">Inverting the estimates shows what these associations would amount to even if they were causal. Within persons, wellbeing would shift by one minimally important difference only after roughly 75 additional hours of play per day at the point estimate, and after 20 additional hours at the credible bound most favourable to an association, more extreme than the 10 additional daily hours that</w:t>
       </w:r>
       <w:r>
         <w:t xml:space="preserve"> </w:t>
@@ -4769,7 +4774,7 @@
         <w:t xml:space="preserve">(Sturm &amp; Cohen, 2019)</w:t>
       </w:r>
       <w:r>
-        <w:t xml:space="preserve">, and changes of this order do not occur in practice: of the 1,434 participants observed across adjacent waves, only 116 ever changed their average daily play by 4 or more hours from one wave to the next. An association that no achievable play exposure can reach is, for every practical purpose, indistinguishable from no association at all.</w:t>
+        <w:t xml:space="preserve">, and changes of this order do not occur in practice: of the 1,442 participants observed across adjacent waves, only 113 ever changed their average daily play by 4 or more hours from one wave to the next. An association that no achievable play exposure can reach is, for every practical purpose, indistinguishable from no association at all.</w:t>
       </w:r>
     </w:p>
     <w:p>
@@ -4839,7 +4844,7 @@
         <w:pStyle w:val="FirstParagraph"/>
       </w:pPr>
       <w:r>
-        <w:t xml:space="preserve">We expected genres to differ in how playtime relates to fluctuations in general mental wellbeing. The preregistered joint test supports this prediction within persons, where the 14 genre coefficients are not all equal, but not between persons, and under the preregistered primary-genre attribution neither test rejects equality (Appendix D). The differences it detects lie between genre effects that are all close to zero: under the hierarchical prior, the 14 within-person genre estimates span only -0.020 to +0.016, with no estimate more than a third of the SESOI from zero, and the most-played genres by total playtime (Role-playing, Adventure, Strategy, Shooter; see</w:t>
+        <w:t xml:space="preserve">We expected genres to differ in how playtime relates to fluctuations in general mental wellbeing. The preregistered joint test supports this prediction within persons, where the 14 genre coefficients are not all equal, but not between persons, and under the preregistered primary-genre attribution neither test rejects equality (Appendix D). The differences it detects lie between genre effects that are all close to zero: under the hierarchical prior, the 14 within-person genre estimates span only -0.019 to +0.017, with no estimate more than a third of the SESOI from zero, and the most-played genres by total playtime (Role-playing, Adventure, Strategy, Shooter; see</w:t>
       </w:r>
       <w:r>
         <w:t xml:space="preserve"> </w:t>
@@ -4853,7 +4858,7 @@
         </w:r>
       </w:hyperlink>
       <w:r>
-        <w:t xml:space="preserve">) sit inside this same narrow band. The spread estimated by the same model implies an expected 0.08 of the 14 genres more than 0.06 from the average genre effect and 2.7% of genre pairs more than 0.06 apart, and on average 0.8% of its within-person and 3% of its between-person genre-effect distribution lie outside the ROPE. The multi-membership model is less precise than the hierarchical prior model: its fitted spread implies that about 18% of genres (95% CI [0%, 55%]) deviate from the average slope by more than 0.06, an expected 7.7 of the 14 genres at the upper credible bound, so differences confined to a few genres cannot be excluded. Inference about single genres is limited as well, because the credible intervals for rarely played genres remain wide: under the preregistered model, the widest within-person interval (Point-and-Click) is about 5 times wider than the narrowest. Genres were statistically distinguishable only within persons and only when each game counted towards all its genres, and under the hierarchical prior no genre’s estimated association approached the SESOI; any defence of playtime nulls that appeals to the heterogeneous nature of video games must look to partitions finer than genre.</w:t>
+        <w:t xml:space="preserve">) sit inside this same narrow band. The spread estimated by the same model implies an expected 0.08 of the 14 genres more than 0.06 from the average genre effect and 2.6% of genre pairs more than 0.06 apart, and on average 0.7% of its within-person and 4.2% of its between-person genre-effect distribution lie outside the ROPE. The multi-membership model is less precise than the hierarchical prior model: its fitted spread implies that about 14% of genres (95% CI [0%, 51%]) deviate from the average slope by more than 0.06, an expected 7.1 of the 14 genres at the upper credible bound, so differences confined to a few genres cannot be excluded. Inference about single genres is limited as well, because the credible intervals for rarely played genres remain wide: under the preregistered model, the widest within-person interval (Point-and-Click) is about 5 times wider than the narrowest. Genres were statistically distinguishable only within persons and only when each game counted towards all its genres, and under the hierarchical prior no genre’s estimated association approached the SESOI; any defence of playtime nulls that appeals to the heterogeneous nature of video games must look to partitions finer than genre.</w:t>
       </w:r>
     </w:p>
     <w:p>
@@ -4915,7 +4920,7 @@
         <w:t xml:space="preserve">(cf. Karhulahti et al., 2025)</w:t>
       </w:r>
       <w:r>
-        <w:t xml:space="preserve">. The random slope in M1 addresses the total-playtime case by modelling each participant’s own within-person association between playtime and wellbeing. The relevant quantity is the share of participants the model implies lie beyond the SESOI: combining the posterior for the average within-person effect with the posterior for the person-level slope standard deviation (0.039, 95% CI [0.008, 0.065]) under the model’s normality assumption, an estimated 14.5% of participants (95% CI [0%, 36%]) have a true within-person association exceeding 0.06 SWEMWBS points per daily hour in either direction. A susceptible minority is therefore entirely compatible with our results; what the data constrain is that such susceptibility is neither common nor, for most of the distribution, large at these timescales. Person-specific slope estimates are heavily shrunk towards the mean given the number of waves per participant, so the model quantifies how heavy the tails are without being able to identify which individuals occupy them; targeted designs with denser within-person sampling would be needed for that.</w:t>
+        <w:t xml:space="preserve">. The random slope in M1 addresses the total-playtime case by modelling each participant’s own within-person association between playtime and wellbeing. The relevant quantity is the share of participants the model implies lie beyond the SESOI: combining the posterior for the average within-person effect with the posterior for the person-level slope standard deviation (0.029, 95% CI [0.003, 0.058]) under the model’s normality assumption, an estimated 8.1% of participants (95% CI [0%, 30.2%]) have a true within-person association exceeding 0.06 SWEMWBS points per daily hour in either direction. A susceptible minority is therefore entirely compatible with our results; what the data constrain is that such susceptibility is neither common nor, for most of the distribution, large at these timescales. Person-specific slope estimates are heavily shrunk towards the mean given the number of waves per participant, so the model quantifies how heavy the tails are without being able to identify which individuals occupy them; targeted designs with denser within-person sampling would be needed for that.</w:t>
       </w:r>
     </w:p>
     <w:bookmarkEnd w:id="63"/>
@@ -4933,7 +4938,7 @@
         <w:pStyle w:val="FirstParagraph"/>
       </w:pPr>
       <w:r>
-        <w:t xml:space="preserve">A further possibility is temporal, namely that the wellbeing effects of play might surface and dissipate faster than a biweekly retrospective survey can register. To test this claim, the exploratory daily analysis shortens the window from fourteen days to one and reproduces the total-playtime conclusion. Within persons, every total-playtime estimate lies inside the equivalence region under every specification, and the same-day point estimate is positive, roughly double its biweekly counterpart in within-person standard-deviation units (0.015 versus 0.008 s</w:t>
+        <w:t xml:space="preserve">A further possibility is temporal, namely that the wellbeing effects of play might surface and dissipate faster than a biweekly retrospective survey can register. To test this claim, the exploratory daily analysis shortens the window from fourteen days to one and reproduces the total-playtime conclusion. Within persons, every total-playtime estimate lies inside the equivalence region under every specification, and the same-day point estimate is positive, about a quarter larger than its biweekly counterpart in within-person standard-deviation units (0.014 versus 0.011 s</w:t>
       </w:r>
       <w:r>
         <w:rPr>
@@ -4970,7 +4975,7 @@
         <w:t xml:space="preserve">(Vuorre, Ballou, et al., 2024)</w:t>
       </w:r>
       <w:r>
-        <w:t xml:space="preserve">, though its resolution is fragile across the robustness refits and should be read as suggestive. Its practical magnitude is negligible either way: shifting daily life satisfaction by one minimally important difference (5 points on the 0–100 slider, the daily counterpart of the 0.3-point SWEMWBS difference behind the preregistered SESOI) would require 28 additional hours of same-day play, and under the hierarchical prior the daily within-person genre spread implies an expected 0.10 of the 14 genres more than one slider point per hour from the common genre effect. Therefore, moving the measurement closer in time, on its own, does not conjure a meaningful effect.</w:t>
+        <w:t xml:space="preserve">, though its resolution is fragile across the robustness refits and should be read as suggestive. Its practical magnitude is negligible either way: shifting daily life satisfaction by one minimally important difference (5 points on the 0–100 slider, the daily counterpart of the 0.3-point SWEMWBS difference behind the preregistered SESOI) would require 29 additional hours of same-day play, and under the hierarchical prior the daily within-person genre spread implies an expected 0.10 of the 14 genres more than one slider point per hour from the common genre effect. Therefore, moving the measurement closer in time, on its own, does not conjure a meaningful effect.</w:t>
       </w:r>
     </w:p>
     <w:bookmarkEnd w:id="64"/>
@@ -5214,7 +5219,7 @@
         <w:t xml:space="preserve">(Ballou, Földes, Vuorre, et al., 2025)</w:t>
       </w:r>
       <w:r>
-        <w:t xml:space="preserve">, the main and genre analyses excluded mobile play, which was recorded only as daily minutes without titles or metadata and enters only the first positive control and the preregistered all-platform H1 test in Appendix D, and in-study minutes are dominated by Steam (84.3%, versus 12.9% Xbox and 2.8% Nintendo), so the genre findings are predominantly findings about PC play by UK and US adults. Fourth, participants were adults aged 18 to 40 at screening, so our conclusions say nothing about children or adolescents, for whom both play patterns and susceptibility may differ. Nor do they extend to disordered play in clinical or at-risk populations, where genre-linked structural characteristics remain plausibly relevant</w:t>
+        <w:t xml:space="preserve">, the main and genre analyses excluded mobile play, which was recorded only as daily minutes without titles or metadata and enters only the first positive control and the preregistered all-platform H1 test in Appendix D, and in-study minutes are dominated by Steam (84%, versus 12.5% Xbox and 3.5% Nintendo), so the genre findings are predominantly findings about PC play by UK and US adults. Fourth, participants were adults aged 18 to 40 at screening, so our conclusions say nothing about children or adolescents, for whom both play patterns and susceptibility may differ. Nor do they extend to disordered play in clinical or at-risk populations, where genre-linked structural characteristics remain plausibly relevant</w:t>
       </w:r>
       <w:r>
         <w:t xml:space="preserve"> </w:t>
@@ -5250,7 +5255,7 @@
         <w:pStyle w:val="FirstParagraph"/>
       </w:pPr>
       <w:r>
-        <w:t xml:space="preserve">The Open Play dataset (v1.2.6) is openly available on Zenodo at</w:t>
+        <w:t xml:space="preserve">The Open Play dataset (v1.3.0) is openly available on Zenodo at</w:t>
       </w:r>
       <w:r>
         <w:t xml:space="preserve"> </w:t>
@@ -5260,7 +5265,7 @@
           <w:rPr>
             <w:rStyle w:val="Hyperlink"/>
           </w:rPr>
-          <w:t xml:space="preserve">https://zenodo.org/records/22811439</w:t>
+          <w:t xml:space="preserve">https://zenodo.org/records/23419571</w:t>
         </w:r>
       </w:hyperlink>
       <w:r>
@@ -5270,7 +5275,7 @@
         <w:t xml:space="preserve"> </w:t>
       </w:r>
       <w:r>
-        <w:t xml:space="preserve">(Ballou, Földes, Vuorre, et al., 2025)</w:t>
+        <w:t xml:space="preserve">(Ballou, Földes, Vuorre, et al., 2025; Ballou et al., 2026)</w:t>
       </w:r>
       <w:r>
         <w:t xml:space="preserve">. All analysis code is available at</w:t>
@@ -5366,7 +5371,7 @@
     </w:p>
     <w:bookmarkEnd w:id="73"/>
     <w:bookmarkEnd w:id="74"/>
-    <w:bookmarkStart w:id="232" w:name="references"/>
+    <w:bookmarkStart w:id="234" w:name="references"/>
     <w:p>
       <w:pPr>
         <w:pStyle w:val="Heading1"/>
@@ -5375,7 +5380,7 @@
         <w:t xml:space="preserve">References</w:t>
       </w:r>
     </w:p>
-    <w:bookmarkStart w:id="231" w:name="refs"/>
+    <w:bookmarkStart w:id="233" w:name="refs"/>
     <w:bookmarkStart w:id="76" w:name="ref-allaireQuarto2025"/>
     <w:p>
       <w:pPr>
@@ -6011,12 +6016,98 @@
       </w:hyperlink>
     </w:p>
     <w:bookmarkEnd w:id="88"/>
-    <w:bookmarkStart w:id="90" w:name="ref-ballou2025openplay"/>
+    <w:bookmarkStart w:id="90" w:name="ref-ballouOpenPlayDataset2026"/>
     <w:p>
       <w:pPr>
         <w:pStyle w:val="Bibliography"/>
       </w:pPr>
       <w:r>
+        <w:t xml:space="preserve">Ballou, N., Földes, T. A., Vuorre, M., Hakman, T., Magnusson, K., &amp; Przybylski, A. K. (2026).</w:t>
+      </w:r>
+      <w:r>
+        <w:t xml:space="preserve"> </w:t>
+      </w:r>
+      <w:r>
+        <w:rPr>
+          <w:i/>
+          <w:iCs/>
+        </w:rPr>
+        <w:t xml:space="preserve">Open</w:t>
+      </w:r>
+      <w:r>
+        <w:rPr>
+          <w:i/>
+          <w:iCs/>
+        </w:rPr>
+        <w:t xml:space="preserve"> </w:t>
+      </w:r>
+      <w:r>
+        <w:rPr>
+          <w:i/>
+          <w:iCs/>
+        </w:rPr>
+        <w:t xml:space="preserve">Play</w:t>
+      </w:r>
+      <w:r>
+        <w:rPr>
+          <w:i/>
+          <w:iCs/>
+        </w:rPr>
+        <w:t xml:space="preserve">:</w:t>
+      </w:r>
+      <w:r>
+        <w:rPr>
+          <w:i/>
+          <w:iCs/>
+        </w:rPr>
+        <w:t xml:space="preserve"> </w:t>
+      </w:r>
+      <w:r>
+        <w:rPr>
+          <w:i/>
+          <w:iCs/>
+        </w:rPr>
+        <w:t xml:space="preserve">A</w:t>
+      </w:r>
+      <w:r>
+        <w:rPr>
+          <w:i/>
+          <w:iCs/>
+        </w:rPr>
+        <w:t xml:space="preserve"> </w:t>
+      </w:r>
+      <w:r>
+        <w:rPr>
+          <w:i/>
+          <w:iCs/>
+        </w:rPr>
+        <w:t xml:space="preserve">longitudinal dataset of multi-platform video game digital trace data and psychological measures</w:t>
+      </w:r>
+      <w:r>
+        <w:t xml:space="preserve"> </w:t>
+      </w:r>
+      <w:r>
+        <w:t xml:space="preserve">(Version v1.3.0) [Dataset]. Zenodo.</w:t>
+      </w:r>
+      <w:r>
+        <w:t xml:space="preserve"> </w:t>
+      </w:r>
+      <w:hyperlink r:id="rId89">
+        <w:r>
+          <w:rPr>
+            <w:rStyle w:val="Hyperlink"/>
+          </w:rPr>
+          <w:t xml:space="preserve">https://doi.org/10.5281/zenodo.23419571</w:t>
+        </w:r>
+      </w:hyperlink>
+    </w:p>
+    <w:bookmarkEnd w:id="90"/>
+    <w:bookmarkStart w:id="92" w:name="ref-ballou2025openplay"/>
+    <w:p>
+      <w:pPr>
+        <w:pStyle w:val="Bibliography"/>
+      </w:pPr>
+      <w:r>
         <w:t xml:space="preserve">Ballou, N., Földes, T. A., Vuorre, M., Hakman, T., Magnusson, K., &amp; Przybylski, A. K. (2025).</w:t>
       </w:r>
       <w:r>
@@ -6087,7 +6178,7 @@
       <w:r>
         <w:t xml:space="preserve"> </w:t>
       </w:r>
-      <w:hyperlink r:id="rId89">
+      <w:hyperlink r:id="rId91">
         <w:r>
           <w:rPr>
             <w:rStyle w:val="Hyperlink"/>
@@ -6096,8 +6187,8 @@
         </w:r>
       </w:hyperlink>
     </w:p>
-    <w:bookmarkEnd w:id="90"/>
-    <w:bookmarkStart w:id="92" w:name="ref-ballouHowVideoGames2025"/>
+    <w:bookmarkEnd w:id="92"/>
+    <w:bookmarkStart w:id="94" w:name="ref-ballouHowVideoGames2025"/>
     <w:p>
       <w:pPr>
         <w:pStyle w:val="Bibliography"/>
@@ -6164,7 +6255,7 @@
       <w:r>
         <w:t xml:space="preserve"> </w:t>
       </w:r>
-      <w:hyperlink r:id="rId91">
+      <w:hyperlink r:id="rId93">
         <w:r>
           <w:rPr>
             <w:rStyle w:val="Hyperlink"/>
@@ -6173,8 +6264,8 @@
         </w:r>
       </w:hyperlink>
     </w:p>
-    <w:bookmarkEnd w:id="92"/>
-    <w:bookmarkStart w:id="94" w:name="ref-ballouRegisteredReportEvidence2024"/>
+    <w:bookmarkEnd w:id="94"/>
+    <w:bookmarkStart w:id="96" w:name="ref-ballouRegisteredReportEvidence2024"/>
     <w:p>
       <w:pPr>
         <w:pStyle w:val="Bibliography"/>
@@ -6244,7 +6335,7 @@
       <w:r>
         <w:t xml:space="preserve"> </w:t>
       </w:r>
-      <w:hyperlink r:id="rId93">
+      <w:hyperlink r:id="rId95">
         <w:r>
           <w:rPr>
             <w:rStyle w:val="Hyperlink"/>
@@ -6253,8 +6344,8 @@
         </w:r>
       </w:hyperlink>
     </w:p>
-    <w:bookmarkEnd w:id="94"/>
-    <w:bookmarkStart w:id="96" w:name="ref-ballouPerceivedValueVideo2025"/>
+    <w:bookmarkEnd w:id="96"/>
+    <w:bookmarkStart w:id="98" w:name="ref-ballouPerceivedValueVideo2025"/>
     <w:p>
       <w:pPr>
         <w:pStyle w:val="Bibliography"/>
@@ -6303,7 +6394,7 @@
       <w:r>
         <w:t xml:space="preserve"> </w:t>
       </w:r>
-      <w:hyperlink r:id="rId95">
+      <w:hyperlink r:id="rId97">
         <w:r>
           <w:rPr>
             <w:rStyle w:val="Hyperlink"/>
@@ -6312,8 +6403,8 @@
         </w:r>
       </w:hyperlink>
     </w:p>
-    <w:bookmarkEnd w:id="96"/>
-    <w:bookmarkStart w:id="98" w:name="X90c46473152d9baccf567091a5a3a3f5a795015"/>
+    <w:bookmarkEnd w:id="98"/>
+    <w:bookmarkStart w:id="100" w:name="X90c46473152d9baccf567091a5a3a3f5a795015"/>
     <w:p>
       <w:pPr>
         <w:pStyle w:val="Bibliography"/>
@@ -6380,7 +6471,7 @@
       <w:r>
         <w:t xml:space="preserve"> </w:t>
       </w:r>
-      <w:hyperlink r:id="rId97">
+      <w:hyperlink r:id="rId99">
         <w:r>
           <w:rPr>
             <w:rStyle w:val="Hyperlink"/>
@@ -6389,8 +6480,8 @@
         </w:r>
       </w:hyperlink>
     </w:p>
-    <w:bookmarkEnd w:id="98"/>
-    <w:bookmarkStart w:id="100" w:name="ref-blackerEffectsActionVideo2014"/>
+    <w:bookmarkEnd w:id="100"/>
+    <w:bookmarkStart w:id="102" w:name="ref-blackerEffectsActionVideo2014"/>
     <w:p>
       <w:pPr>
         <w:pStyle w:val="Bibliography"/>
@@ -6427,7 +6518,7 @@
       <w:r>
         <w:t xml:space="preserve"> </w:t>
       </w:r>
-      <w:hyperlink r:id="rId99">
+      <w:hyperlink r:id="rId101">
         <w:r>
           <w:rPr>
             <w:rStyle w:val="Hyperlink"/>
@@ -6436,8 +6527,8 @@
         </w:r>
       </w:hyperlink>
     </w:p>
-    <w:bookmarkEnd w:id="100"/>
-    <w:bookmarkStart w:id="102" w:name="Xf26abb0c94d4bd3d20e478bebdfa57f5bd509a7"/>
+    <w:bookmarkEnd w:id="102"/>
+    <w:bookmarkStart w:id="104" w:name="Xf26abb0c94d4bd3d20e478bebdfa57f5bd509a7"/>
     <w:p>
       <w:pPr>
         <w:pStyle w:val="Bibliography"/>
@@ -6507,7 +6598,7 @@
       <w:r>
         <w:t xml:space="preserve"> </w:t>
       </w:r>
-      <w:hyperlink r:id="rId101">
+      <w:hyperlink r:id="rId103">
         <w:r>
           <w:rPr>
             <w:rStyle w:val="Hyperlink"/>
@@ -6516,8 +6607,8 @@
         </w:r>
       </w:hyperlink>
     </w:p>
-    <w:bookmarkEnd w:id="102"/>
-    <w:bookmarkStart w:id="104" w:name="ref-burkner2017brms"/>
+    <w:bookmarkEnd w:id="104"/>
+    <w:bookmarkStart w:id="106" w:name="ref-burkner2017brms"/>
     <w:p>
       <w:pPr>
         <w:pStyle w:val="Bibliography"/>
@@ -6584,7 +6675,7 @@
       <w:r>
         <w:t xml:space="preserve"> </w:t>
       </w:r>
-      <w:hyperlink r:id="rId103">
+      <w:hyperlink r:id="rId105">
         <w:r>
           <w:rPr>
             <w:rStyle w:val="Hyperlink"/>
@@ -6593,8 +6684,8 @@
         </w:r>
       </w:hyperlink>
     </w:p>
-    <w:bookmarkEnd w:id="104"/>
-    <w:bookmarkStart w:id="106" w:name="ref-cafri2015introduction"/>
+    <w:bookmarkEnd w:id="106"/>
+    <w:bookmarkStart w:id="108" w:name="ref-cafri2015introduction"/>
     <w:p>
       <w:pPr>
         <w:pStyle w:val="Bibliography"/>
@@ -6631,7 +6722,7 @@
       <w:r>
         <w:t xml:space="preserve"> </w:t>
       </w:r>
-      <w:hyperlink r:id="rId105">
+      <w:hyperlink r:id="rId107">
         <w:r>
           <w:rPr>
             <w:rStyle w:val="Hyperlink"/>
@@ -6640,8 +6731,8 @@
         </w:r>
       </w:hyperlink>
     </w:p>
-    <w:bookmarkEnd w:id="106"/>
-    <w:bookmarkStart w:id="108" w:name="ref-clarkeWhyVideoGame2017"/>
+    <w:bookmarkEnd w:id="108"/>
+    <w:bookmarkStart w:id="110" w:name="ref-clarkeWhyVideoGame2017"/>
     <w:p>
       <w:pPr>
         <w:pStyle w:val="Bibliography"/>
@@ -6696,7 +6787,7 @@
       <w:r>
         <w:t xml:space="preserve"> </w:t>
       </w:r>
-      <w:hyperlink r:id="rId107">
+      <w:hyperlink r:id="rId109">
         <w:r>
           <w:rPr>
             <w:rStyle w:val="Hyperlink"/>
@@ -6705,8 +6796,8 @@
         </w:r>
       </w:hyperlink>
     </w:p>
-    <w:bookmarkEnd w:id="108"/>
-    <w:bookmarkStart w:id="110" w:name="ref-cohenHistoryGenre1986"/>
+    <w:bookmarkEnd w:id="110"/>
+    <w:bookmarkStart w:id="112" w:name="ref-cohenHistoryGenre1986"/>
     <w:p>
       <w:pPr>
         <w:pStyle w:val="Bibliography"/>
@@ -6752,7 +6843,7 @@
       <w:r>
         <w:t xml:space="preserve"> </w:t>
       </w:r>
-      <w:hyperlink r:id="rId109">
+      <w:hyperlink r:id="rId111">
         <w:r>
           <w:rPr>
             <w:rStyle w:val="Hyperlink"/>
@@ -6761,8 +6852,8 @@
         </w:r>
       </w:hyperlink>
     </w:p>
-    <w:bookmarkEnd w:id="110"/>
-    <w:bookmarkStart w:id="112" w:name="ref-depping2018friendship"/>
+    <w:bookmarkEnd w:id="112"/>
+    <w:bookmarkStart w:id="114" w:name="ref-depping2018friendship"/>
     <w:p>
       <w:pPr>
         <w:pStyle w:val="Bibliography"/>
@@ -6939,7 +7030,7 @@
       <w:r>
         <w:t xml:space="preserve"> </w:t>
       </w:r>
-      <w:hyperlink r:id="rId111">
+      <w:hyperlink r:id="rId113">
         <w:r>
           <w:rPr>
             <w:rStyle w:val="Hyperlink"/>
@@ -6948,8 +7039,8 @@
         </w:r>
       </w:hyperlink>
     </w:p>
-    <w:bookmarkEnd w:id="112"/>
-    <w:bookmarkStart w:id="114" w:name="X66714add6a16f1350418a1b15a2c431f6b0008f"/>
+    <w:bookmarkEnd w:id="114"/>
+    <w:bookmarkStart w:id="116" w:name="X66714add6a16f1350418a1b15a2c431f6b0008f"/>
     <w:p>
       <w:pPr>
         <w:pStyle w:val="Bibliography"/>
@@ -6998,7 +7089,7 @@
       <w:r>
         <w:t xml:space="preserve"> </w:t>
       </w:r>
-      <w:hyperlink r:id="rId113">
+      <w:hyperlink r:id="rId115">
         <w:r>
           <w:rPr>
             <w:rStyle w:val="Hyperlink"/>
@@ -7007,8 +7098,8 @@
         </w:r>
       </w:hyperlink>
     </w:p>
-    <w:bookmarkEnd w:id="114"/>
-    <w:bookmarkStart w:id="116" w:name="ref-egamiCausalEffectVideo2026"/>
+    <w:bookmarkEnd w:id="116"/>
+    <w:bookmarkStart w:id="118" w:name="ref-egamiCausalEffectVideo2026"/>
     <w:p>
       <w:pPr>
         <w:pStyle w:val="Bibliography"/>
@@ -7046,7 +7137,7 @@
       <w:r>
         <w:t xml:space="preserve"> </w:t>
       </w:r>
-      <w:hyperlink r:id="rId115">
+      <w:hyperlink r:id="rId117">
         <w:r>
           <w:rPr>
             <w:rStyle w:val="Hyperlink"/>
@@ -7055,8 +7146,8 @@
         </w:r>
       </w:hyperlink>
     </w:p>
-    <w:bookmarkEnd w:id="116"/>
-    <w:bookmarkStart w:id="118" w:name="ref-egami2024causal"/>
+    <w:bookmarkEnd w:id="118"/>
+    <w:bookmarkStart w:id="120" w:name="ref-egami2024causal"/>
     <w:p>
       <w:pPr>
         <w:pStyle w:val="Bibliography"/>
@@ -7105,7 +7196,7 @@
       <w:r>
         <w:t xml:space="preserve"> </w:t>
       </w:r>
-      <w:hyperlink r:id="rId117">
+      <w:hyperlink r:id="rId119">
         <w:r>
           <w:rPr>
             <w:rStyle w:val="Hyperlink"/>
@@ -7114,8 +7205,8 @@
         </w:r>
       </w:hyperlink>
     </w:p>
-    <w:bookmarkEnd w:id="118"/>
-    <w:bookmarkStart w:id="120" w:name="ref-elliottContributionGameGenre2012"/>
+    <w:bookmarkEnd w:id="120"/>
+    <w:bookmarkStart w:id="122" w:name="ref-elliottContributionGameGenre2012"/>
     <w:p>
       <w:pPr>
         <w:pStyle w:val="Bibliography"/>
@@ -7209,7 +7300,7 @@
       <w:r>
         <w:t xml:space="preserve"> </w:t>
       </w:r>
-      <w:hyperlink r:id="rId119">
+      <w:hyperlink r:id="rId121">
         <w:r>
           <w:rPr>
             <w:rStyle w:val="Hyperlink"/>
@@ -7218,8 +7309,8 @@
         </w:r>
       </w:hyperlink>
     </w:p>
-    <w:bookmarkEnd w:id="120"/>
-    <w:bookmarkStart w:id="121" w:name="ref-fielding2006cross"/>
+    <w:bookmarkEnd w:id="122"/>
+    <w:bookmarkStart w:id="123" w:name="ref-fielding2006cross"/>
     <w:p>
       <w:pPr>
         <w:pStyle w:val="Bibliography"/>
@@ -7272,8 +7363,8 @@
         <w:t xml:space="preserve">(No. RR791). Department for Education; Skills.</w:t>
       </w:r>
     </w:p>
-    <w:bookmarkEnd w:id="121"/>
-    <w:bookmarkStart w:id="123" w:name="ref-freemanTimeUseMillennials2022"/>
+    <w:bookmarkEnd w:id="123"/>
+    <w:bookmarkStart w:id="125" w:name="ref-freemanTimeUseMillennials2022"/>
     <w:p>
       <w:pPr>
         <w:pStyle w:val="Bibliography"/>
@@ -7324,7 +7415,7 @@
       <w:r>
         <w:t xml:space="preserve"> </w:t>
       </w:r>
-      <w:hyperlink r:id="rId122">
+      <w:hyperlink r:id="rId124">
         <w:r>
           <w:rPr>
             <w:rStyle w:val="Hyperlink"/>
@@ -7333,8 +7424,8 @@
         </w:r>
       </w:hyperlink>
     </w:p>
-    <w:bookmarkEnd w:id="123"/>
-    <w:bookmarkStart w:id="125" w:name="ref-garciaromanGenderDifferencesTime2022"/>
+    <w:bookmarkEnd w:id="125"/>
+    <w:bookmarkStart w:id="127" w:name="ref-garciaromanGenderDifferencesTime2022"/>
     <w:p>
       <w:pPr>
         <w:pStyle w:val="Bibliography"/>
@@ -7383,7 +7474,7 @@
       <w:r>
         <w:t xml:space="preserve"> </w:t>
       </w:r>
-      <w:hyperlink r:id="rId124">
+      <w:hyperlink r:id="rId126">
         <w:r>
           <w:rPr>
             <w:rStyle w:val="Hyperlink"/>
@@ -7392,8 +7483,8 @@
         </w:r>
       </w:hyperlink>
     </w:p>
-    <w:bookmarkEnd w:id="125"/>
-    <w:bookmarkStart w:id="127" w:name="ref-gelmanWhyWeUsually2012"/>
+    <w:bookmarkEnd w:id="127"/>
+    <w:bookmarkStart w:id="129" w:name="ref-gelmanWhyWeUsually2012"/>
     <w:p>
       <w:pPr>
         <w:pStyle w:val="Bibliography"/>
@@ -7496,7 +7587,7 @@
       <w:r>
         <w:t xml:space="preserve"> </w:t>
       </w:r>
-      <w:hyperlink r:id="rId126">
+      <w:hyperlink r:id="rId128">
         <w:r>
           <w:rPr>
             <w:rStyle w:val="Hyperlink"/>
@@ -7505,8 +7596,8 @@
         </w:r>
       </w:hyperlink>
     </w:p>
-    <w:bookmarkEnd w:id="127"/>
-    <w:bookmarkStart w:id="128" w:name="ref-griffithsAreComputerGames1993"/>
+    <w:bookmarkEnd w:id="129"/>
+    <w:bookmarkStart w:id="130" w:name="ref-griffithsAreComputerGames1993"/>
     <w:p>
       <w:pPr>
         <w:pStyle w:val="Bibliography"/>
@@ -7541,8 +7632,8 @@
         <w:t xml:space="preserve">, 401–407.</w:t>
       </w:r>
     </w:p>
-    <w:bookmarkEnd w:id="128"/>
-    <w:bookmarkStart w:id="130" w:name="ref-hakman2026notallplay"/>
+    <w:bookmarkEnd w:id="130"/>
+    <w:bookmarkStart w:id="132" w:name="ref-hakman2026notallplay"/>
     <w:p>
       <w:pPr>
         <w:pStyle w:val="Bibliography"/>
@@ -7632,7 +7723,7 @@
       <w:r>
         <w:t xml:space="preserve"> </w:t>
       </w:r>
-      <w:hyperlink r:id="rId129">
+      <w:hyperlink r:id="rId131">
         <w:r>
           <w:rPr>
             <w:rStyle w:val="Hyperlink"/>
@@ -7641,8 +7732,8 @@
         </w:r>
       </w:hyperlink>
     </w:p>
-    <w:bookmarkEnd w:id="130"/>
-    <w:bookmarkStart w:id="132" w:name="ref-hazelExploringPossibleMental2022"/>
+    <w:bookmarkEnd w:id="132"/>
+    <w:bookmarkStart w:id="134" w:name="ref-hazelExploringPossibleMental2022"/>
     <w:p>
       <w:pPr>
         <w:pStyle w:val="Bibliography"/>
@@ -7691,7 +7782,7 @@
       <w:r>
         <w:t xml:space="preserve"> </w:t>
       </w:r>
-      <w:hyperlink r:id="rId131">
+      <w:hyperlink r:id="rId133">
         <w:r>
           <w:rPr>
             <w:rStyle w:val="Hyperlink"/>
@@ -7700,8 +7791,8 @@
         </w:r>
       </w:hyperlink>
     </w:p>
-    <w:bookmarkEnd w:id="132"/>
-    <w:bookmarkStart w:id="134" w:name="ref-huangImpactPlayingExergames2017"/>
+    <w:bookmarkEnd w:id="134"/>
+    <w:bookmarkStart w:id="136" w:name="ref-huangImpactPlayingExergames2017"/>
     <w:p>
       <w:pPr>
         <w:pStyle w:val="Bibliography"/>
@@ -7768,7 +7859,7 @@
       <w:r>
         <w:t xml:space="preserve"> </w:t>
       </w:r>
-      <w:hyperlink r:id="rId133">
+      <w:hyperlink r:id="rId135">
         <w:r>
           <w:rPr>
             <w:rStyle w:val="Hyperlink"/>
@@ -7777,8 +7868,8 @@
         </w:r>
       </w:hyperlink>
     </w:p>
-    <w:bookmarkEnd w:id="134"/>
-    <w:bookmarkStart w:id="136" w:name="ref-JohannesEtAl2021video"/>
+    <w:bookmarkEnd w:id="136"/>
+    <w:bookmarkStart w:id="138" w:name="ref-JohannesEtAl2021video"/>
     <w:p>
       <w:pPr>
         <w:pStyle w:val="Bibliography"/>
@@ -7815,7 +7906,7 @@
       <w:r>
         <w:t xml:space="preserve"> </w:t>
       </w:r>
-      <w:hyperlink r:id="rId135">
+      <w:hyperlink r:id="rId137">
         <w:r>
           <w:rPr>
             <w:rStyle w:val="Hyperlink"/>
@@ -7824,8 +7915,8 @@
         </w:r>
       </w:hyperlink>
     </w:p>
-    <w:bookmarkEnd w:id="136"/>
-    <w:bookmarkStart w:id="138" w:name="ref-johnsonAllThatBase2015a"/>
+    <w:bookmarkEnd w:id="138"/>
+    <w:bookmarkStart w:id="140" w:name="ref-johnsonAllThatBase2015a"/>
     <w:p>
       <w:pPr>
         <w:pStyle w:val="Bibliography"/>
@@ -8068,7 +8159,7 @@
       <w:r>
         <w:t xml:space="preserve"> </w:t>
       </w:r>
-      <w:hyperlink r:id="rId137">
+      <w:hyperlink r:id="rId139">
         <w:r>
           <w:rPr>
             <w:rStyle w:val="Hyperlink"/>
@@ -8077,8 +8168,8 @@
         </w:r>
       </w:hyperlink>
     </w:p>
-    <w:bookmarkEnd w:id="138"/>
-    <w:bookmarkStart w:id="140" w:name="ref-karhulahti2025claims"/>
+    <w:bookmarkEnd w:id="140"/>
+    <w:bookmarkStart w:id="142" w:name="ref-karhulahti2025claims"/>
     <w:p>
       <w:pPr>
         <w:pStyle w:val="Bibliography"/>
@@ -8102,7 +8193,7 @@
       <w:r>
         <w:t xml:space="preserve"> </w:t>
       </w:r>
-      <w:hyperlink r:id="rId139">
+      <w:hyperlink r:id="rId141">
         <w:r>
           <w:rPr>
             <w:rStyle w:val="Hyperlink"/>
@@ -8111,8 +8202,8 @@
         </w:r>
       </w:hyperlink>
     </w:p>
-    <w:bookmarkEnd w:id="140"/>
-    <w:bookmarkStart w:id="142" w:name="ref-kievit2013simpsons"/>
+    <w:bookmarkEnd w:id="142"/>
+    <w:bookmarkStart w:id="144" w:name="ref-kievit2013simpsons"/>
     <w:p>
       <w:pPr>
         <w:pStyle w:val="Bibliography"/>
@@ -8161,7 +8252,7 @@
       <w:r>
         <w:t xml:space="preserve"> </w:t>
       </w:r>
-      <w:hyperlink r:id="rId141">
+      <w:hyperlink r:id="rId143">
         <w:r>
           <w:rPr>
             <w:rStyle w:val="Hyperlink"/>
@@ -8170,8 +8261,8 @@
         </w:r>
       </w:hyperlink>
     </w:p>
-    <w:bookmarkEnd w:id="142"/>
-    <w:bookmarkStart w:id="144" w:name="X00746bc41aef924ee462d18b708a12a1d4d83fc"/>
+    <w:bookmarkEnd w:id="144"/>
+    <w:bookmarkStart w:id="146" w:name="X00746bc41aef924ee462d18b708a12a1d4d83fc"/>
     <w:p>
       <w:pPr>
         <w:pStyle w:val="Bibliography"/>
@@ -8220,7 +8311,7 @@
       <w:r>
         <w:t xml:space="preserve"> </w:t>
       </w:r>
-      <w:hyperlink r:id="rId143">
+      <w:hyperlink r:id="rId145">
         <w:r>
           <w:rPr>
             <w:rStyle w:val="Hyperlink"/>
@@ -8229,8 +8320,8 @@
         </w:r>
       </w:hyperlink>
     </w:p>
-    <w:bookmarkEnd w:id="144"/>
-    <w:bookmarkStart w:id="146" w:name="X71aaa89132bcc91c1100079965b07cd62b23626"/>
+    <w:bookmarkEnd w:id="146"/>
+    <w:bookmarkStart w:id="148" w:name="X71aaa89132bcc91c1100079965b07cd62b23626"/>
     <w:p>
       <w:pPr>
         <w:pStyle w:val="Bibliography"/>
@@ -8296,7 +8387,7 @@
       <w:r>
         <w:t xml:space="preserve"> </w:t>
       </w:r>
-      <w:hyperlink r:id="rId145">
+      <w:hyperlink r:id="rId147">
         <w:r>
           <w:rPr>
             <w:rStyle w:val="Hyperlink"/>
@@ -8305,8 +8396,8 @@
         </w:r>
       </w:hyperlink>
     </w:p>
-    <w:bookmarkEnd w:id="146"/>
-    <w:bookmarkStart w:id="148" w:name="ref-kosa2020escapism"/>
+    <w:bookmarkEnd w:id="148"/>
+    <w:bookmarkStart w:id="150" w:name="ref-kosa2020escapism"/>
     <w:p>
       <w:pPr>
         <w:pStyle w:val="Bibliography"/>
@@ -8355,7 +8446,7 @@
       <w:r>
         <w:t xml:space="preserve"> </w:t>
       </w:r>
-      <w:hyperlink r:id="rId147">
+      <w:hyperlink r:id="rId149">
         <w:r>
           <w:rPr>
             <w:rStyle w:val="Hyperlink"/>
@@ -8364,8 +8455,8 @@
         </w:r>
       </w:hyperlink>
     </w:p>
-    <w:bookmarkEnd w:id="148"/>
-    <w:bookmarkStart w:id="150" w:name="ref-kruschke2018rejecting"/>
+    <w:bookmarkEnd w:id="150"/>
+    <w:bookmarkStart w:id="152" w:name="ref-kruschke2018rejecting"/>
     <w:p>
       <w:pPr>
         <w:pStyle w:val="Bibliography"/>
@@ -8423,7 +8514,7 @@
       <w:r>
         <w:t xml:space="preserve"> </w:t>
       </w:r>
-      <w:hyperlink r:id="rId149">
+      <w:hyperlink r:id="rId151">
         <w:r>
           <w:rPr>
             <w:rStyle w:val="Hyperlink"/>
@@ -8432,8 +8523,8 @@
         </w:r>
       </w:hyperlink>
     </w:p>
-    <w:bookmarkEnd w:id="150"/>
-    <w:bookmarkStart w:id="152" w:name="ref-lakensEquivalenceTestsPractical2017a"/>
+    <w:bookmarkEnd w:id="152"/>
+    <w:bookmarkStart w:id="154" w:name="ref-lakensEquivalenceTestsPractical2017a"/>
     <w:p>
       <w:pPr>
         <w:pStyle w:val="Bibliography"/>
@@ -8518,7 +8609,7 @@
       <w:r>
         <w:t xml:space="preserve"> </w:t>
       </w:r>
-      <w:hyperlink r:id="rId151">
+      <w:hyperlink r:id="rId153">
         <w:r>
           <w:rPr>
             <w:rStyle w:val="Hyperlink"/>
@@ -8527,8 +8618,8 @@
         </w:r>
       </w:hyperlink>
     </w:p>
-    <w:bookmarkEnd w:id="152"/>
-    <w:bookmarkStart w:id="154" w:name="ref-larrieuHowGamingMotives2023"/>
+    <w:bookmarkEnd w:id="154"/>
+    <w:bookmarkStart w:id="156" w:name="ref-larrieuHowGamingMotives2023"/>
     <w:p>
       <w:pPr>
         <w:pStyle w:val="Bibliography"/>
@@ -8577,7 +8668,7 @@
       <w:r>
         <w:t xml:space="preserve"> </w:t>
       </w:r>
-      <w:hyperlink r:id="rId153">
+      <w:hyperlink r:id="rId155">
         <w:r>
           <w:rPr>
             <w:rStyle w:val="Hyperlink"/>
@@ -8586,8 +8677,8 @@
         </w:r>
       </w:hyperlink>
     </w:p>
-    <w:bookmarkEnd w:id="154"/>
-    <w:bookmarkStart w:id="156" w:name="ref-leeEmpiricalEvaluationMetadata2015"/>
+    <w:bookmarkEnd w:id="156"/>
+    <w:bookmarkStart w:id="158" w:name="ref-leeEmpiricalEvaluationMetadata2015"/>
     <w:p>
       <w:pPr>
         <w:pStyle w:val="Bibliography"/>
@@ -8624,7 +8715,7 @@
       <w:r>
         <w:t xml:space="preserve"> </w:t>
       </w:r>
-      <w:hyperlink r:id="rId155">
+      <w:hyperlink r:id="rId157">
         <w:r>
           <w:rPr>
             <w:rStyle w:val="Hyperlink"/>
@@ -8633,8 +8724,8 @@
         </w:r>
       </w:hyperlink>
     </w:p>
-    <w:bookmarkEnd w:id="156"/>
-    <w:bookmarkStart w:id="158" w:name="ref-leeFacetAnalysisVideo2014"/>
+    <w:bookmarkEnd w:id="158"/>
+    <w:bookmarkStart w:id="160" w:name="ref-leeFacetAnalysisVideo2014"/>
     <w:p>
       <w:pPr>
         <w:pStyle w:val="Bibliography"/>
@@ -8679,7 +8770,7 @@
       <w:r>
         <w:t xml:space="preserve"> </w:t>
       </w:r>
-      <w:hyperlink r:id="rId157">
+      <w:hyperlink r:id="rId159">
         <w:r>
           <w:rPr>
             <w:rStyle w:val="Hyperlink"/>
@@ -8688,8 +8779,8 @@
         </w:r>
       </w:hyperlink>
     </w:p>
-    <w:bookmarkEnd w:id="158"/>
-    <w:bookmarkStart w:id="160" w:name="X9fe09479a4d9688b94ab67090259c9147b1afd8"/>
+    <w:bookmarkEnd w:id="160"/>
+    <w:bookmarkStart w:id="162" w:name="X9fe09479a4d9688b94ab67090259c9147b1afd8"/>
     <w:p>
       <w:pPr>
         <w:pStyle w:val="Bibliography"/>
@@ -8884,7 +8975,7 @@
       <w:r>
         <w:t xml:space="preserve"> </w:t>
       </w:r>
-      <w:hyperlink r:id="rId159">
+      <w:hyperlink r:id="rId161">
         <w:r>
           <w:rPr>
             <w:rStyle w:val="Hyperlink"/>
@@ -8893,8 +8984,8 @@
         </w:r>
       </w:hyperlink>
     </w:p>
-    <w:bookmarkEnd w:id="160"/>
-    <w:bookmarkStart w:id="162" w:name="ref-liPreliminaryNetworkAnalysis2020"/>
+    <w:bookmarkEnd w:id="162"/>
+    <w:bookmarkStart w:id="164" w:name="ref-liPreliminaryNetworkAnalysis2020"/>
     <w:p>
       <w:pPr>
         <w:pStyle w:val="Bibliography"/>
@@ -8995,7 +9086,7 @@
       <w:r>
         <w:t xml:space="preserve"> </w:t>
       </w:r>
-      <w:hyperlink r:id="rId161">
+      <w:hyperlink r:id="rId163">
         <w:r>
           <w:rPr>
             <w:rStyle w:val="Hyperlink"/>
@@ -9004,8 +9095,8 @@
         </w:r>
       </w:hyperlink>
     </w:p>
-    <w:bookmarkEnd w:id="162"/>
-    <w:bookmarkStart w:id="164" w:name="ref-magnusson2024harmful"/>
+    <w:bookmarkEnd w:id="164"/>
+    <w:bookmarkStart w:id="166" w:name="ref-magnusson2024harmful"/>
     <w:p>
       <w:pPr>
         <w:pStyle w:val="Bibliography"/>
@@ -9054,7 +9145,7 @@
       <w:r>
         <w:t xml:space="preserve"> </w:t>
       </w:r>
-      <w:hyperlink r:id="rId163">
+      <w:hyperlink r:id="rId165">
         <w:r>
           <w:rPr>
             <w:rStyle w:val="Hyperlink"/>
@@ -9063,8 +9154,8 @@
         </w:r>
       </w:hyperlink>
     </w:p>
-    <w:bookmarkEnd w:id="164"/>
-    <w:bookmarkStart w:id="166" w:name="X2700815a92419ef38cfe9378c3861e8a5326080"/>
+    <w:bookmarkEnd w:id="166"/>
+    <w:bookmarkStart w:id="168" w:name="X2700815a92419ef38cfe9378c3861e8a5326080"/>
     <w:p>
       <w:pPr>
         <w:pStyle w:val="Bibliography"/>
@@ -9119,7 +9210,7 @@
       <w:r>
         <w:t xml:space="preserve"> </w:t>
       </w:r>
-      <w:hyperlink r:id="rId165">
+      <w:hyperlink r:id="rId167">
         <w:r>
           <w:rPr>
             <w:rStyle w:val="Hyperlink"/>
@@ -9128,8 +9219,8 @@
         </w:r>
       </w:hyperlink>
     </w:p>
-    <w:bookmarkEnd w:id="166"/>
-    <w:bookmarkStart w:id="168" w:name="ref-naInfluenceGameGenre2017"/>
+    <w:bookmarkEnd w:id="168"/>
+    <w:bookmarkStart w:id="170" w:name="ref-naInfluenceGameGenre2017"/>
     <w:p>
       <w:pPr>
         <w:pStyle w:val="Bibliography"/>
@@ -9178,7 +9269,7 @@
       <w:r>
         <w:t xml:space="preserve"> </w:t>
       </w:r>
-      <w:hyperlink r:id="rId167">
+      <w:hyperlink r:id="rId169">
         <w:r>
           <w:rPr>
             <w:rStyle w:val="Hyperlink"/>
@@ -9187,8 +9278,8 @@
         </w:r>
       </w:hyperlink>
     </w:p>
-    <w:bookmarkEnd w:id="168"/>
-    <w:bookmarkStart w:id="170" w:name="ref-nguyenPlayVideoGames2023"/>
+    <w:bookmarkEnd w:id="170"/>
+    <w:bookmarkStart w:id="172" w:name="ref-nguyenPlayVideoGames2023"/>
     <w:p>
       <w:pPr>
         <w:pStyle w:val="Bibliography"/>
@@ -9225,7 +9316,7 @@
       <w:r>
         <w:t xml:space="preserve"> </w:t>
       </w:r>
-      <w:hyperlink r:id="rId169">
+      <w:hyperlink r:id="rId171">
         <w:r>
           <w:rPr>
             <w:rStyle w:val="Hyperlink"/>
@@ -9234,8 +9325,8 @@
         </w:r>
       </w:hyperlink>
     </w:p>
-    <w:bookmarkEnd w:id="170"/>
-    <w:bookmarkStart w:id="171" w:name="ref-notisYoureRightThere2021"/>
+    <w:bookmarkEnd w:id="172"/>
+    <w:bookmarkStart w:id="173" w:name="ref-notisYoureRightThere2021"/>
     <w:p>
       <w:pPr>
         <w:pStyle w:val="Bibliography"/>
@@ -9278,8 +9369,8 @@
         <w:t xml:space="preserve">(News).</w:t>
       </w:r>
     </w:p>
-    <w:bookmarkEnd w:id="171"/>
-    <w:bookmarkStart w:id="173" w:name="ref-orbenSisypheanCycleTechnology2020"/>
+    <w:bookmarkEnd w:id="173"/>
+    <w:bookmarkStart w:id="175" w:name="ref-orbenSisypheanCycleTechnology2020"/>
     <w:p>
       <w:pPr>
         <w:pStyle w:val="Bibliography"/>
@@ -9349,7 +9440,7 @@
       <w:r>
         <w:t xml:space="preserve"> </w:t>
       </w:r>
-      <w:hyperlink r:id="rId172">
+      <w:hyperlink r:id="rId174">
         <w:r>
           <w:rPr>
             <w:rStyle w:val="Hyperlink"/>
@@ -9358,8 +9449,8 @@
         </w:r>
       </w:hyperlink>
     </w:p>
-    <w:bookmarkEnd w:id="173"/>
-    <w:bookmarkStart w:id="175" w:name="ref-palausNeuralBasisVideo2017"/>
+    <w:bookmarkEnd w:id="175"/>
+    <w:bookmarkStart w:id="177" w:name="ref-palausNeuralBasisVideo2017"/>
     <w:p>
       <w:pPr>
         <w:pStyle w:val="Bibliography"/>
@@ -9426,7 +9517,7 @@
       <w:r>
         <w:t xml:space="preserve"> </w:t>
       </w:r>
-      <w:hyperlink r:id="rId174">
+      <w:hyperlink r:id="rId176">
         <w:r>
           <w:rPr>
             <w:rStyle w:val="Hyperlink"/>
@@ -9435,8 +9526,8 @@
         </w:r>
       </w:hyperlink>
     </w:p>
-    <w:bookmarkEnd w:id="175"/>
-    <w:bookmarkStart w:id="177" w:name="X1622a13c71fefd4fa62b8aed2044e1aca625882"/>
+    <w:bookmarkEnd w:id="177"/>
+    <w:bookmarkStart w:id="179" w:name="X1622a13c71fefd4fa62b8aed2044e1aca625882"/>
     <w:p>
       <w:pPr>
         <w:pStyle w:val="Bibliography"/>
@@ -9460,7 +9551,7 @@
       <w:r>
         <w:t xml:space="preserve"> </w:t>
       </w:r>
-      <w:hyperlink r:id="rId176">
+      <w:hyperlink r:id="rId178">
         <w:r>
           <w:rPr>
             <w:rStyle w:val="Hyperlink"/>
@@ -9469,8 +9560,8 @@
         </w:r>
       </w:hyperlink>
     </w:p>
-    <w:bookmarkEnd w:id="177"/>
-    <w:bookmarkStart w:id="179" w:name="ref-pengNeedSatisfactionSupportive2012"/>
+    <w:bookmarkEnd w:id="179"/>
+    <w:bookmarkStart w:id="181" w:name="ref-pengNeedSatisfactionSupportive2012"/>
     <w:p>
       <w:pPr>
         <w:pStyle w:val="Bibliography"/>
@@ -9516,7 +9607,7 @@
       <w:r>
         <w:t xml:space="preserve"> </w:t>
       </w:r>
-      <w:hyperlink r:id="rId178">
+      <w:hyperlink r:id="rId180">
         <w:r>
           <w:rPr>
             <w:rStyle w:val="Hyperlink"/>
@@ -9525,8 +9616,8 @@
         </w:r>
       </w:hyperlink>
     </w:p>
-    <w:bookmarkEnd w:id="179"/>
-    <w:bookmarkStart w:id="181" w:name="Xdf2cf5401331fd58c65fc0d43e2dff377af3d26"/>
+    <w:bookmarkEnd w:id="181"/>
+    <w:bookmarkStart w:id="183" w:name="Xdf2cf5401331fd58c65fc0d43e2dff377af3d26"/>
     <w:p>
       <w:pPr>
         <w:pStyle w:val="Bibliography"/>
@@ -9658,7 +9749,7 @@
       <w:r>
         <w:t xml:space="preserve"> </w:t>
       </w:r>
-      <w:hyperlink r:id="rId180">
+      <w:hyperlink r:id="rId182">
         <w:r>
           <w:rPr>
             <w:rStyle w:val="Hyperlink"/>
@@ -9667,8 +9758,8 @@
         </w:r>
       </w:hyperlink>
     </w:p>
-    <w:bookmarkEnd w:id="181"/>
-    <w:bookmarkStart w:id="183" w:name="ref-raithMassivelyMultiplayerOnline2021"/>
+    <w:bookmarkEnd w:id="183"/>
+    <w:bookmarkStart w:id="185" w:name="ref-raithMassivelyMultiplayerOnline2021"/>
     <w:p>
       <w:pPr>
         <w:pStyle w:val="Bibliography"/>
@@ -9735,7 +9826,7 @@
       <w:r>
         <w:t xml:space="preserve"> </w:t>
       </w:r>
-      <w:hyperlink r:id="rId182">
+      <w:hyperlink r:id="rId184">
         <w:r>
           <w:rPr>
             <w:rStyle w:val="Hyperlink"/>
@@ -9744,8 +9835,8 @@
         </w:r>
       </w:hyperlink>
     </w:p>
-    <w:bookmarkEnd w:id="183"/>
-    <w:bookmarkStart w:id="185" w:name="ref-rehbeinContributionGameGenre2021"/>
+    <w:bookmarkEnd w:id="185"/>
+    <w:bookmarkStart w:id="187" w:name="ref-rehbeinContributionGameGenre2021"/>
     <w:p>
       <w:pPr>
         <w:pStyle w:val="Bibliography"/>
@@ -9848,7 +9939,7 @@
       <w:r>
         <w:t xml:space="preserve"> </w:t>
       </w:r>
-      <w:hyperlink r:id="rId184">
+      <w:hyperlink r:id="rId186">
         <w:r>
           <w:rPr>
             <w:rStyle w:val="Hyperlink"/>
@@ -9857,8 +9948,8 @@
         </w:r>
       </w:hyperlink>
     </w:p>
-    <w:bookmarkEnd w:id="185"/>
-    <w:bookmarkStart w:id="187" w:name="ref-rehbeinVideoGamePlaying2016"/>
+    <w:bookmarkEnd w:id="187"/>
+    <w:bookmarkStart w:id="189" w:name="ref-rehbeinVideoGamePlaying2016"/>
     <w:p>
       <w:pPr>
         <w:pStyle w:val="Bibliography"/>
@@ -9916,7 +10007,7 @@
       <w:r>
         <w:t xml:space="preserve"> </w:t>
       </w:r>
-      <w:hyperlink r:id="rId186">
+      <w:hyperlink r:id="rId188">
         <w:r>
           <w:rPr>
             <w:rStyle w:val="Hyperlink"/>
@@ -9925,8 +10016,8 @@
         </w:r>
       </w:hyperlink>
     </w:p>
-    <w:bookmarkEnd w:id="187"/>
-    <w:bookmarkStart w:id="189" w:name="ref-robinson1950ecological"/>
+    <w:bookmarkEnd w:id="189"/>
+    <w:bookmarkStart w:id="191" w:name="ref-robinson1950ecological"/>
     <w:p>
       <w:pPr>
         <w:pStyle w:val="Bibliography"/>
@@ -9963,7 +10054,7 @@
       <w:r>
         <w:t xml:space="preserve"> </w:t>
       </w:r>
-      <w:hyperlink r:id="rId188">
+      <w:hyperlink r:id="rId190">
         <w:r>
           <w:rPr>
             <w:rStyle w:val="Hyperlink"/>
@@ -9972,8 +10063,8 @@
         </w:r>
       </w:hyperlink>
     </w:p>
-    <w:bookmarkEnd w:id="189"/>
-    <w:bookmarkStart w:id="191" w:name="ref-robitzsch2024miceadds"/>
+    <w:bookmarkEnd w:id="191"/>
+    <w:bookmarkStart w:id="193" w:name="ref-robitzsch2024miceadds"/>
     <w:p>
       <w:pPr>
         <w:pStyle w:val="Bibliography"/>
@@ -10039,7 +10130,7 @@
       <w:r>
         <w:t xml:space="preserve"> </w:t>
       </w:r>
-      <w:hyperlink r:id="rId190">
+      <w:hyperlink r:id="rId192">
         <w:r>
           <w:rPr>
             <w:rStyle w:val="Hyperlink"/>
@@ -10048,8 +10139,8 @@
         </w:r>
       </w:hyperlink>
     </w:p>
-    <w:bookmarkEnd w:id="191"/>
-    <w:bookmarkStart w:id="193" w:name="ref-rohrer2023within"/>
+    <w:bookmarkEnd w:id="193"/>
+    <w:bookmarkStart w:id="195" w:name="ref-rohrer2023within"/>
     <w:p>
       <w:pPr>
         <w:pStyle w:val="Bibliography"/>
@@ -10098,7 +10189,7 @@
       <w:r>
         <w:t xml:space="preserve"> </w:t>
       </w:r>
-      <w:hyperlink r:id="rId192">
+      <w:hyperlink r:id="rId194">
         <w:r>
           <w:rPr>
             <w:rStyle w:val="Hyperlink"/>
@@ -10107,8 +10198,8 @@
         </w:r>
       </w:hyperlink>
     </w:p>
-    <w:bookmarkEnd w:id="193"/>
-    <w:bookmarkStart w:id="194" w:name="X0ff1345a73ce026459726c12c413dfc17771c6d"/>
+    <w:bookmarkEnd w:id="195"/>
+    <w:bookmarkStart w:id="196" w:name="X0ff1345a73ce026459726c12c413dfc17771c6d"/>
     <w:p>
       <w:pPr>
         <w:pStyle w:val="Bibliography"/>
@@ -10143,8 +10234,8 @@
         <w:t xml:space="preserve">, 53–66.</w:t>
       </w:r>
     </w:p>
-    <w:bookmarkEnd w:id="194"/>
-    <w:bookmarkStart w:id="196" w:name="X77910f769640f0b94767d940db2e3c49c8cfdf6"/>
+    <w:bookmarkEnd w:id="196"/>
+    <w:bookmarkStart w:id="198" w:name="X77910f769640f0b94767d940db2e3c49c8cfdf6"/>
     <w:p>
       <w:pPr>
         <w:pStyle w:val="Bibliography"/>
@@ -10196,7 +10287,7 @@
       <w:r>
         <w:t xml:space="preserve"> </w:t>
       </w:r>
-      <w:hyperlink r:id="rId195">
+      <w:hyperlink r:id="rId197">
         <w:r>
           <w:rPr>
             <w:rStyle w:val="Hyperlink"/>
@@ -10205,8 +10296,8 @@
         </w:r>
       </w:hyperlink>
     </w:p>
-    <w:bookmarkEnd w:id="196"/>
-    <w:bookmarkStart w:id="198" w:name="ref-simonsConstraintsGeneralityCOG2017"/>
+    <w:bookmarkEnd w:id="198"/>
+    <w:bookmarkStart w:id="200" w:name="ref-simonsConstraintsGeneralityCOG2017"/>
     <w:p>
       <w:pPr>
         <w:pStyle w:val="Bibliography"/>
@@ -10282,7 +10373,7 @@
       <w:r>
         <w:t xml:space="preserve"> </w:t>
       </w:r>
-      <w:hyperlink r:id="rId197">
+      <w:hyperlink r:id="rId199">
         <w:r>
           <w:rPr>
             <w:rStyle w:val="Hyperlink"/>
@@ -10291,8 +10382,8 @@
         </w:r>
       </w:hyperlink>
     </w:p>
-    <w:bookmarkEnd w:id="198"/>
-    <w:bookmarkStart w:id="200" w:name="ref-starostaTangledWaysClassify2024"/>
+    <w:bookmarkEnd w:id="200"/>
+    <w:bookmarkStart w:id="202" w:name="ref-starostaTangledWaysClassify2024"/>
     <w:p>
       <w:pPr>
         <w:pStyle w:val="Bibliography"/>
@@ -10341,7 +10432,7 @@
       <w:r>
         <w:t xml:space="preserve"> </w:t>
       </w:r>
-      <w:hyperlink r:id="rId199">
+      <w:hyperlink r:id="rId201">
         <w:r>
           <w:rPr>
             <w:rStyle w:val="Hyperlink"/>
@@ -10350,8 +10441,8 @@
         </w:r>
       </w:hyperlink>
     </w:p>
-    <w:bookmarkEnd w:id="200"/>
-    <w:bookmarkStart w:id="202" w:name="ref-sturmFreeTimePhysical2019"/>
+    <w:bookmarkEnd w:id="202"/>
+    <w:bookmarkStart w:id="204" w:name="ref-sturmFreeTimePhysical2019"/>
     <w:p>
       <w:pPr>
         <w:pStyle w:val="Bibliography"/>
@@ -10454,7 +10545,7 @@
       <w:r>
         <w:t xml:space="preserve"> </w:t>
       </w:r>
-      <w:hyperlink r:id="rId201">
+      <w:hyperlink r:id="rId203">
         <w:r>
           <w:rPr>
             <w:rStyle w:val="Hyperlink"/>
@@ -10463,8 +10554,8 @@
         </w:r>
       </w:hyperlink>
     </w:p>
-    <w:bookmarkEnd w:id="202"/>
-    <w:bookmarkStart w:id="204" w:name="ref-tennant2007warwick"/>
+    <w:bookmarkEnd w:id="204"/>
+    <w:bookmarkStart w:id="206" w:name="ref-tennant2007warwick"/>
     <w:p>
       <w:pPr>
         <w:pStyle w:val="Bibliography"/>
@@ -10531,7 +10622,7 @@
       <w:r>
         <w:t xml:space="preserve"> </w:t>
       </w:r>
-      <w:hyperlink r:id="rId203">
+      <w:hyperlink r:id="rId205">
         <w:r>
           <w:rPr>
             <w:rStyle w:val="Hyperlink"/>
@@ -10540,8 +10631,8 @@
         </w:r>
       </w:hyperlink>
     </w:p>
-    <w:bookmarkEnd w:id="204"/>
-    <w:bookmarkStart w:id="206" w:name="ref-blsAmericanTimeUse2025"/>
+    <w:bookmarkEnd w:id="206"/>
+    <w:bookmarkStart w:id="208" w:name="ref-blsAmericanTimeUse2025"/>
     <w:p>
       <w:pPr>
         <w:pStyle w:val="Bibliography"/>
@@ -10617,7 +10708,7 @@
       <w:r>
         <w:t xml:space="preserve"> </w:t>
       </w:r>
-      <w:hyperlink r:id="rId205">
+      <w:hyperlink r:id="rId207">
         <w:r>
           <w:rPr>
             <w:rStyle w:val="Hyperlink"/>
@@ -10626,8 +10717,8 @@
         </w:r>
       </w:hyperlink>
     </w:p>
-    <w:bookmarkEnd w:id="206"/>
-    <w:bookmarkStart w:id="208" w:name="ref-vanbuuren2018flexible"/>
+    <w:bookmarkEnd w:id="208"/>
+    <w:bookmarkStart w:id="210" w:name="ref-vanbuuren2018flexible"/>
     <w:p>
       <w:pPr>
         <w:pStyle w:val="Bibliography"/>
@@ -10699,7 +10790,7 @@
       <w:r>
         <w:t xml:space="preserve"> </w:t>
       </w:r>
-      <w:hyperlink r:id="rId207">
+      <w:hyperlink r:id="rId209">
         <w:r>
           <w:rPr>
             <w:rStyle w:val="Hyperlink"/>
@@ -10708,8 +10799,8 @@
         </w:r>
       </w:hyperlink>
     </w:p>
-    <w:bookmarkEnd w:id="208"/>
-    <w:bookmarkStart w:id="210" w:name="ref-vanbuuren2011mice"/>
+    <w:bookmarkEnd w:id="210"/>
+    <w:bookmarkStart w:id="212" w:name="ref-vanbuuren2011mice"/>
     <w:p>
       <w:pPr>
         <w:pStyle w:val="Bibliography"/>
@@ -10791,7 +10882,7 @@
       <w:r>
         <w:t xml:space="preserve"> </w:t>
       </w:r>
-      <w:hyperlink r:id="rId209">
+      <w:hyperlink r:id="rId211">
         <w:r>
           <w:rPr>
             <w:rStyle w:val="Hyperlink"/>
@@ -10800,8 +10891,8 @@
         </w:r>
       </w:hyperlink>
     </w:p>
-    <w:bookmarkEnd w:id="210"/>
-    <w:bookmarkStart w:id="212" w:name="ref-vargas-iglesiasMakingSenseGenre2020"/>
+    <w:bookmarkEnd w:id="212"/>
+    <w:bookmarkStart w:id="214" w:name="ref-vargas-iglesiasMakingSenseGenre2020"/>
     <w:p>
       <w:pPr>
         <w:pStyle w:val="Bibliography"/>
@@ -10880,7 +10971,7 @@
       <w:r>
         <w:t xml:space="preserve"> </w:t>
       </w:r>
-      <w:hyperlink r:id="rId211">
+      <w:hyperlink r:id="rId213">
         <w:r>
           <w:rPr>
             <w:rStyle w:val="Hyperlink"/>
@@ -10889,8 +10980,8 @@
         </w:r>
       </w:hyperlink>
     </w:p>
-    <w:bookmarkEnd w:id="212"/>
-    <w:bookmarkStart w:id="214" w:name="ref-vehtari2017practical"/>
+    <w:bookmarkEnd w:id="214"/>
+    <w:bookmarkStart w:id="216" w:name="ref-vehtari2017practical"/>
     <w:p>
       <w:pPr>
         <w:pStyle w:val="Bibliography"/>
@@ -10948,7 +11039,7 @@
       <w:r>
         <w:t xml:space="preserve"> </w:t>
       </w:r>
-      <w:hyperlink r:id="rId213">
+      <w:hyperlink r:id="rId215">
         <w:r>
           <w:rPr>
             <w:rStyle w:val="Hyperlink"/>
@@ -10957,8 +11048,8 @@
         </w:r>
       </w:hyperlink>
     </w:p>
-    <w:bookmarkEnd w:id="214"/>
-    <w:bookmarkStart w:id="216" w:name="ref-vellaPlayingAlonePlaying2015a"/>
+    <w:bookmarkEnd w:id="216"/>
+    <w:bookmarkStart w:id="218" w:name="ref-vellaPlayingAlonePlaying2015a"/>
     <w:p>
       <w:pPr>
         <w:pStyle w:val="Bibliography"/>
@@ -11000,7 +11091,7 @@
       <w:r>
         <w:t xml:space="preserve"> </w:t>
       </w:r>
-      <w:hyperlink r:id="rId215">
+      <w:hyperlink r:id="rId217">
         <w:r>
           <w:rPr>
             <w:rStyle w:val="Hyperlink"/>
@@ -11009,8 +11100,8 @@
         </w:r>
       </w:hyperlink>
     </w:p>
-    <w:bookmarkEnd w:id="216"/>
-    <w:bookmarkStart w:id="218" w:name="ref-vonhippel2020"/>
+    <w:bookmarkEnd w:id="218"/>
+    <w:bookmarkStart w:id="220" w:name="ref-vonhippel2020"/>
     <w:p>
       <w:pPr>
         <w:pStyle w:val="Bibliography"/>
@@ -11062,7 +11153,7 @@
       <w:r>
         <w:t xml:space="preserve"> </w:t>
       </w:r>
-      <w:hyperlink r:id="rId217">
+      <w:hyperlink r:id="rId219">
         <w:r>
           <w:rPr>
             <w:rStyle w:val="Hyperlink"/>
@@ -11071,8 +11162,8 @@
         </w:r>
       </w:hyperlink>
     </w:p>
-    <w:bookmarkEnd w:id="218"/>
-    <w:bookmarkStart w:id="220" w:name="ref-vuorreAffectiveUpliftVideo2024"/>
+    <w:bookmarkEnd w:id="220"/>
+    <w:bookmarkStart w:id="222" w:name="ref-vuorreAffectiveUpliftVideo2024"/>
     <w:p>
       <w:pPr>
         <w:pStyle w:val="Bibliography"/>
@@ -11169,7 +11260,7 @@
       <w:r>
         <w:t xml:space="preserve"> </w:t>
       </w:r>
-      <w:hyperlink r:id="rId219">
+      <w:hyperlink r:id="rId221">
         <w:r>
           <w:rPr>
             <w:rStyle w:val="Hyperlink"/>
@@ -11178,8 +11269,8 @@
         </w:r>
       </w:hyperlink>
     </w:p>
-    <w:bookmarkEnd w:id="220"/>
-    <w:bookmarkStart w:id="222" w:name="ref-vuorreTimeSpentPlaying2022"/>
+    <w:bookmarkEnd w:id="222"/>
+    <w:bookmarkStart w:id="224" w:name="ref-vuorreTimeSpentPlaying2022"/>
     <w:p>
       <w:pPr>
         <w:pStyle w:val="Bibliography"/>
@@ -11216,7 +11307,7 @@
       <w:r>
         <w:t xml:space="preserve"> </w:t>
       </w:r>
-      <w:hyperlink r:id="rId221">
+      <w:hyperlink r:id="rId223">
         <w:r>
           <w:rPr>
             <w:rStyle w:val="Hyperlink"/>
@@ -11225,8 +11316,8 @@
         </w:r>
       </w:hyperlink>
     </w:p>
-    <w:bookmarkEnd w:id="222"/>
-    <w:bookmarkStart w:id="224" w:name="ref-vuorreCommunicatingCausalEffect2024"/>
+    <w:bookmarkEnd w:id="224"/>
+    <w:bookmarkStart w:id="226" w:name="ref-vuorreCommunicatingCausalEffect2024"/>
     <w:p>
       <w:pPr>
         <w:pStyle w:val="Bibliography"/>
@@ -11250,7 +11341,7 @@
       <w:r>
         <w:t xml:space="preserve"> </w:t>
       </w:r>
-      <w:hyperlink r:id="rId223">
+      <w:hyperlink r:id="rId225">
         <w:r>
           <w:rPr>
             <w:rStyle w:val="Hyperlink"/>
@@ -11259,8 +11350,8 @@
         </w:r>
       </w:hyperlink>
     </w:p>
-    <w:bookmarkEnd w:id="224"/>
-    <w:bookmarkStart w:id="226" w:name="ref-willroth2024reporting"/>
+    <w:bookmarkEnd w:id="226"/>
+    <w:bookmarkStart w:id="228" w:name="ref-willroth2024reporting"/>
     <w:p>
       <w:pPr>
         <w:pStyle w:val="Bibliography"/>
@@ -11327,7 +11418,7 @@
       <w:r>
         <w:t xml:space="preserve"> </w:t>
       </w:r>
-      <w:hyperlink r:id="rId225">
+      <w:hyperlink r:id="rId227">
         <w:r>
           <w:rPr>
             <w:rStyle w:val="Hyperlink"/>
@@ -11336,8 +11427,8 @@
         </w:r>
       </w:hyperlink>
     </w:p>
-    <w:bookmarkEnd w:id="226"/>
-    <w:bookmarkStart w:id="228" w:name="ref-wolf6GenreVideo2002"/>
+    <w:bookmarkEnd w:id="228"/>
+    <w:bookmarkStart w:id="230" w:name="ref-wolf6GenreVideo2002"/>
     <w:p>
       <w:pPr>
         <w:pStyle w:val="Bibliography"/>
@@ -11427,7 +11518,7 @@
       <w:r>
         <w:t xml:space="preserve"> </w:t>
       </w:r>
-      <w:hyperlink r:id="rId227">
+      <w:hyperlink r:id="rId229">
         <w:r>
           <w:rPr>
             <w:rStyle w:val="Hyperlink"/>
@@ -11436,8 +11527,8 @@
         </w:r>
       </w:hyperlink>
     </w:p>
-    <w:bookmarkEnd w:id="228"/>
-    <w:bookmarkStart w:id="230" w:name="ref-yarkoniGeneralizabilityCrisis2022"/>
+    <w:bookmarkEnd w:id="230"/>
+    <w:bookmarkStart w:id="232" w:name="ref-yarkoniGeneralizabilityCrisis2022"/>
     <w:p>
       <w:pPr>
         <w:pStyle w:val="Bibliography"/>
@@ -11474,7 +11565,7 @@
       <w:r>
         <w:t xml:space="preserve"> </w:t>
       </w:r>
-      <w:hyperlink r:id="rId229">
+      <w:hyperlink r:id="rId231">
         <w:r>
           <w:rPr>
             <w:rStyle w:val="Hyperlink"/>
@@ -11483,10 +11574,10 @@
         </w:r>
       </w:hyperlink>
     </w:p>
-    <w:bookmarkEnd w:id="230"/>
-    <w:bookmarkEnd w:id="231"/>
     <w:bookmarkEnd w:id="232"/>
-    <w:bookmarkStart w:id="241" w:name="X4b286c4b3957a35bfbcef9a24e9b2790d1cc855"/>
+    <w:bookmarkEnd w:id="233"/>
+    <w:bookmarkEnd w:id="234"/>
+    <w:bookmarkStart w:id="242" w:name="X4b286c4b3957a35bfbcef9a24e9b2790d1cc855"/>
     <w:p>
       <w:pPr>
         <w:pStyle w:val="Heading1"/>
@@ -11521,7 +11612,7 @@
         <w:t xml:space="preserve">(2024)</w:t>
       </w:r>
       <w:r>
-        <w:t xml:space="preserve">: the original wording, what was done instead, the reason, the timing relative to data access and results, and the impact on interpretation. Analyses that were not preregistered (M3, M4, and the daily-timescale analysis) are not deviations and are labelled exploratory where they appear. Changes made upstream during data collection, outside the authors’ control, are consolidated as D6. D7 records a restriction of the analytic sample that followed a correction in a later upstream data release.</w:t>
+        <w:t xml:space="preserve">: the original wording, what was done instead, the reason, the timing relative to data access and results, and the impact on interpretation. Analyses that were not preregistered (M3, M4, and the daily-timescale analysis) are not deviations and are labelled exploratory where they appear. Changes made upstream during data collection, outside the authors’ control, are consolidated as D6.</w:t>
       </w:r>
     </w:p>
     <w:tbl>
@@ -11890,58 +11981,8 @@
           </w:p>
         </w:tc>
       </w:tr>
-      <w:tr>
-        <w:tc>
-          <w:tcPr/>
-          <w:p>
-            <w:pPr>
-              <w:pStyle w:val="Compact"/>
-              <w:jc w:val="left"/>
-            </w:pPr>
-            <w:r>
-              <w:t xml:space="preserve">D7</w:t>
-            </w:r>
-          </w:p>
-        </w:tc>
-        <w:tc>
-          <w:tcPr/>
-          <w:p>
-            <w:pPr>
-              <w:pStyle w:val="Compact"/>
-              <w:jc w:val="left"/>
-            </w:pPr>
-            <w:r>
-              <w:t xml:space="preserve">Analytic sample restricted to qualified participants</w:t>
-            </w:r>
-          </w:p>
-        </w:tc>
-        <w:tc>
-          <w:tcPr/>
-          <w:p>
-            <w:pPr>
-              <w:pStyle w:val="Compact"/>
-              <w:jc w:val="left"/>
-            </w:pPr>
-            <w:r>
-              <w:t xml:space="preserve">Data exclusions</w:t>
-            </w:r>
-          </w:p>
-        </w:tc>
-        <w:tc>
-          <w:tcPr/>
-          <w:p>
-            <w:pPr>
-              <w:pStyle w:val="Compact"/>
-              <w:jc w:val="left"/>
-            </w:pPr>
-            <w:r>
-              <w:t xml:space="preserve">After data access and after results known</w:t>
-            </w:r>
-          </w:p>
-        </w:tc>
-      </w:tr>
     </w:tbl>
-    <w:bookmarkStart w:id="240" w:name="structured-disclosures"/>
+    <w:bookmarkStart w:id="241" w:name="structured-disclosures"/>
     <w:p>
       <w:pPr>
         <w:pStyle w:val="Heading2"/>
@@ -11950,7 +11991,7 @@
         <w:t xml:space="preserve">Structured disclosures</w:t>
       </w:r>
     </w:p>
-    <w:bookmarkStart w:id="233" w:name="d1-genre-assignment-by-full-attribution"/>
+    <w:bookmarkStart w:id="235" w:name="d1-genre-assignment-by-full-attribution"/>
     <w:p>
       <w:pPr>
         <w:pStyle w:val="Heading3"/>
@@ -12187,7 +12228,7 @@
               <w:t xml:space="preserve"> </w:t>
             </w:r>
             <w:r>
-              <w:t xml:space="preserve">= 0.188), whereas it does under full attribution (</w:t>
+              <w:t xml:space="preserve">= 0.216), whereas it does under full attribution (</w:t>
             </w:r>
             <w:r>
               <w:rPr>
@@ -12200,7 +12241,7 @@
               <w:t xml:space="preserve"> </w:t>
             </w:r>
             <w:r>
-              <w:t xml:space="preserve">= 0.023), so the support for H2a depends on this choice (Appendix D,</w:t>
+              <w:t xml:space="preserve">= 0.025), so the support for H2a depends on this choice (Appendix D,</w:t>
             </w:r>
             <w:r>
               <w:t xml:space="preserve"> </w:t>
@@ -12220,8 +12261,8 @@
         </w:tc>
       </w:tr>
     </w:tbl>
-    <w:bookmarkEnd w:id="233"/>
-    <w:bookmarkStart w:id="234" w:name="d2-genre-taxonomy"/>
+    <w:bookmarkEnd w:id="235"/>
+    <w:bookmarkStart w:id="236" w:name="d2-genre-taxonomy"/>
     <w:p>
       <w:pPr>
         <w:pStyle w:val="Heading3"/>
@@ -12451,8 +12492,8 @@
         </w:tc>
       </w:tr>
     </w:tbl>
-    <w:bookmarkEnd w:id="234"/>
-    <w:bookmarkStart w:id="235" w:name="d3-bayesian-estimation-and-priors"/>
+    <w:bookmarkEnd w:id="236"/>
+    <w:bookmarkStart w:id="237" w:name="d3-bayesian-estimation-and-priors"/>
     <w:p>
       <w:pPr>
         <w:pStyle w:val="Heading3"/>
@@ -12815,8 +12856,8 @@
         </w:tc>
       </w:tr>
     </w:tbl>
-    <w:bookmarkEnd w:id="235"/>
-    <w:bookmarkStart w:id="236" w:name="d4-h1-platform-scope-without-mobile"/>
+    <w:bookmarkEnd w:id="237"/>
+    <w:bookmarkStart w:id="238" w:name="d4-h1-platform-scope-without-mobile"/>
     <w:p>
       <w:pPr>
         <w:pStyle w:val="Heading3"/>
@@ -13052,7 +13093,7 @@
               <w:jc w:val="left"/>
             </w:pPr>
             <w:r>
-              <w:t xml:space="preserve">Mobile play is omitted from the H1 exposure; it made up 3.3% of all-platform playtime in the analysed person-waves, and the preregistered all-platform H1 model likewise finds no practically significant association in either dimension (Appendix D,</w:t>
+              <w:t xml:space="preserve">Mobile play is omitted from the H1 exposure; it made up 3.4% of all-platform playtime in the analysed person-waves, and the preregistered all-platform H1 model likewise finds no practically significant association in either dimension (Appendix D,</w:t>
             </w:r>
             <w:r>
               <w:t xml:space="preserve"> </w:t>
@@ -13072,8 +13113,8 @@
         </w:tc>
       </w:tr>
     </w:tbl>
-    <w:bookmarkEnd w:id="236"/>
-    <w:bookmarkStart w:id="237" w:name="d5-missing-data-protocol"/>
+    <w:bookmarkEnd w:id="238"/>
+    <w:bookmarkStart w:id="239" w:name="d5-missing-data-protocol"/>
     <w:p>
       <w:pPr>
         <w:pStyle w:val="Heading3"/>
@@ -13222,7 +13263,7 @@
               <w:jc w:val="left"/>
             </w:pPr>
             <w:r>
-              <w:t xml:space="preserve">Wave nonresponse rather than item missingness dominates: 3,355 of 9,648 person-waves (34.8%) have no SWEMWBS. We therefore imputed on the full participant × wave grid with two-level MICE (</w:t>
+              <w:t xml:space="preserve">All outcome missingness is wave nonresponse: 3,490 of 10,008 person-waves (34.9%) have no SWEMWBS. We therefore imputed on the full participant × wave grid with two-level MICE (</w:t>
             </w:r>
             <w:r>
               <w:rPr>
@@ -13327,8 +13368,8 @@
         </w:tc>
       </w:tr>
     </w:tbl>
-    <w:bookmarkEnd w:id="237"/>
-    <w:bookmarkStart w:id="238" w:name="d6-upstream-data-collection-changes"/>
+    <w:bookmarkEnd w:id="239"/>
+    <w:bookmarkStart w:id="240" w:name="d6-upstream-data-collection-changes"/>
     <w:p>
       <w:pPr>
         <w:pStyle w:val="Heading3"/>
@@ -13567,302 +13608,10 @@
         </w:tc>
       </w:tr>
     </w:tbl>
-    <w:bookmarkEnd w:id="238"/>
-    <w:bookmarkStart w:id="239" w:name="Xba3a1fa995d91dae8f67e4e0f99d4de2be7455b"/>
-    <w:p>
-      <w:pPr>
-        <w:pStyle w:val="Heading3"/>
-      </w:pPr>
-      <w:r>
-        <w:t xml:space="preserve">D7: Analytic sample restricted to qualified participants</w:t>
-      </w:r>
-    </w:p>
-    <w:tbl>
-      <w:tblPr>
-        <w:tblStyle w:val="Table"/>
-        <w:tblW w:type="pct" w:w="5000"/>
-        <w:tblLayout w:type="fixed"/>
-        <w:tblLook w:firstRow="1" w:lastRow="0" w:firstColumn="0" w:lastColumn="0" w:noHBand="0" w:noVBand="0" w:val="0020"/>
-      </w:tblPr>
-      <w:tblGrid>
-        <w:gridCol w:w="2090"/>
-        <w:gridCol w:w="5830"/>
-      </w:tblGrid>
-      <w:tr>
-        <w:trPr>
-          <w:tblHeader w:val="on"/>
-        </w:trPr>
-        <w:tc>
-          <w:tcPr/>
-          <w:p>
-            <w:pPr>
-              <w:pStyle w:val="Compact"/>
-              <w:jc w:val="left"/>
-            </w:pPr>
-            <w:r>
-              <w:t xml:space="preserve">Field</w:t>
-            </w:r>
-          </w:p>
-        </w:tc>
-        <w:tc>
-          <w:tcPr/>
-          <w:p>
-            <w:pPr>
-              <w:pStyle w:val="Compact"/>
-              <w:jc w:val="left"/>
-            </w:pPr>
-            <w:r>
-              <w:t xml:space="preserve">Content</w:t>
-            </w:r>
-          </w:p>
-        </w:tc>
-      </w:tr>
-      <w:tr>
-        <w:tc>
-          <w:tcPr/>
-          <w:p>
-            <w:pPr>
-              <w:pStyle w:val="Compact"/>
-              <w:jc w:val="left"/>
-            </w:pPr>
-            <w:r>
-              <w:rPr>
-                <w:b/>
-                <w:bCs/>
-              </w:rPr>
-              <w:t xml:space="preserve">Type</w:t>
-            </w:r>
-          </w:p>
-        </w:tc>
-        <w:tc>
-          <w:tcPr/>
-          <w:p>
-            <w:pPr>
-              <w:pStyle w:val="Compact"/>
-              <w:jc w:val="left"/>
-            </w:pPr>
-            <w:r>
-              <w:t xml:space="preserve">Data exclusions</w:t>
-            </w:r>
-          </w:p>
-        </w:tc>
-      </w:tr>
-      <w:tr>
-        <w:tc>
-          <w:tcPr/>
-          <w:p>
-            <w:pPr>
-              <w:pStyle w:val="Compact"/>
-              <w:jc w:val="left"/>
-            </w:pPr>
-            <w:r>
-              <w:rPr>
-                <w:b/>
-                <w:bCs/>
-              </w:rPr>
-              <w:t xml:space="preserve">Original wording</w:t>
-            </w:r>
-          </w:p>
-        </w:tc>
-        <w:tc>
-          <w:tcPr/>
-          <w:p>
-            <w:pPr>
-              <w:pStyle w:val="Compact"/>
-              <w:jc w:val="left"/>
-            </w:pPr>
-            <w:r>
-              <w:t xml:space="preserve">Those who</w:t>
-            </w:r>
-            <w:r>
-              <w:t xml:space="preserve"> </w:t>
-            </w:r>
-            <w:r>
-              <w:t xml:space="preserve">“(1) self-report playing video games, (2) self-report that at least 75% of their total video game play takes place on the platforms included in the study, and (3) are willing to link all relevant gaming accounts will be invited to complete an intake survey”</w:t>
-            </w:r>
-            <w:r>
-              <w:t xml:space="preserve">; participants without playtime logged on any self-reported platform during a 7-day baseline are excluded before the panel surveys.</w:t>
-            </w:r>
-            <w:r>
-              <w:t xml:space="preserve"> </w:t>
-            </w:r>
-            <w:r>
-              <w:t xml:space="preserve">“We do not preregister any further exclusion criteria.”</w:t>
-            </w:r>
-          </w:p>
-        </w:tc>
-      </w:tr>
-      <w:tr>
-        <w:tc>
-          <w:tcPr/>
-          <w:p>
-            <w:pPr>
-              <w:pStyle w:val="Compact"/>
-              <w:jc w:val="left"/>
-            </w:pPr>
-            <w:r>
-              <w:rPr>
-                <w:b/>
-                <w:bCs/>
-              </w:rPr>
-              <w:t xml:space="preserve">Deviation description</w:t>
-            </w:r>
-          </w:p>
-        </w:tc>
-        <w:tc>
-          <w:tcPr/>
-          <w:p>
-            <w:pPr>
-              <w:pStyle w:val="Compact"/>
-              <w:jc w:val="left"/>
-            </w:pPr>
-            <w:r>
-              <w:t xml:space="preserve">The analytic sample is restricted to participants whose intake record is flagged as qualified in Open Play v1.2.6. Release v1.2.4 revoked this flag for 306 intakes of participants who had entered the surveys without passing the account-linking and telemetry validation; 133 of them had been in our earlier analytic sample and are now excluded. The same rule excludes 97 participants of the earlier sample whose biweekly responses carry a participant identifier that matches no intake record in any release. We traced this to the data provider’s survey export, which takes the identifier from each survey response without checking it against the intake table, so that responses whose identifier differs from the one on the exported intake record, or whose intake was never completed, appear as participants without a screening record; we reported it to the Open Play team. Their qualification cannot be established from the release, and the cleaned release files hold no console or PC telemetry for them. The analytic sample is 1,608 participants.</w:t>
-            </w:r>
-          </w:p>
-        </w:tc>
-      </w:tr>
-      <w:tr>
-        <w:tc>
-          <w:tcPr/>
-          <w:p>
-            <w:pPr>
-              <w:pStyle w:val="Compact"/>
-              <w:jc w:val="left"/>
-            </w:pPr>
-            <w:r>
-              <w:rPr>
-                <w:b/>
-                <w:bCs/>
-              </w:rPr>
-              <w:t xml:space="preserve">Reason</w:t>
-            </w:r>
-          </w:p>
-        </w:tc>
-        <w:tc>
-          <w:tcPr/>
-          <w:p>
-            <w:pPr>
-              <w:pStyle w:val="Compact"/>
-              <w:jc w:val="left"/>
-            </w:pPr>
-            <w:r>
-              <w:t xml:space="preserve">An upstream correction of the eligibility flag, described in the release notes as false positives. Most participants whose flag was revoked had not met the preregistered linking and telemetry criteria: of the 133 in the earlier sample, 63 had never linked an account and 65 have no console or PC telemetry at all, so their zero playtime was unobserved rather than recorded. The participants without an intake record have no screening record under that identifier and no console or PC telemetry in the cleaned release files, so their exposure is unknown. Retaining either group would have entered missing exposure as zero play.</w:t>
-            </w:r>
-          </w:p>
-        </w:tc>
-      </w:tr>
-      <w:tr>
-        <w:tc>
-          <w:tcPr/>
-          <w:p>
-            <w:pPr>
-              <w:pStyle w:val="Compact"/>
-              <w:jc w:val="left"/>
-            </w:pPr>
-            <w:r>
-              <w:rPr>
-                <w:b/>
-                <w:bCs/>
-              </w:rPr>
-              <w:t xml:space="preserve">Timing</w:t>
-            </w:r>
-          </w:p>
-        </w:tc>
-        <w:tc>
-          <w:tcPr/>
-          <w:p>
-            <w:pPr>
-              <w:pStyle w:val="Compact"/>
-              <w:jc w:val="left"/>
-            </w:pPr>
-            <w:r>
-              <w:t xml:space="preserve">After data access and after the results were known; triggered by the August 2026 data release, not by the results</w:t>
-            </w:r>
-          </w:p>
-        </w:tc>
-      </w:tr>
-      <w:tr>
-        <w:tc>
-          <w:tcPr/>
-          <w:p>
-            <w:pPr>
-              <w:pStyle w:val="Compact"/>
-              <w:jc w:val="left"/>
-            </w:pPr>
-            <w:r>
-              <w:rPr>
-                <w:b/>
-                <w:bCs/>
-              </w:rPr>
-              <w:t xml:space="preserve">Reader impact</w:t>
-            </w:r>
-          </w:p>
-        </w:tc>
-        <w:tc>
-          <w:tcPr/>
-          <w:p>
-            <w:pPr>
-              <w:pStyle w:val="Compact"/>
-              <w:jc w:val="left"/>
-            </w:pPr>
-            <w:r>
-              <w:t xml:space="preserve">The sample is smaller, and estimates refer to participants whose playtime was validly observed. In frequentist refits of the preregistered models on the earlier sample (1,838 participants) and on the corrected sample, the within-person slope is practically unchanged (0.0028 and 0.0028), the between-person slope moves slightly towards zero (from -0.0167 [-0.0313, -0.0022] to -0.0157 [-0.0309, -0.0004], 90% CIs), the preregistered decision grid gives the same H1 verdicts on both samples (no practically significant association within persons; a negative association that is not practically significant between persons), and both joint Wald tests reach the same decisions (within:</w:t>
-            </w:r>
-            <w:r>
-              <w:t xml:space="preserve"> </w:t>
-            </w:r>
-            <w:r>
-              <w:rPr>
-                <w:i/>
-                <w:iCs/>
-              </w:rPr>
-              <w:t xml:space="preserve">p</w:t>
-            </w:r>
-            <w:r>
-              <w:t xml:space="preserve"> </w:t>
-            </w:r>
-            <w:r>
-              <w:t xml:space="preserve">= 0.024 and 0.023; between:</w:t>
-            </w:r>
-            <w:r>
-              <w:t xml:space="preserve"> </w:t>
-            </w:r>
-            <w:r>
-              <w:rPr>
-                <w:i/>
-                <w:iCs/>
-              </w:rPr>
-              <w:t xml:space="preserve">p</w:t>
-            </w:r>
-            <w:r>
-              <w:t xml:space="preserve"> </w:t>
-            </w:r>
-            <w:r>
-              <w:t xml:space="preserve">= 0.385 and 0.398; Appendix D,</w:t>
-            </w:r>
-            <w:r>
-              <w:t xml:space="preserve"> </w:t>
-            </w:r>
-            <w:hyperlink w:anchor="tbl-frequentist-registered">
-              <w:r>
-                <w:rPr>
-                  <w:rStyle w:val="Hyperlink"/>
-                </w:rPr>
-                <w:t xml:space="preserve">Table 5</w:t>
-              </w:r>
-            </w:hyperlink>
-            <w:r>
-              <w:t xml:space="preserve">).</w:t>
-            </w:r>
-          </w:p>
-        </w:tc>
-      </w:tr>
-    </w:tbl>
-    <w:bookmarkEnd w:id="239"/>
     <w:bookmarkEnd w:id="240"/>
     <w:bookmarkEnd w:id="241"/>
-    <w:bookmarkStart w:id="243" w:name="appendix-b-genre-mapping"/>
+    <w:bookmarkEnd w:id="242"/>
+    <w:bookmarkStart w:id="244" w:name="appendix-b-genre-mapping"/>
     <w:p>
       <w:pPr>
         <w:pStyle w:val="Heading1"/>
@@ -13933,7 +13682,7 @@
       <w:tr>
         <w:tc>
           <w:tcPr/>
-          <w:bookmarkStart w:id="242" w:name="tbl-genre-mapping"/>
+          <w:bookmarkStart w:id="243" w:name="tbl-genre-mapping"/>
           <w:tbl>
             <w:tblPr>
               <w:tblStyle w:val="Table"/>
@@ -14796,12 +14545,12 @@
               <w:t xml:space="preserve">Table 2: Mapping from platform genre labels to the 14 study genres. Xbox store labels map onto IGDB genres, which are then collapsed into the study taxonomy. The final column gives the preregistered assignment where it differs; blank cells indicate identical treatment.</w:t>
             </w:r>
           </w:p>
-          <w:bookmarkEnd w:id="242"/>
+          <w:bookmarkEnd w:id="243"/>
         </w:tc>
       </w:tr>
     </w:tbl>
-    <w:bookmarkEnd w:id="243"/>
-    <w:bookmarkStart w:id="248" w:name="Xe9cd9a9fc18410d6a2fc2bfcdd13a5bcff581fc"/>
+    <w:bookmarkEnd w:id="244"/>
+    <w:bookmarkStart w:id="249" w:name="Xe9cd9a9fc18410d6a2fc2bfcdd13a5bcff581fc"/>
     <w:p>
       <w:pPr>
         <w:pStyle w:val="Heading1"/>
@@ -14810,7 +14559,7 @@
         <w:t xml:space="preserve">Appendix C: Sample and Genre Descriptive Statistics</w:t>
       </w:r>
     </w:p>
-    <w:bookmarkStart w:id="245" w:name="participant-demographics"/>
+    <w:bookmarkStart w:id="246" w:name="participant-demographics"/>
     <w:p>
       <w:pPr>
         <w:pStyle w:val="Heading2"/>
@@ -14832,7 +14581,7 @@
       <w:tr>
         <w:tc>
           <w:tcPr/>
-          <w:bookmarkStart w:id="244" w:name="tbl-demographics"/>
+          <w:bookmarkStart w:id="245" w:name="tbl-demographics"/>
           <w:tbl>
             <w:tblPr>
               <w:tblStyle w:val="Table"/>
@@ -14944,7 +14693,7 @@
                       <w:b/>
                       <w:bCs/>
                     </w:rPr>
-                    <w:t xml:space="preserve">1608</w:t>
+                    <w:t xml:space="preserve">1668</w:t>
                   </w:r>
                 </w:p>
               </w:tc>
@@ -14960,7 +14709,7 @@
                       <w:b/>
                       <w:bCs/>
                     </w:rPr>
-                    <w:t xml:space="preserve">912</w:t>
+                    <w:t xml:space="preserve">967</w:t>
                   </w:r>
                 </w:p>
               </w:tc>
@@ -14976,7 +14725,7 @@
                       <w:b/>
                       <w:bCs/>
                     </w:rPr>
-                    <w:t xml:space="preserve">696</w:t>
+                    <w:t xml:space="preserve">701</w:t>
                   </w:r>
                 </w:p>
               </w:tc>
@@ -15002,19 +14751,19 @@
                     <w:jc w:val="center"/>
                   </w:pPr>
                   <w:r>
-                    <w:t xml:space="preserve">27.1 (5.1)</w:t>
-                  </w:r>
-                </w:p>
-              </w:tc>
-              <w:tc>
-                <w:tcPr/>
-                <w:p>
-                  <w:pPr>
-                    <w:pStyle w:val="Compact"/>
-                    <w:jc w:val="center"/>
-                  </w:pPr>
-                  <w:r>
-                    <w:t xml:space="preserve">27.2 (5.1)</w:t>
+                    <w:t xml:space="preserve">27 (5.1)</w:t>
+                  </w:r>
+                </w:p>
+              </w:tc>
+              <w:tc>
+                <w:tcPr/>
+                <w:p>
+                  <w:pPr>
+                    <w:pStyle w:val="Compact"/>
+                    <w:jc w:val="center"/>
+                  </w:pPr>
+                  <w:r>
+                    <w:t xml:space="preserve">27 (5.1)</w:t>
                   </w:r>
                 </w:p>
               </w:tc>
@@ -15094,31 +14843,31 @@
                     <w:jc w:val="center"/>
                   </w:pPr>
                   <w:r>
-                    <w:t xml:space="preserve">1048 (65.2%)</w:t>
-                  </w:r>
-                </w:p>
-              </w:tc>
-              <w:tc>
-                <w:tcPr/>
-                <w:p>
-                  <w:pPr>
-                    <w:pStyle w:val="Compact"/>
-                    <w:jc w:val="center"/>
-                  </w:pPr>
-                  <w:r>
-                    <w:t xml:space="preserve">565 (62%)</w:t>
-                  </w:r>
-                </w:p>
-              </w:tc>
-              <w:tc>
-                <w:tcPr/>
-                <w:p>
-                  <w:pPr>
-                    <w:pStyle w:val="Compact"/>
-                    <w:jc w:val="center"/>
-                  </w:pPr>
-                  <w:r>
-                    <w:t xml:space="preserve">483 (69.4%)</w:t>
+                    <w:t xml:space="preserve">1088 (65.2%)</w:t>
+                  </w:r>
+                </w:p>
+              </w:tc>
+              <w:tc>
+                <w:tcPr/>
+                <w:p>
+                  <w:pPr>
+                    <w:pStyle w:val="Compact"/>
+                    <w:jc w:val="center"/>
+                  </w:pPr>
+                  <w:r>
+                    <w:t xml:space="preserve">602 (62.3%)</w:t>
+                  </w:r>
+                </w:p>
+              </w:tc>
+              <w:tc>
+                <w:tcPr/>
+                <w:p>
+                  <w:pPr>
+                    <w:pStyle w:val="Compact"/>
+                    <w:jc w:val="center"/>
+                  </w:pPr>
+                  <w:r>
+                    <w:t xml:space="preserve">486 (69.3%)</w:t>
                   </w:r>
                 </w:p>
               </w:tc>
@@ -15144,31 +14893,31 @@
                     <w:jc w:val="center"/>
                   </w:pPr>
                   <w:r>
-                    <w:t xml:space="preserve">458 (28.5%)</w:t>
-                  </w:r>
-                </w:p>
-              </w:tc>
-              <w:tc>
-                <w:tcPr/>
-                <w:p>
-                  <w:pPr>
-                    <w:pStyle w:val="Compact"/>
-                    <w:jc w:val="center"/>
-                  </w:pPr>
-                  <w:r>
-                    <w:t xml:space="preserve">276 (30.3%)</w:t>
-                  </w:r>
-                </w:p>
-              </w:tc>
-              <w:tc>
-                <w:tcPr/>
-                <w:p>
-                  <w:pPr>
-                    <w:pStyle w:val="Compact"/>
-                    <w:jc w:val="center"/>
-                  </w:pPr>
-                  <w:r>
-                    <w:t xml:space="preserve">182 (26.1%)</w:t>
+                    <w:t xml:space="preserve">476 (28.5%)</w:t>
+                  </w:r>
+                </w:p>
+              </w:tc>
+              <w:tc>
+                <w:tcPr/>
+                <w:p>
+                  <w:pPr>
+                    <w:pStyle w:val="Compact"/>
+                    <w:jc w:val="center"/>
+                  </w:pPr>
+                  <w:r>
+                    <w:t xml:space="preserve">292 (30.2%)</w:t>
+                  </w:r>
+                </w:p>
+              </w:tc>
+              <w:tc>
+                <w:tcPr/>
+                <w:p>
+                  <w:pPr>
+                    <w:pStyle w:val="Compact"/>
+                    <w:jc w:val="center"/>
+                  </w:pPr>
+                  <w:r>
+                    <w:t xml:space="preserve">184 (26.2%)</w:t>
                   </w:r>
                 </w:p>
               </w:tc>
@@ -15194,31 +14943,31 @@
                     <w:jc w:val="center"/>
                   </w:pPr>
                   <w:r>
-                    <w:t xml:space="preserve">99 (6.2%)</w:t>
-                  </w:r>
-                </w:p>
-              </w:tc>
-              <w:tc>
-                <w:tcPr/>
-                <w:p>
-                  <w:pPr>
-                    <w:pStyle w:val="Compact"/>
-                    <w:jc w:val="center"/>
-                  </w:pPr>
-                  <w:r>
-                    <w:t xml:space="preserve">69 (7.6%)</w:t>
-                  </w:r>
-                </w:p>
-              </w:tc>
-              <w:tc>
-                <w:tcPr/>
-                <w:p>
-                  <w:pPr>
-                    <w:pStyle w:val="Compact"/>
-                    <w:jc w:val="center"/>
-                  </w:pPr>
-                  <w:r>
-                    <w:t xml:space="preserve">30 (4.3%)</w:t>
+                    <w:t xml:space="preserve">100 (6%)</w:t>
+                  </w:r>
+                </w:p>
+              </w:tc>
+              <w:tc>
+                <w:tcPr/>
+                <w:p>
+                  <w:pPr>
+                    <w:pStyle w:val="Compact"/>
+                    <w:jc w:val="center"/>
+                  </w:pPr>
+                  <w:r>
+                    <w:t xml:space="preserve">71 (7.3%)</w:t>
+                  </w:r>
+                </w:p>
+              </w:tc>
+              <w:tc>
+                <w:tcPr/>
+                <w:p>
+                  <w:pPr>
+                    <w:pStyle w:val="Compact"/>
+                    <w:jc w:val="center"/>
+                  </w:pPr>
+                  <w:r>
+                    <w:t xml:space="preserve">29 (4.1%)</w:t>
                   </w:r>
                 </w:p>
               </w:tc>
@@ -15286,31 +15035,31 @@
                     <w:jc w:val="center"/>
                   </w:pPr>
                   <w:r>
-                    <w:t xml:space="preserve">1130 (70.3%)</w:t>
-                  </w:r>
-                </w:p>
-              </w:tc>
-              <w:tc>
-                <w:tcPr/>
-                <w:p>
-                  <w:pPr>
-                    <w:pStyle w:val="Compact"/>
-                    <w:jc w:val="center"/>
-                  </w:pPr>
-                  <w:r>
-                    <w:t xml:space="preserve">553 (60.6%)</w:t>
-                  </w:r>
-                </w:p>
-              </w:tc>
-              <w:tc>
-                <w:tcPr/>
-                <w:p>
-                  <w:pPr>
-                    <w:pStyle w:val="Compact"/>
-                    <w:jc w:val="center"/>
-                  </w:pPr>
-                  <w:r>
-                    <w:t xml:space="preserve">577 (82.9%)</w:t>
+                    <w:t xml:space="preserve">1165 (69.8%)</w:t>
+                  </w:r>
+                </w:p>
+              </w:tc>
+              <w:tc>
+                <w:tcPr/>
+                <w:p>
+                  <w:pPr>
+                    <w:pStyle w:val="Compact"/>
+                    <w:jc w:val="center"/>
+                  </w:pPr>
+                  <w:r>
+                    <w:t xml:space="preserve">585 (60.5%)</w:t>
+                  </w:r>
+                </w:p>
+              </w:tc>
+              <w:tc>
+                <w:tcPr/>
+                <w:p>
+                  <w:pPr>
+                    <w:pStyle w:val="Compact"/>
+                    <w:jc w:val="center"/>
+                  </w:pPr>
+                  <w:r>
+                    <w:t xml:space="preserve">580 (82.7%)</w:t>
                   </w:r>
                 </w:p>
               </w:tc>
@@ -15336,31 +15085,31 @@
                     <w:jc w:val="center"/>
                   </w:pPr>
                   <w:r>
-                    <w:t xml:space="preserve">137 (8.5%)</w:t>
-                  </w:r>
-                </w:p>
-              </w:tc>
-              <w:tc>
-                <w:tcPr/>
-                <w:p>
-                  <w:pPr>
-                    <w:pStyle w:val="Compact"/>
-                    <w:jc w:val="center"/>
-                  </w:pPr>
-                  <w:r>
-                    <w:t xml:space="preserve">85 (9.3%)</w:t>
-                  </w:r>
-                </w:p>
-              </w:tc>
-              <w:tc>
-                <w:tcPr/>
-                <w:p>
-                  <w:pPr>
-                    <w:pStyle w:val="Compact"/>
-                    <w:jc w:val="center"/>
-                  </w:pPr>
-                  <w:r>
-                    <w:t xml:space="preserve">52 (7.5%)</w:t>
+                    <w:t xml:space="preserve">138 (8.3%)</w:t>
+                  </w:r>
+                </w:p>
+              </w:tc>
+              <w:tc>
+                <w:tcPr/>
+                <w:p>
+                  <w:pPr>
+                    <w:pStyle w:val="Compact"/>
+                    <w:jc w:val="center"/>
+                  </w:pPr>
+                  <w:r>
+                    <w:t xml:space="preserve">86 (8.9%)</w:t>
+                  </w:r>
+                </w:p>
+              </w:tc>
+              <w:tc>
+                <w:tcPr/>
+                <w:p>
+                  <w:pPr>
+                    <w:pStyle w:val="Compact"/>
+                    <w:jc w:val="center"/>
+                  </w:pPr>
+                  <w:r>
+                    <w:t xml:space="preserve">52 (7.4%)</w:t>
                   </w:r>
                 </w:p>
               </w:tc>
@@ -15386,31 +15135,31 @@
                     <w:jc w:val="center"/>
                   </w:pPr>
                   <w:r>
-                    <w:t xml:space="preserve">100 (6.2%)</w:t>
-                  </w:r>
-                </w:p>
-              </w:tc>
-              <w:tc>
-                <w:tcPr/>
-                <w:p>
-                  <w:pPr>
-                    <w:pStyle w:val="Compact"/>
-                    <w:jc w:val="center"/>
-                  </w:pPr>
-                  <w:r>
-                    <w:t xml:space="preserve">85 (9.3%)</w:t>
-                  </w:r>
-                </w:p>
-              </w:tc>
-              <w:tc>
-                <w:tcPr/>
-                <w:p>
-                  <w:pPr>
-                    <w:pStyle w:val="Compact"/>
-                    <w:jc w:val="center"/>
-                  </w:pPr>
-                  <w:r>
-                    <w:t xml:space="preserve">15 (2.2%)</w:t>
+                    <w:t xml:space="preserve">109 (6.5%)</w:t>
+                  </w:r>
+                </w:p>
+              </w:tc>
+              <w:tc>
+                <w:tcPr/>
+                <w:p>
+                  <w:pPr>
+                    <w:pStyle w:val="Compact"/>
+                    <w:jc w:val="center"/>
+                  </w:pPr>
+                  <w:r>
+                    <w:t xml:space="preserve">94 (9.7%)</w:t>
+                  </w:r>
+                </w:p>
+              </w:tc>
+              <w:tc>
+                <w:tcPr/>
+                <w:p>
+                  <w:pPr>
+                    <w:pStyle w:val="Compact"/>
+                    <w:jc w:val="center"/>
+                  </w:pPr>
+                  <w:r>
+                    <w:t xml:space="preserve">15 (2.1%)</w:t>
                   </w:r>
                 </w:p>
               </w:tc>
@@ -15436,19 +15185,19 @@
                     <w:jc w:val="center"/>
                   </w:pPr>
                   <w:r>
-                    <w:t xml:space="preserve">158 (9.8%)</w:t>
-                  </w:r>
-                </w:p>
-              </w:tc>
-              <w:tc>
-                <w:tcPr/>
-                <w:p>
-                  <w:pPr>
-                    <w:pStyle w:val="Compact"/>
-                    <w:jc w:val="center"/>
-                  </w:pPr>
-                  <w:r>
-                    <w:t xml:space="preserve">131 (14.4%)</w:t>
+                    <w:t xml:space="preserve">165 (9.9%)</w:t>
+                  </w:r>
+                </w:p>
+              </w:tc>
+              <w:tc>
+                <w:tcPr/>
+                <w:p>
+                  <w:pPr>
+                    <w:pStyle w:val="Compact"/>
+                    <w:jc w:val="center"/>
+                  </w:pPr>
+                  <w:r>
+                    <w:t xml:space="preserve">138 (14.3%)</w:t>
                   </w:r>
                 </w:p>
               </w:tc>
@@ -15486,19 +15235,19 @@
                     <w:jc w:val="center"/>
                   </w:pPr>
                   <w:r>
-                    <w:t xml:space="preserve">42 (2.6%)</w:t>
-                  </w:r>
-                </w:p>
-              </w:tc>
-              <w:tc>
-                <w:tcPr/>
-                <w:p>
-                  <w:pPr>
-                    <w:pStyle w:val="Compact"/>
-                    <w:jc w:val="center"/>
-                  </w:pPr>
-                  <w:r>
-                    <w:t xml:space="preserve">38 (4.2%)</w:t>
+                    <w:t xml:space="preserve">47 (2.8%)</w:t>
+                  </w:r>
+                </w:p>
+              </w:tc>
+              <w:tc>
+                <w:tcPr/>
+                <w:p>
+                  <w:pPr>
+                    <w:pStyle w:val="Compact"/>
+                    <w:jc w:val="center"/>
+                  </w:pPr>
+                  <w:r>
+                    <w:t xml:space="preserve">43 (4.4%)</w:t>
                   </w:r>
                 </w:p>
               </w:tc>
@@ -15578,31 +15327,31 @@
                     <w:jc w:val="center"/>
                   </w:pPr>
                   <w:r>
-                    <w:t xml:space="preserve">417 (25.9%)</w:t>
-                  </w:r>
-                </w:p>
-              </w:tc>
-              <w:tc>
-                <w:tcPr/>
-                <w:p>
-                  <w:pPr>
-                    <w:pStyle w:val="Compact"/>
-                    <w:jc w:val="center"/>
-                  </w:pPr>
-                  <w:r>
-                    <w:t xml:space="preserve">231 (25.3%)</w:t>
-                  </w:r>
-                </w:p>
-              </w:tc>
-              <w:tc>
-                <w:tcPr/>
-                <w:p>
-                  <w:pPr>
-                    <w:pStyle w:val="Compact"/>
-                    <w:jc w:val="center"/>
-                  </w:pPr>
-                  <w:r>
-                    <w:t xml:space="preserve">186 (26.7%)</w:t>
+                    <w:t xml:space="preserve">523 (31.4%)</w:t>
+                  </w:r>
+                </w:p>
+              </w:tc>
+              <w:tc>
+                <w:tcPr/>
+                <w:p>
+                  <w:pPr>
+                    <w:pStyle w:val="Compact"/>
+                    <w:jc w:val="center"/>
+                  </w:pPr>
+                  <w:r>
+                    <w:t xml:space="preserve">326 (33.7%)</w:t>
+                  </w:r>
+                </w:p>
+              </w:tc>
+              <w:tc>
+                <w:tcPr/>
+                <w:p>
+                  <w:pPr>
+                    <w:pStyle w:val="Compact"/>
+                    <w:jc w:val="center"/>
+                  </w:pPr>
+                  <w:r>
+                    <w:t xml:space="preserve">197 (28.1%)</w:t>
                   </w:r>
                 </w:p>
               </w:tc>
@@ -15628,31 +15377,31 @@
                     <w:jc w:val="center"/>
                   </w:pPr>
                   <w:r>
-                    <w:t xml:space="preserve">1347 (83.8%)</w:t>
-                  </w:r>
-                </w:p>
-              </w:tc>
-              <w:tc>
-                <w:tcPr/>
-                <w:p>
-                  <w:pPr>
-                    <w:pStyle w:val="Compact"/>
-                    <w:jc w:val="center"/>
-                  </w:pPr>
-                  <w:r>
-                    <w:t xml:space="preserve">733 (80.4%)</w:t>
-                  </w:r>
-                </w:p>
-              </w:tc>
-              <w:tc>
-                <w:tcPr/>
-                <w:p>
-                  <w:pPr>
-                    <w:pStyle w:val="Compact"/>
-                    <w:jc w:val="center"/>
-                  </w:pPr>
-                  <w:r>
-                    <w:t xml:space="preserve">614 (88.2%)</w:t>
+                    <w:t xml:space="preserve">1371 (82.2%)</w:t>
+                  </w:r>
+                </w:p>
+              </w:tc>
+              <w:tc>
+                <w:tcPr/>
+                <w:p>
+                  <w:pPr>
+                    <w:pStyle w:val="Compact"/>
+                    <w:jc w:val="center"/>
+                  </w:pPr>
+                  <w:r>
+                    <w:t xml:space="preserve">762 (78.8%)</w:t>
+                  </w:r>
+                </w:p>
+              </w:tc>
+              <w:tc>
+                <w:tcPr/>
+                <w:p>
+                  <w:pPr>
+                    <w:pStyle w:val="Compact"/>
+                    <w:jc w:val="center"/>
+                  </w:pPr>
+                  <w:r>
+                    <w:t xml:space="preserve">609 (86.9%)</w:t>
                   </w:r>
                 </w:p>
               </w:tc>
@@ -15678,19 +15427,19 @@
                     <w:jc w:val="center"/>
                   </w:pPr>
                   <w:r>
-                    <w:t xml:space="preserve">167 (10.4%)</w:t>
-                  </w:r>
-                </w:p>
-              </w:tc>
-              <w:tc>
-                <w:tcPr/>
-                <w:p>
-                  <w:pPr>
-                    <w:pStyle w:val="Compact"/>
-                    <w:jc w:val="center"/>
-                  </w:pPr>
-                  <w:r>
-                    <w:t xml:space="preserve">167 (18.3%)</w:t>
+                    <w:t xml:space="preserve">163 (9.8%)</w:t>
+                  </w:r>
+                </w:p>
+              </w:tc>
+              <w:tc>
+                <w:tcPr/>
+                <w:p>
+                  <w:pPr>
+                    <w:pStyle w:val="Compact"/>
+                    <w:jc w:val="center"/>
+                  </w:pPr>
+                  <w:r>
+                    <w:t xml:space="preserve">163 (16.9%)</w:t>
                   </w:r>
                 </w:p>
               </w:tc>
@@ -15728,19 +15477,19 @@
                     <w:jc w:val="center"/>
                   </w:pPr>
                   <w:r>
-                    <w:t xml:space="preserve">92 (5.7%)</w:t>
-                  </w:r>
-                </w:p>
-              </w:tc>
-              <w:tc>
-                <w:tcPr/>
-                <w:p>
-                  <w:pPr>
-                    <w:pStyle w:val="Compact"/>
-                    <w:jc w:val="center"/>
-                  </w:pPr>
-                  <w:r>
-                    <w:t xml:space="preserve">65 (7.1%)</w:t>
+                    <w:t xml:space="preserve">93 (5.6%)</w:t>
+                  </w:r>
+                </w:p>
+              </w:tc>
+              <w:tc>
+                <w:tcPr/>
+                <w:p>
+                  <w:pPr>
+                    <w:pStyle w:val="Compact"/>
+                    <w:jc w:val="center"/>
+                  </w:pPr>
+                  <w:r>
+                    <w:t xml:space="preserve">66 (6.8%)</w:t>
                   </w:r>
                 </w:p>
               </w:tc>
@@ -15778,19 +15527,19 @@
                     <w:jc w:val="center"/>
                   </w:pPr>
                   <w:r>
-                    <w:t xml:space="preserve">72 (4.5%)</w:t>
-                  </w:r>
-                </w:p>
-              </w:tc>
-              <w:tc>
-                <w:tcPr/>
-                <w:p>
-                  <w:pPr>
-                    <w:pStyle w:val="Compact"/>
-                    <w:jc w:val="center"/>
-                  </w:pPr>
-                  <w:r>
-                    <w:t xml:space="preserve">49 (5.4%)</w:t>
+                    <w:t xml:space="preserve">73 (4.4%)</w:t>
+                  </w:r>
+                </w:p>
+              </w:tc>
+              <w:tc>
+                <w:tcPr/>
+                <w:p>
+                  <w:pPr>
+                    <w:pStyle w:val="Compact"/>
+                    <w:jc w:val="center"/>
+                  </w:pPr>
+                  <w:r>
+                    <w:t xml:space="preserve">50 (5.2%)</w:t>
                   </w:r>
                 </w:p>
               </w:tc>
@@ -15849,12 +15598,12 @@
               <w:t xml:space="preserve">Table 3: Participant characteristics by country.</w:t>
             </w:r>
           </w:p>
-          <w:bookmarkEnd w:id="244"/>
+          <w:bookmarkEnd w:id="245"/>
         </w:tc>
       </w:tr>
     </w:tbl>
-    <w:bookmarkEnd w:id="245"/>
-    <w:bookmarkStart w:id="247" w:name="genre-playtime-descriptives"/>
+    <w:bookmarkEnd w:id="246"/>
+    <w:bookmarkStart w:id="248" w:name="genre-playtime-descriptives"/>
     <w:p>
       <w:pPr>
         <w:pStyle w:val="Heading2"/>
@@ -15876,7 +15625,7 @@
       <w:tr>
         <w:tc>
           <w:tcPr/>
-          <w:bookmarkStart w:id="246" w:name="tbl-genre-descriptives"/>
+          <w:bookmarkStart w:id="247" w:name="tbl-genre-descriptives"/>
           <w:tbl>
             <w:tblPr>
               <w:tblStyle w:val="Table"/>
@@ -15977,43 +15726,43 @@
                     <w:jc w:val="center"/>
                   </w:pPr>
                   <w:r>
-                    <w:t xml:space="preserve">1024</w:t>
-                  </w:r>
-                </w:p>
-              </w:tc>
-              <w:tc>
-                <w:tcPr/>
-                <w:p>
-                  <w:pPr>
-                    <w:pStyle w:val="Compact"/>
-                    <w:jc w:val="center"/>
-                  </w:pPr>
-                  <w:r>
-                    <w:t xml:space="preserve">90498</w:t>
-                  </w:r>
-                </w:p>
-              </w:tc>
-              <w:tc>
-                <w:tcPr/>
-                <w:p>
-                  <w:pPr>
-                    <w:pStyle w:val="Compact"/>
-                    <w:jc w:val="center"/>
-                  </w:pPr>
-                  <w:r>
-                    <w:t xml:space="preserve">61</w:t>
-                  </w:r>
-                </w:p>
-              </w:tc>
-              <w:tc>
-                <w:tcPr/>
-                <w:p>
-                  <w:pPr>
-                    <w:pStyle w:val="Compact"/>
-                    <w:jc w:val="center"/>
-                  </w:pPr>
-                  <w:r>
-                    <w:t xml:space="preserve">Baldur’s Gate III [4.2%], Final Fantasy XIV Online [3.2%], Stardew Valley [3%], Elden Ring: Nightreign [2.9%], Umamusume: Pretty Derby [2.6%]</w:t>
+                    <w:t xml:space="preserve">1013</w:t>
+                  </w:r>
+                </w:p>
+              </w:tc>
+              <w:tc>
+                <w:tcPr/>
+                <w:p>
+                  <w:pPr>
+                    <w:pStyle w:val="Compact"/>
+                    <w:jc w:val="center"/>
+                  </w:pPr>
+                  <w:r>
+                    <w:t xml:space="preserve">88696</w:t>
+                  </w:r>
+                </w:p>
+              </w:tc>
+              <w:tc>
+                <w:tcPr/>
+                <w:p>
+                  <w:pPr>
+                    <w:pStyle w:val="Compact"/>
+                    <w:jc w:val="center"/>
+                  </w:pPr>
+                  <w:r>
+                    <w:t xml:space="preserve">58</w:t>
+                  </w:r>
+                </w:p>
+              </w:tc>
+              <w:tc>
+                <w:tcPr/>
+                <w:p>
+                  <w:pPr>
+                    <w:pStyle w:val="Compact"/>
+                    <w:jc w:val="center"/>
+                  </w:pPr>
+                  <w:r>
+                    <w:t xml:space="preserve">Baldur’s Gate III [4.3%], Stardew Valley [3%], Elden Ring: Nightreign [2.9%], Final Fantasy XIV Online [2.8%], Umamusume: Pretty Derby [2.5%]</w:t>
                   </w:r>
                 </w:p>
               </w:tc>
@@ -16039,43 +15788,43 @@
                     <w:jc w:val="center"/>
                   </w:pPr>
                   <w:r>
-                    <w:t xml:space="preserve">1770</w:t>
-                  </w:r>
-                </w:p>
-              </w:tc>
-              <w:tc>
-                <w:tcPr/>
-                <w:p>
-                  <w:pPr>
-                    <w:pStyle w:val="Compact"/>
-                    <w:jc w:val="center"/>
-                  </w:pPr>
-                  <w:r>
-                    <w:t xml:space="preserve">88962</w:t>
-                  </w:r>
-                </w:p>
-              </w:tc>
-              <w:tc>
-                <w:tcPr/>
-                <w:p>
-                  <w:pPr>
-                    <w:pStyle w:val="Compact"/>
-                    <w:jc w:val="center"/>
-                  </w:pPr>
-                  <w:r>
-                    <w:t xml:space="preserve">60</w:t>
-                  </w:r>
-                </w:p>
-              </w:tc>
-              <w:tc>
-                <w:tcPr/>
-                <w:p>
-                  <w:pPr>
-                    <w:pStyle w:val="Compact"/>
-                    <w:jc w:val="center"/>
-                  </w:pPr>
-                  <w:r>
-                    <w:t xml:space="preserve">Stardew Valley [3.1%], Warframe [2.5%], Path of Exile [2.3%], Peak [2.1%], The Elder Scrolls V: Skyrim - Special Edition [1.7%]</w:t>
+                    <w:t xml:space="preserve">1756</w:t>
+                  </w:r>
+                </w:p>
+              </w:tc>
+              <w:tc>
+                <w:tcPr/>
+                <w:p>
+                  <w:pPr>
+                    <w:pStyle w:val="Compact"/>
+                    <w:jc w:val="center"/>
+                  </w:pPr>
+                  <w:r>
+                    <w:t xml:space="preserve">87041</w:t>
+                  </w:r>
+                </w:p>
+              </w:tc>
+              <w:tc>
+                <w:tcPr/>
+                <w:p>
+                  <w:pPr>
+                    <w:pStyle w:val="Compact"/>
+                    <w:jc w:val="center"/>
+                  </w:pPr>
+                  <w:r>
+                    <w:t xml:space="preserve">57</w:t>
+                  </w:r>
+                </w:p>
+              </w:tc>
+              <w:tc>
+                <w:tcPr/>
+                <w:p>
+                  <w:pPr>
+                    <w:pStyle w:val="Compact"/>
+                    <w:jc w:val="center"/>
+                  </w:pPr>
+                  <w:r>
+                    <w:t xml:space="preserve">Stardew Valley [3%], Path of Exile [2.6%], Warframe [2.2%], Peak [2.1%], The Binding of Isaac: Rebirth [1.7%]</w:t>
                   </w:r>
                 </w:p>
               </w:tc>
@@ -16101,43 +15850,43 @@
                     <w:jc w:val="center"/>
                   </w:pPr>
                   <w:r>
-                    <w:t xml:space="preserve">967</w:t>
-                  </w:r>
-                </w:p>
-              </w:tc>
-              <w:tc>
-                <w:tcPr/>
-                <w:p>
-                  <w:pPr>
-                    <w:pStyle w:val="Compact"/>
-                    <w:jc w:val="center"/>
-                  </w:pPr>
-                  <w:r>
-                    <w:t xml:space="preserve">76146</w:t>
-                  </w:r>
-                </w:p>
-              </w:tc>
-              <w:tc>
-                <w:tcPr/>
-                <w:p>
-                  <w:pPr>
-                    <w:pStyle w:val="Compact"/>
-                    <w:jc w:val="center"/>
-                  </w:pPr>
-                  <w:r>
-                    <w:t xml:space="preserve">52</w:t>
-                  </w:r>
-                </w:p>
-              </w:tc>
-              <w:tc>
-                <w:tcPr/>
-                <w:p>
-                  <w:pPr>
-                    <w:pStyle w:val="Compact"/>
-                    <w:jc w:val="center"/>
-                  </w:pPr>
-                  <w:r>
-                    <w:t xml:space="preserve">Counter-Strike 2 [6.5%], Baldur’s Gate III [5%], Dead by Daylight [4.9%], Balatro [3.7%], Stardew Valley [3.6%]</w:t>
+                    <w:t xml:space="preserve">960</w:t>
+                  </w:r>
+                </w:p>
+              </w:tc>
+              <w:tc>
+                <w:tcPr/>
+                <w:p>
+                  <w:pPr>
+                    <w:pStyle w:val="Compact"/>
+                    <w:jc w:val="center"/>
+                  </w:pPr>
+                  <w:r>
+                    <w:t xml:space="preserve">75006</w:t>
+                  </w:r>
+                </w:p>
+              </w:tc>
+              <w:tc>
+                <w:tcPr/>
+                <w:p>
+                  <w:pPr>
+                    <w:pStyle w:val="Compact"/>
+                    <w:jc w:val="center"/>
+                  </w:pPr>
+                  <w:r>
+                    <w:t xml:space="preserve">49</w:t>
+                  </w:r>
+                </w:p>
+              </w:tc>
+              <w:tc>
+                <w:tcPr/>
+                <w:p>
+                  <w:pPr>
+                    <w:pStyle w:val="Compact"/>
+                    <w:jc w:val="center"/>
+                  </w:pPr>
+                  <w:r>
+                    <w:t xml:space="preserve">Counter-Strike 2 [6.6%], Baldur’s Gate III [5%], Dead by Daylight [4.8%], Balatro [3.7%], Stardew Valley [3.5%]</w:t>
                   </w:r>
                 </w:p>
               </w:tc>
@@ -16163,43 +15912,43 @@
                     <w:jc w:val="center"/>
                   </w:pPr>
                   <w:r>
-                    <w:t xml:space="preserve">697</w:t>
-                  </w:r>
-                </w:p>
-              </w:tc>
-              <w:tc>
-                <w:tcPr/>
-                <w:p>
-                  <w:pPr>
-                    <w:pStyle w:val="Compact"/>
-                    <w:jc w:val="center"/>
-                  </w:pPr>
-                  <w:r>
-                    <w:t xml:space="preserve">61835</w:t>
-                  </w:r>
-                </w:p>
-              </w:tc>
-              <w:tc>
-                <w:tcPr/>
-                <w:p>
-                  <w:pPr>
-                    <w:pStyle w:val="Compact"/>
-                    <w:jc w:val="center"/>
-                  </w:pPr>
-                  <w:r>
-                    <w:t xml:space="preserve">42</w:t>
-                  </w:r>
-                </w:p>
-              </w:tc>
-              <w:tc>
-                <w:tcPr/>
-                <w:p>
-                  <w:pPr>
-                    <w:pStyle w:val="Compact"/>
-                    <w:jc w:val="center"/>
-                  </w:pPr>
-                  <w:r>
-                    <w:t xml:space="preserve">Marvel Rivals [12.1%], Counter-Strike 2 [8%], Overwatch 2 [3.9%], Warframe [3.7%], Helldivers 2 [3.2%]</w:t>
+                    <w:t xml:space="preserve">692</w:t>
+                  </w:r>
+                </w:p>
+              </w:tc>
+              <w:tc>
+                <w:tcPr/>
+                <w:p>
+                  <w:pPr>
+                    <w:pStyle w:val="Compact"/>
+                    <w:jc w:val="center"/>
+                  </w:pPr>
+                  <w:r>
+                    <w:t xml:space="preserve">60931</w:t>
+                  </w:r>
+                </w:p>
+              </w:tc>
+              <w:tc>
+                <w:tcPr/>
+                <w:p>
+                  <w:pPr>
+                    <w:pStyle w:val="Compact"/>
+                    <w:jc w:val="center"/>
+                  </w:pPr>
+                  <w:r>
+                    <w:t xml:space="preserve">40</w:t>
+                  </w:r>
+                </w:p>
+              </w:tc>
+              <w:tc>
+                <w:tcPr/>
+                <w:p>
+                  <w:pPr>
+                    <w:pStyle w:val="Compact"/>
+                    <w:jc w:val="center"/>
+                  </w:pPr>
+                  <w:r>
+                    <w:t xml:space="preserve">Marvel Rivals [12%], Counter-Strike 2 [8.1%], Overwatch 2 [3.9%], Warframe [3.2%], Helldivers 2 [3.2%]</w:t>
                   </w:r>
                 </w:p>
               </w:tc>
@@ -16225,43 +15974,43 @@
                     <w:jc w:val="center"/>
                   </w:pPr>
                   <w:r>
-                    <w:t xml:space="preserve">1062</w:t>
-                  </w:r>
-                </w:p>
-              </w:tc>
-              <w:tc>
-                <w:tcPr/>
-                <w:p>
-                  <w:pPr>
-                    <w:pStyle w:val="Compact"/>
-                    <w:jc w:val="center"/>
-                  </w:pPr>
-                  <w:r>
-                    <w:t xml:space="preserve">59250</w:t>
-                  </w:r>
-                </w:p>
-              </w:tc>
-              <w:tc>
-                <w:tcPr/>
-                <w:p>
-                  <w:pPr>
-                    <w:pStyle w:val="Compact"/>
-                    <w:jc w:val="center"/>
-                  </w:pPr>
-                  <w:r>
-                    <w:t xml:space="preserve">40</w:t>
-                  </w:r>
-                </w:p>
-              </w:tc>
-              <w:tc>
-                <w:tcPr/>
-                <w:p>
-                  <w:pPr>
-                    <w:pStyle w:val="Compact"/>
-                    <w:jc w:val="center"/>
-                  </w:pPr>
-                  <w:r>
-                    <w:t xml:space="preserve">Stardew Valley [4.6%], Umamusume: Pretty Derby [3.9%], RimWorld [3.9%], Schedule I [3.5%], Football Manager 2024 [2.2%]</w:t>
+                    <w:t xml:space="preserve">1054</w:t>
+                  </w:r>
+                </w:p>
+              </w:tc>
+              <w:tc>
+                <w:tcPr/>
+                <w:p>
+                  <w:pPr>
+                    <w:pStyle w:val="Compact"/>
+                    <w:jc w:val="center"/>
+                  </w:pPr>
+                  <w:r>
+                    <w:t xml:space="preserve">57766</w:t>
+                  </w:r>
+                </w:p>
+              </w:tc>
+              <w:tc>
+                <w:tcPr/>
+                <w:p>
+                  <w:pPr>
+                    <w:pStyle w:val="Compact"/>
+                    <w:jc w:val="center"/>
+                  </w:pPr>
+                  <w:r>
+                    <w:t xml:space="preserve">38</w:t>
+                  </w:r>
+                </w:p>
+              </w:tc>
+              <w:tc>
+                <w:tcPr/>
+                <w:p>
+                  <w:pPr>
+                    <w:pStyle w:val="Compact"/>
+                    <w:jc w:val="center"/>
+                  </w:pPr>
+                  <w:r>
+                    <w:t xml:space="preserve">Stardew Valley [4.6%], RimWorld [4%], Umamusume: Pretty Derby [3.9%], Schedule I [3.4%], Football Manager 2024 [2.2%]</w:t>
                   </w:r>
                 </w:p>
               </w:tc>
@@ -16287,19 +16036,19 @@
                     <w:jc w:val="center"/>
                   </w:pPr>
                   <w:r>
-                    <w:t xml:space="preserve">575</w:t>
-                  </w:r>
-                </w:p>
-              </w:tc>
-              <w:tc>
-                <w:tcPr/>
-                <w:p>
-                  <w:pPr>
-                    <w:pStyle w:val="Compact"/>
-                    <w:jc w:val="center"/>
-                  </w:pPr>
-                  <w:r>
-                    <w:t xml:space="preserve">18224</w:t>
+                    <w:t xml:space="preserve">572</w:t>
+                  </w:r>
+                </w:p>
+              </w:tc>
+              <w:tc>
+                <w:tcPr/>
+                <w:p>
+                  <w:pPr>
+                    <w:pStyle w:val="Compact"/>
+                    <w:jc w:val="center"/>
+                  </w:pPr>
+                  <w:r>
+                    <w:t xml:space="preserve">18144</w:t>
                   </w:r>
                 </w:p>
               </w:tc>
@@ -16323,7 +16072,7 @@
                     <w:jc w:val="center"/>
                   </w:pPr>
                   <w:r>
-                    <w:t xml:space="preserve">Balatro [15.3%], The Binding of Isaac: Rebirth [8.3%], Slay the Spire [4.6%], Magic: The Gathering Arena [4.5%], The Legend of Zelda: Tears of the Kingdom [4.4%]</w:t>
+                    <w:t xml:space="preserve">Balatro [15.3%], The Binding of Isaac: Rebirth [8.1%], Slay the Spire [4.5%], Magic: The Gathering Arena [4.5%], The Legend of Zelda: Tears of the Kingdom [4.5%]</w:t>
                   </w:r>
                 </w:p>
               </w:tc>
@@ -16349,19 +16098,19 @@
                     <w:jc w:val="center"/>
                   </w:pPr>
                   <w:r>
-                    <w:t xml:space="preserve">190</w:t>
-                  </w:r>
-                </w:p>
-              </w:tc>
-              <w:tc>
-                <w:tcPr/>
-                <w:p>
-                  <w:pPr>
-                    <w:pStyle w:val="Compact"/>
-                    <w:jc w:val="center"/>
-                  </w:pPr>
-                  <w:r>
-                    <w:t xml:space="preserve">13628</w:t>
+                    <w:t xml:space="preserve">189</w:t>
+                  </w:r>
+                </w:p>
+              </w:tc>
+              <w:tc>
+                <w:tcPr/>
+                <w:p>
+                  <w:pPr>
+                    <w:pStyle w:val="Compact"/>
+                    <w:jc w:val="center"/>
+                  </w:pPr>
+                  <w:r>
+                    <w:t xml:space="preserve">13260</w:t>
                   </w:r>
                 </w:p>
               </w:tc>
@@ -16385,7 +16134,7 @@
                     <w:jc w:val="center"/>
                   </w:pPr>
                   <w:r>
-                    <w:t xml:space="preserve">Umamusume: Pretty Derby [17.2%], Rocket League [13%], Football Manager 2024 [9.7%], C3C63F46… [4.5%], BA2D9D35… [4.4%]</w:t>
+                    <w:t xml:space="preserve">Umamusume: Pretty Derby [17%], Rocket League [13.3%], Football Manager 2024 [9.4%], C3C63F46… [4.6%], Rematch [3.9%]</w:t>
                   </w:r>
                 </w:p>
               </w:tc>
@@ -16411,19 +16160,19 @@
                     <w:jc w:val="center"/>
                   </w:pPr>
                   <w:r>
-                    <w:t xml:space="preserve">162</w:t>
-                  </w:r>
-                </w:p>
-              </w:tc>
-              <w:tc>
-                <w:tcPr/>
-                <w:p>
-                  <w:pPr>
-                    <w:pStyle w:val="Compact"/>
-                    <w:jc w:val="center"/>
-                  </w:pPr>
-                  <w:r>
-                    <w:t xml:space="preserve">10911</w:t>
+                    <w:t xml:space="preserve">160</w:t>
+                  </w:r>
+                </w:p>
+              </w:tc>
+              <w:tc>
+                <w:tcPr/>
+                <w:p>
+                  <w:pPr>
+                    <w:pStyle w:val="Compact"/>
+                    <w:jc w:val="center"/>
+                  </w:pPr>
+                  <w:r>
+                    <w:t xml:space="preserve">10989</w:t>
                   </w:r>
                 </w:p>
               </w:tc>
@@ -16447,7 +16196,7 @@
                     <w:jc w:val="center"/>
                   </w:pPr>
                   <w:r>
-                    <w:t xml:space="preserve">Path of Exile [18.6%], Monster Hunter Wilds [12.8%], Palworld [11.8%], Path of Exile 2 [7.9%], Last Epoch [3.6%]</w:t>
+                    <w:t xml:space="preserve">Path of Exile [20.3%], Monster Hunter Wilds [12.7%], Palworld [11.7%], Path of Exile 2 [7.9%], Torchlight: Infinite [3.4%]</w:t>
                   </w:r>
                 </w:p>
               </w:tc>
@@ -16473,43 +16222,43 @@
                     <w:jc w:val="center"/>
                   </w:pPr>
                   <w:r>
-                    <w:t xml:space="preserve">308</w:t>
-                  </w:r>
-                </w:p>
-              </w:tc>
-              <w:tc>
-                <w:tcPr/>
-                <w:p>
-                  <w:pPr>
-                    <w:pStyle w:val="Compact"/>
-                    <w:jc w:val="center"/>
-                  </w:pPr>
-                  <w:r>
-                    <w:t xml:space="preserve">10974</w:t>
-                  </w:r>
-                </w:p>
-              </w:tc>
-              <w:tc>
-                <w:tcPr/>
-                <w:p>
-                  <w:pPr>
-                    <w:pStyle w:val="Compact"/>
-                    <w:jc w:val="center"/>
-                  </w:pPr>
-                  <w:r>
-                    <w:t xml:space="preserve">7</w:t>
-                  </w:r>
-                </w:p>
-              </w:tc>
-              <w:tc>
-                <w:tcPr/>
-                <w:p>
-                  <w:pPr>
-                    <w:pStyle w:val="Compact"/>
-                    <w:jc w:val="center"/>
-                  </w:pPr>
-                  <w:r>
-                    <w:t xml:space="preserve">Peak [17.1%], MapleStory [12.2%], Terraria [10.7%], Super Smash Bros. Ultimate [5.1%], Blender Bros. [5.1%]</w:t>
+                    <w:t xml:space="preserve">310</w:t>
+                  </w:r>
+                </w:p>
+              </w:tc>
+              <w:tc>
+                <w:tcPr/>
+                <w:p>
+                  <w:pPr>
+                    <w:pStyle w:val="Compact"/>
+                    <w:jc w:val="center"/>
+                  </w:pPr>
+                  <w:r>
+                    <w:t xml:space="preserve">11725</w:t>
+                  </w:r>
+                </w:p>
+              </w:tc>
+              <w:tc>
+                <w:tcPr/>
+                <w:p>
+                  <w:pPr>
+                    <w:pStyle w:val="Compact"/>
+                    <w:jc w:val="center"/>
+                  </w:pPr>
+                  <w:r>
+                    <w:t xml:space="preserve">8</w:t>
+                  </w:r>
+                </w:p>
+              </w:tc>
+              <w:tc>
+                <w:tcPr/>
+                <w:p>
+                  <w:pPr>
+                    <w:pStyle w:val="Compact"/>
+                    <w:jc w:val="center"/>
+                  </w:pPr>
+                  <w:r>
+                    <w:t xml:space="preserve">Peak [15.9%], MapleStory [11.4%], Terraria [10%], Super Smash Bros. Ultimate [7%], Splatoon 3 [5.8%]</w:t>
                   </w:r>
                 </w:p>
               </w:tc>
@@ -16535,19 +16284,19 @@
                     <w:jc w:val="center"/>
                   </w:pPr>
                   <w:r>
-                    <w:t xml:space="preserve">242</w:t>
-                  </w:r>
-                </w:p>
-              </w:tc>
-              <w:tc>
-                <w:tcPr/>
-                <w:p>
-                  <w:pPr>
-                    <w:pStyle w:val="Compact"/>
-                    <w:jc w:val="center"/>
-                  </w:pPr>
-                  <w:r>
-                    <w:t xml:space="preserve">10312</w:t>
+                    <w:t xml:space="preserve">241</w:t>
+                  </w:r>
+                </w:p>
+              </w:tc>
+              <w:tc>
+                <w:tcPr/>
+                <w:p>
+                  <w:pPr>
+                    <w:pStyle w:val="Compact"/>
+                    <w:jc w:val="center"/>
+                  </w:pPr>
+                  <w:r>
+                    <w:t xml:space="preserve">10016</w:t>
                   </w:r>
                 </w:p>
               </w:tc>
@@ -16571,7 +16320,7 @@
                     <w:jc w:val="center"/>
                   </w:pPr>
                   <w:r>
-                    <w:t xml:space="preserve">Umamusume: Pretty Derby [22.7%], The Binding of Isaac: Rebirth [14.7%], Deltarune [7.1%], Spacewar [4.3%], Mario Kart 8 Deluxe [3.9%]</w:t>
+                    <w:t xml:space="preserve">Umamusume: Pretty Derby [22.5%], The Binding of Isaac: Rebirth [14.7%], Deltarune [7.4%], Mario Kart 8 Deluxe [4.8%], Spacewar [4.3%]</w:t>
                   </w:r>
                 </w:p>
               </w:tc>
@@ -16609,7 +16358,7 @@
                     <w:jc w:val="center"/>
                   </w:pPr>
                   <w:r>
-                    <w:t xml:space="preserve">7846</w:t>
+                    <w:t xml:space="preserve">7544</w:t>
                   </w:r>
                 </w:p>
               </w:tc>
@@ -16633,7 +16382,7 @@
                     <w:jc w:val="center"/>
                   </w:pPr>
                   <w:r>
-                    <w:t xml:space="preserve">Rocket League [22.5%], F-Zero DSX [11.2%], Blender Bros. [7.1%], Grand Theft Auto V Enhanced [6.6%], Euro Truck Simulator 2 [5.6%]</w:t>
+                    <w:t xml:space="preserve">Rocket League [23.4%], F-Zero DSX [11.7%], Blender Bros. [7.4%], Mario Kart 8 Deluxe [6.4%], Grand Theft Auto V Enhanced [5.6%]</w:t>
                   </w:r>
                 </w:p>
               </w:tc>
@@ -16659,19 +16408,19 @@
                     <w:jc w:val="center"/>
                   </w:pPr>
                   <w:r>
-                    <w:t xml:space="preserve">146</w:t>
-                  </w:r>
-                </w:p>
-              </w:tc>
-              <w:tc>
-                <w:tcPr/>
-                <w:p>
-                  <w:pPr>
-                    <w:pStyle w:val="Compact"/>
-                    <w:jc w:val="center"/>
-                  </w:pPr>
-                  <w:r>
-                    <w:t xml:space="preserve">4830</w:t>
+                    <w:t xml:space="preserve">145</w:t>
+                  </w:r>
+                </w:p>
+              </w:tc>
+              <w:tc>
+                <w:tcPr/>
+                <w:p>
+                  <w:pPr>
+                    <w:pStyle w:val="Compact"/>
+                    <w:jc w:val="center"/>
+                  </w:pPr>
+                  <w:r>
+                    <w:t xml:space="preserve">5029</w:t>
                   </w:r>
                 </w:p>
               </w:tc>
@@ -16695,7 +16444,7 @@
                     <w:jc w:val="center"/>
                   </w:pPr>
                   <w:r>
-                    <w:t xml:space="preserve">Super Smash Bros. Ultimate [11.6%], WWE 2K25 [7.9%], Tekken 8 [5.9%], Naval Action [5.8%], Brawlhalla [5.7%]</w:t>
+                    <w:t xml:space="preserve">Super Smash Bros. Ultimate [16.2%], WWE 2K25 [7.6%], Tekken 8 [5.7%], Naval Action [5.6%], Brawlhalla [5.5%]</w:t>
                   </w:r>
                 </w:p>
               </w:tc>
@@ -16721,19 +16470,19 @@
                     <w:jc w:val="center"/>
                   </w:pPr>
                   <w:r>
-                    <w:t xml:space="preserve">105</w:t>
-                  </w:r>
-                </w:p>
-              </w:tc>
-              <w:tc>
-                <w:tcPr/>
-                <w:p>
-                  <w:pPr>
-                    <w:pStyle w:val="Compact"/>
-                    <w:jc w:val="center"/>
-                  </w:pPr>
-                  <w:r>
-                    <w:t xml:space="preserve">4437</w:t>
+                    <w:t xml:space="preserve">103</w:t>
+                  </w:r>
+                </w:p>
+              </w:tc>
+              <w:tc>
+                <w:tcPr/>
+                <w:p>
+                  <w:pPr>
+                    <w:pStyle w:val="Compact"/>
+                    <w:jc w:val="center"/>
+                  </w:pPr>
+                  <w:r>
+                    <w:t xml:space="preserve">4346</w:t>
                   </w:r>
                 </w:p>
               </w:tc>
@@ -16757,7 +16506,7 @@
                     <w:jc w:val="center"/>
                   </w:pPr>
                   <w:r>
-                    <w:t xml:space="preserve">Umamusume: Pretty Derby [52.7%], Blue Archive [13.2%], Limbus Company [7.5%], Date Everything! [6%], The Hundred Line: Last Defense Academy [4.2%]</w:t>
+                    <w:t xml:space="preserve">Umamusume: Pretty Derby [51.7%], Blue Archive [13.5%], Limbus Company [7.7%], Date Everything! [6.2%], The Hundred Line: Last Defense Academy [4.3%]</w:t>
                   </w:r>
                 </w:p>
               </w:tc>
@@ -16845,31 +16594,31 @@
                     <w:jc w:val="center"/>
                   </w:pPr>
                   <w:r>
-                    <w:t xml:space="preserve">3676</w:t>
-                  </w:r>
-                </w:p>
-              </w:tc>
-              <w:tc>
-                <w:tcPr/>
-                <w:p>
-                  <w:pPr>
-                    <w:pStyle w:val="Compact"/>
-                    <w:jc w:val="center"/>
-                  </w:pPr>
-                  <w:r>
-                    <w:t xml:space="preserve">225533</w:t>
-                  </w:r>
-                </w:p>
-              </w:tc>
-              <w:tc>
-                <w:tcPr/>
-                <w:p>
-                  <w:pPr>
-                    <w:pStyle w:val="Compact"/>
-                    <w:jc w:val="center"/>
-                  </w:pPr>
-                  <w:r>
-                    <w:t xml:space="preserve">107</w:t>
+                    <w:t xml:space="preserve">3651</w:t>
+                  </w:r>
+                </w:p>
+              </w:tc>
+              <w:tc>
+                <w:tcPr/>
+                <w:p>
+                  <w:pPr>
+                    <w:pStyle w:val="Compact"/>
+                    <w:jc w:val="center"/>
+                  </w:pPr>
+                  <w:r>
+                    <w:t xml:space="preserve">222125</w:t>
+                  </w:r>
+                </w:p>
+              </w:tc>
+              <w:tc>
+                <w:tcPr/>
+                <w:p>
+                  <w:pPr>
+                    <w:pStyle w:val="Compact"/>
+                    <w:jc w:val="center"/>
+                  </w:pPr>
+                  <w:r>
+                    <w:t xml:space="preserve">105</w:t>
                   </w:r>
                 </w:p>
               </w:tc>
@@ -16896,13 +16645,13 @@
               <w:t xml:space="preserve">Table 4: Playtime descriptives by genre. A game’s playtime is attributed in full to each of its IGDB labels, so rows are not mutually exclusive and n games exceeds the total unique titles. n games = unique titles; Total hours = playtime attributed to that genre; Mean min/day = average minutes per person-day; Top 5 titles = most-played games by total minutes, with share of genre playtime in brackets (Xbox titles anonymised; their identifiers are shortened to the first eight characters, followed by an ellipsis). The Total row uses deduplicated playtime and distinct titles.</w:t>
             </w:r>
           </w:p>
-          <w:bookmarkEnd w:id="246"/>
+          <w:bookmarkEnd w:id="247"/>
         </w:tc>
       </w:tr>
     </w:tbl>
-    <w:bookmarkEnd w:id="247"/>
     <w:bookmarkEnd w:id="248"/>
-    <w:bookmarkStart w:id="264" w:name="X4bbf7ce331b009f2de8e0718cf222fc73e3c96f"/>
+    <w:bookmarkEnd w:id="249"/>
+    <w:bookmarkStart w:id="265" w:name="X4bbf7ce331b009f2de8e0718cf222fc73e3c96f"/>
     <w:p>
       <w:pPr>
         <w:pStyle w:val="Heading1"/>
@@ -16916,10 +16665,10 @@
         <w:pStyle w:val="FirstParagraph"/>
       </w:pPr>
       <w:r>
-        <w:t xml:space="preserve">This appendix first reports the preregistered frequentist analyses, on the analytic sample, under two preregistered specifications, and on the earlier sample that Deviation D7 corrects. It then reports the two sensitivity analyses summarised under Robustness in the main text: demographic covariate adjustment and multiple imputation of wave nonresponse (with distributional diagnostics). The predictive model comparison (whether genre terms improve out-of-sample prediction) follows, and finally the design details and sensitivity refits of the daily-timescale analysis.</w:t>
+        <w:t xml:space="preserve">This appendix first reports the preregistered frequentist analyses on the analytic sample and under two preregistered specifications. It then reports the two sensitivity analyses summarised under Robustness in the main text: demographic covariate adjustment and multiple imputation of wave nonresponse (with distributional diagnostics). The predictive model comparison (whether genre terms improve out-of-sample prediction) follows, and finally the design details and sensitivity refits of the daily-timescale analysis.</w:t>
       </w:r>
     </w:p>
-    <w:bookmarkStart w:id="250" w:name="preregistered-frequentist-analysis"/>
+    <w:bookmarkStart w:id="251" w:name="preregistered-frequentist-analysis"/>
     <w:p>
       <w:pPr>
         <w:pStyle w:val="Heading2"/>
@@ -16956,7 +16705,7 @@
         </w:r>
       </w:hyperlink>
       <w:r>
-        <w:t xml:space="preserve">): on the analytic sample, under the two preregistered specifications from which the main analysis departs, total playtime across all five platforms for H1 (Deviation D4) and primary-genre attribution for H2 (Deviation D1), and on the earlier analytic sample that Deviation D7 corrects. The all-platform total adds each wave’s iOS and Android gaming minutes to its Nintendo, Xbox, and Steam playtime; 164 participants had mobile minutes in at least one analysed person-wave, and 9.2% of the analysed person-waves had any. Under primary attribution, each game’s full playtime counts towards its first IGDB genre label that remains in the 14-genre taxonomy (Appendix B), so genre exposures are mutually exclusive. The earlier sample comprises the 1,838 participants with at least one valid SWEMWBS in Open Play v1.2.1, without the qualification condition, and its analysis frame was built from the v1.2.1 files with the same code as the main frame. Each H1 model has a random intercept and a correlated random slope for within-person playtime, as preregistered, and was fitted by restricted maximum likelihood; each H2 model was fitted by maximum likelihood with a random intercept, because the preregistered uncorrelated random slopes gave a singular fit in all three H2 analyses (table note). H1 verdicts follow the preregistered decision grid of the Stage 1 Design Table, applied to the lower (LB) and upper (UB) bounds of the 90% confidence interval: LB &gt; 0.06 or UB &lt; −0.06 indicates a practically significant positive or negative association; LB &gt; 0 and UB &gt; 0.06, or UB &lt; 0 and LB &lt; −0.06, a positive or negative association that may be practically significant; LB &gt; 0 and UB &lt; 0.06, or UB &lt; 0 and LB &gt; −0.06, a positive or negative association that is not practically significant; LB &gt; −0.06 and UB &lt; 0.06 with an interval that covers zero, no practically significant association; and an interval that covers zero and one or both bounds, an inconclusive result. The Design Table lists the absence of a practically significant association for every interval inside ±0.06, including those that exclude zero, and we applied the more specific classes to the latter; it also gives the first bound as LB &gt; −0.06, which we read as LB &gt; 0.06, the counterpart of UB &lt; −0.06. H2 is supported if the joint test rejects equality at α = .05.</w:t>
+        <w:t xml:space="preserve">): on the analytic sample and under the two preregistered specifications from which the main analysis departs, total playtime across all five platforms for H1 (Deviation D4) and primary-genre attribution for H2 (Deviation D1). The all-platform total adds each wave’s iOS and Android gaming minutes to its Nintendo, Xbox, and Steam playtime; 166 participants had mobile minutes in at least one analysed person-wave, and 9.0% of the analysed person-waves had any. Under primary attribution, each game’s full playtime counts towards its first IGDB genre label that remains in the 14-genre taxonomy (Appendix B), so genre exposures are mutually exclusive. Each H1 model has a random intercept and a correlated random slope for within-person playtime, as preregistered, and was fitted by restricted maximum likelihood; each H2 model was fitted by maximum likelihood with a random intercept, because the preregistered uncorrelated random slopes gave a singular fit in both H2 analyses (table note). H1 verdicts follow the preregistered decision grid of the Stage 1 Design Table, applied to the lower (LB) and upper (UB) bounds of the 90% confidence interval: LB &gt; 0.06 or UB &lt; −0.06 indicates a practically significant positive or negative association; LB &gt; 0 and UB &gt; 0.06, or UB &lt; 0 and LB &lt; −0.06, a positive or negative association that may be practically significant; LB &gt; 0 and UB &lt; 0.06, or UB &lt; 0 and LB &gt; −0.06, a positive or negative association that is not practically significant; LB &gt; −0.06 and UB &lt; 0.06 with an interval that covers zero, no practically significant association; and an interval that covers zero and one or both bounds, an inconclusive result. The Design Table lists the absence of a practically significant association for every interval inside ±0.06, including those that exclude zero, and we applied the more specific classes to the latter; it also gives the first bound as LB &gt; −0.06, which we read as LB &gt; 0.06, the counterpart of UB &lt; −0.06. H2 is supported if the joint test rejects equality at α = .05.</w:t>
       </w:r>
     </w:p>
     <w:tbl>
@@ -16972,23 +16721,23 @@
       <w:tr>
         <w:tc>
           <w:tcPr/>
-          <w:bookmarkStart w:id="249" w:name="tbl-frequentist-registered"/>
+          <w:bookmarkStart w:id="250" w:name="tbl-frequentist-registered"/>
           <w:tbl>
             <w:tblPr>
               <w:tblStyle w:val="Table"/>
-              <w:tblW w:type="pct" w:w="4845"/>
+              <w:tblW w:type="pct" w:w="4835"/>
               <w:tblLayout w:type="fixed"/>
               <w:tblLook w:firstRow="1" w:lastRow="1" w:firstColumn="0" w:lastColumn="0" w:noHBand="0" w:noVBand="0" w:val="0020"/>
             </w:tblPr>
             <w:tblGrid>
-              <w:gridCol w:w="287"/>
-              <w:gridCol w:w="1477"/>
-              <w:gridCol w:w="615"/>
-              <w:gridCol w:w="615"/>
-              <w:gridCol w:w="1764"/>
-              <w:gridCol w:w="328"/>
-              <w:gridCol w:w="451"/>
-              <w:gridCol w:w="2133"/>
+              <w:gridCol w:w="304"/>
+              <w:gridCol w:w="1566"/>
+              <w:gridCol w:w="652"/>
+              <w:gridCol w:w="652"/>
+              <w:gridCol w:w="1871"/>
+              <w:gridCol w:w="348"/>
+              <w:gridCol w:w="478"/>
+              <w:gridCol w:w="1784"/>
             </w:tblGrid>
             <w:tr>
               <w:trPr>
@@ -17124,31 +16873,31 @@
                     <w:jc w:val="center"/>
                   </w:pPr>
                   <w:r>
-                    <w:t xml:space="preserve">1,608</w:t>
-                  </w:r>
-                </w:p>
-              </w:tc>
-              <w:tc>
-                <w:tcPr/>
-                <w:p>
-                  <w:pPr>
-                    <w:pStyle w:val="Compact"/>
-                    <w:jc w:val="center"/>
-                  </w:pPr>
-                  <w:r>
-                    <w:t xml:space="preserve">6,293</w:t>
-                  </w:r>
-                </w:p>
-              </w:tc>
-              <w:tc>
-                <w:tcPr/>
-                <w:p>
-                  <w:pPr>
-                    <w:pStyle w:val="Compact"/>
-                    <w:jc w:val="center"/>
-                  </w:pPr>
-                  <w:r>
-                    <w:t xml:space="preserve">0.0028 [-0.0067, 0.0122]</w:t>
+                    <w:t xml:space="preserve">1,668</w:t>
+                  </w:r>
+                </w:p>
+              </w:tc>
+              <w:tc>
+                <w:tcPr/>
+                <w:p>
+                  <w:pPr>
+                    <w:pStyle w:val="Compact"/>
+                    <w:jc w:val="center"/>
+                  </w:pPr>
+                  <w:r>
+                    <w:t xml:space="preserve">6,518</w:t>
+                  </w:r>
+                </w:p>
+              </w:tc>
+              <w:tc>
+                <w:tcPr/>
+                <w:p>
+                  <w:pPr>
+                    <w:pStyle w:val="Compact"/>
+                    <w:jc w:val="center"/>
+                  </w:pPr>
+                  <w:r>
+                    <w:t xml:space="preserve">0.0037 [-0.0054, 0.0129]</w:t>
                   </w:r>
                 </w:p>
               </w:tc>
@@ -17214,59 +16963,59 @@
                     <w:jc w:val="center"/>
                   </w:pPr>
                   <w:r>
-                    <w:t xml:space="preserve">1,608</w:t>
-                  </w:r>
-                </w:p>
-              </w:tc>
-              <w:tc>
-                <w:tcPr/>
-                <w:p>
-                  <w:pPr>
-                    <w:pStyle w:val="Compact"/>
-                    <w:jc w:val="center"/>
-                  </w:pPr>
-                  <w:r>
-                    <w:t xml:space="preserve">6,293</w:t>
-                  </w:r>
-                </w:p>
-              </w:tc>
-              <w:tc>
-                <w:tcPr/>
-                <w:p>
-                  <w:pPr>
-                    <w:pStyle w:val="Compact"/>
-                    <w:jc w:val="center"/>
-                  </w:pPr>
-                  <w:r>
-                    <w:t xml:space="preserve">-0.0157 [-0.0309, -0.0004]</w:t>
-                  </w:r>
-                </w:p>
-              </w:tc>
-              <w:tc>
-                <w:tcPr/>
-                <w:p>
-                  <w:pPr>
-                    <w:pStyle w:val="Compact"/>
-                  </w:pPr>
-                </w:p>
-              </w:tc>
-              <w:tc>
-                <w:tcPr/>
-                <w:p>
-                  <w:pPr>
-                    <w:pStyle w:val="Compact"/>
-                  </w:pPr>
-                </w:p>
-              </w:tc>
-              <w:tc>
-                <w:tcPr/>
-                <w:p>
-                  <w:pPr>
-                    <w:pStyle w:val="Compact"/>
-                    <w:jc w:val="center"/>
-                  </w:pPr>
-                  <w:r>
-                    <w:t xml:space="preserve">Negative association, not practically significant</w:t>
+                    <w:t xml:space="preserve">1,668</w:t>
+                  </w:r>
+                </w:p>
+              </w:tc>
+              <w:tc>
+                <w:tcPr/>
+                <w:p>
+                  <w:pPr>
+                    <w:pStyle w:val="Compact"/>
+                    <w:jc w:val="center"/>
+                  </w:pPr>
+                  <w:r>
+                    <w:t xml:space="preserve">6,518</w:t>
+                  </w:r>
+                </w:p>
+              </w:tc>
+              <w:tc>
+                <w:tcPr/>
+                <w:p>
+                  <w:pPr>
+                    <w:pStyle w:val="Compact"/>
+                    <w:jc w:val="center"/>
+                  </w:pPr>
+                  <w:r>
+                    <w:t xml:space="preserve">-0.0153 [-0.0307, 0.0002]</w:t>
+                  </w:r>
+                </w:p>
+              </w:tc>
+              <w:tc>
+                <w:tcPr/>
+                <w:p>
+                  <w:pPr>
+                    <w:pStyle w:val="Compact"/>
+                  </w:pPr>
+                </w:p>
+              </w:tc>
+              <w:tc>
+                <w:tcPr/>
+                <w:p>
+                  <w:pPr>
+                    <w:pStyle w:val="Compact"/>
+                  </w:pPr>
+                </w:p>
+              </w:tc>
+              <w:tc>
+                <w:tcPr/>
+                <w:p>
+                  <w:pPr>
+                    <w:pStyle w:val="Compact"/>
+                    <w:jc w:val="center"/>
+                  </w:pPr>
+                  <w:r>
+                    <w:t xml:space="preserve">No practically significant association</w:t>
                   </w:r>
                 </w:p>
               </w:tc>
@@ -17304,31 +17053,31 @@
                     <w:jc w:val="center"/>
                   </w:pPr>
                   <w:r>
-                    <w:t xml:space="preserve">1,608</w:t>
-                  </w:r>
-                </w:p>
-              </w:tc>
-              <w:tc>
-                <w:tcPr/>
-                <w:p>
-                  <w:pPr>
-                    <w:pStyle w:val="Compact"/>
-                    <w:jc w:val="center"/>
-                  </w:pPr>
-                  <w:r>
-                    <w:t xml:space="preserve">6,293</w:t>
-                  </w:r>
-                </w:p>
-              </w:tc>
-              <w:tc>
-                <w:tcPr/>
-                <w:p>
-                  <w:pPr>
-                    <w:pStyle w:val="Compact"/>
-                    <w:jc w:val="center"/>
-                  </w:pPr>
-                  <w:r>
-                    <w:t xml:space="preserve">0.0027 [-0.0065, 0.0118]</w:t>
+                    <w:t xml:space="preserve">1,668</w:t>
+                  </w:r>
+                </w:p>
+              </w:tc>
+              <w:tc>
+                <w:tcPr/>
+                <w:p>
+                  <w:pPr>
+                    <w:pStyle w:val="Compact"/>
+                    <w:jc w:val="center"/>
+                  </w:pPr>
+                  <w:r>
+                    <w:t xml:space="preserve">6,518</w:t>
+                  </w:r>
+                </w:p>
+              </w:tc>
+              <w:tc>
+                <w:tcPr/>
+                <w:p>
+                  <w:pPr>
+                    <w:pStyle w:val="Compact"/>
+                    <w:jc w:val="center"/>
+                  </w:pPr>
+                  <w:r>
+                    <w:t xml:space="preserve">0.0035 [-0.0053, 0.0123]</w:t>
                   </w:r>
                 </w:p>
               </w:tc>
@@ -17394,31 +17143,31 @@
                     <w:jc w:val="center"/>
                   </w:pPr>
                   <w:r>
-                    <w:t xml:space="preserve">1,608</w:t>
-                  </w:r>
-                </w:p>
-              </w:tc>
-              <w:tc>
-                <w:tcPr/>
-                <w:p>
-                  <w:pPr>
-                    <w:pStyle w:val="Compact"/>
-                    <w:jc w:val="center"/>
-                  </w:pPr>
-                  <w:r>
-                    <w:t xml:space="preserve">6,293</w:t>
-                  </w:r>
-                </w:p>
-              </w:tc>
-              <w:tc>
-                <w:tcPr/>
-                <w:p>
-                  <w:pPr>
-                    <w:pStyle w:val="Compact"/>
-                    <w:jc w:val="center"/>
-                  </w:pPr>
-                  <w:r>
-                    <w:t xml:space="preserve">-0.0150 [-0.0302, 0.0002]</w:t>
+                    <w:t xml:space="preserve">1,668</w:t>
+                  </w:r>
+                </w:p>
+              </w:tc>
+              <w:tc>
+                <w:tcPr/>
+                <w:p>
+                  <w:pPr>
+                    <w:pStyle w:val="Compact"/>
+                    <w:jc w:val="center"/>
+                  </w:pPr>
+                  <w:r>
+                    <w:t xml:space="preserve">6,518</w:t>
+                  </w:r>
+                </w:p>
+              </w:tc>
+              <w:tc>
+                <w:tcPr/>
+                <w:p>
+                  <w:pPr>
+                    <w:pStyle w:val="Compact"/>
+                    <w:jc w:val="center"/>
+                  </w:pPr>
+                  <w:r>
+                    <w:t xml:space="preserve">-0.0148 [-0.0302, 0.0005]</w:t>
                   </w:r>
                 </w:p>
               </w:tc>
@@ -17460,83 +17209,91 @@
                     <w:jc w:val="center"/>
                   </w:pPr>
                   <w:r>
-                    <w:t xml:space="preserve">H1a</w:t>
-                  </w:r>
-                </w:p>
-              </w:tc>
-              <w:tc>
-                <w:tcPr/>
-                <w:p>
-                  <w:pPr>
-                    <w:pStyle w:val="Compact"/>
-                    <w:jc w:val="center"/>
-                  </w:pPr>
-                  <w:r>
-                    <w:t xml:space="preserve">Earlier sample (D7)</w:t>
-                  </w:r>
-                </w:p>
-              </w:tc>
-              <w:tc>
-                <w:tcPr/>
-                <w:p>
-                  <w:pPr>
-                    <w:pStyle w:val="Compact"/>
-                    <w:jc w:val="center"/>
-                  </w:pPr>
-                  <w:r>
-                    <w:t xml:space="preserve">1,838</w:t>
-                  </w:r>
-                </w:p>
-              </w:tc>
-              <w:tc>
-                <w:tcPr/>
-                <w:p>
-                  <w:pPr>
-                    <w:pStyle w:val="Compact"/>
-                    <w:jc w:val="center"/>
-                  </w:pPr>
-                  <w:r>
-                    <w:t xml:space="preserve">6,680</w:t>
-                  </w:r>
-                </w:p>
-              </w:tc>
-              <w:tc>
-                <w:tcPr/>
-                <w:p>
-                  <w:pPr>
-                    <w:pStyle w:val="Compact"/>
-                    <w:jc w:val="center"/>
-                  </w:pPr>
-                  <w:r>
-                    <w:t xml:space="preserve">0.0028 [-0.0066, 0.0123]</w:t>
-                  </w:r>
-                </w:p>
-              </w:tc>
-              <w:tc>
-                <w:tcPr/>
-                <w:p>
-                  <w:pPr>
-                    <w:pStyle w:val="Compact"/>
-                  </w:pPr>
-                </w:p>
-              </w:tc>
-              <w:tc>
-                <w:tcPr/>
-                <w:p>
-                  <w:pPr>
-                    <w:pStyle w:val="Compact"/>
-                  </w:pPr>
-                </w:p>
-              </w:tc>
-              <w:tc>
-                <w:tcPr/>
-                <w:p>
-                  <w:pPr>
-                    <w:pStyle w:val="Compact"/>
-                    <w:jc w:val="center"/>
-                  </w:pPr>
-                  <w:r>
-                    <w:t xml:space="preserve">No practically significant association</w:t>
+                    <w:t xml:space="preserve">H2a</w:t>
+                  </w:r>
+                </w:p>
+              </w:tc>
+              <w:tc>
+                <w:tcPr/>
+                <w:p>
+                  <w:pPr>
+                    <w:pStyle w:val="Compact"/>
+                    <w:jc w:val="center"/>
+                  </w:pPr>
+                  <w:r>
+                    <w:t xml:space="preserve">Analytic sample, full attribution</w:t>
+                  </w:r>
+                </w:p>
+              </w:tc>
+              <w:tc>
+                <w:tcPr/>
+                <w:p>
+                  <w:pPr>
+                    <w:pStyle w:val="Compact"/>
+                    <w:jc w:val="center"/>
+                  </w:pPr>
+                  <w:r>
+                    <w:t xml:space="preserve">1,668</w:t>
+                  </w:r>
+                </w:p>
+              </w:tc>
+              <w:tc>
+                <w:tcPr/>
+                <w:p>
+                  <w:pPr>
+                    <w:pStyle w:val="Compact"/>
+                    <w:jc w:val="center"/>
+                  </w:pPr>
+                  <w:r>
+                    <w:t xml:space="preserve">6,518</w:t>
+                  </w:r>
+                </w:p>
+              </w:tc>
+              <w:tc>
+                <w:tcPr/>
+                <w:p>
+                  <w:pPr>
+                    <w:pStyle w:val="Compact"/>
+                    <w:jc w:val="center"/>
+                  </w:pPr>
+                  <w:r>
+                    <w:t xml:space="preserve">χ²(13) = 24.8</w:t>
+                  </w:r>
+                </w:p>
+              </w:tc>
+              <w:tc>
+                <w:tcPr/>
+                <w:p>
+                  <w:pPr>
+                    <w:pStyle w:val="Compact"/>
+                    <w:jc w:val="center"/>
+                  </w:pPr>
+                  <w:r>
+                    <w:t xml:space="preserve">0.025</w:t>
+                  </w:r>
+                </w:p>
+              </w:tc>
+              <w:tc>
+                <w:tcPr/>
+                <w:p>
+                  <w:pPr>
+                    <w:pStyle w:val="Compact"/>
+                    <w:jc w:val="center"/>
+                  </w:pPr>
+                  <w:r>
+                    <w:t xml:space="preserve">0.022</w:t>
+                  </w:r>
+                </w:p>
+              </w:tc>
+              <w:tc>
+                <w:tcPr/>
+                <w:p>
+                  <w:pPr>
+                    <w:pStyle w:val="Compact"/>
+                    <w:jc w:val="center"/>
+                  </w:pPr>
+                  <w:r>
+                    <w:t xml:space="preserve">Equality rejected (supported)</w:t>
                   </w:r>
                 </w:p>
               </w:tc>
@@ -17550,83 +17307,91 @@
                     <w:jc w:val="center"/>
                   </w:pPr>
                   <w:r>
-                    <w:t xml:space="preserve">H1b</w:t>
-                  </w:r>
-                </w:p>
-              </w:tc>
-              <w:tc>
-                <w:tcPr/>
-                <w:p>
-                  <w:pPr>
-                    <w:pStyle w:val="Compact"/>
-                    <w:jc w:val="center"/>
-                  </w:pPr>
-                  <w:r>
-                    <w:t xml:space="preserve">Earlier sample (D7)</w:t>
-                  </w:r>
-                </w:p>
-              </w:tc>
-              <w:tc>
-                <w:tcPr/>
-                <w:p>
-                  <w:pPr>
-                    <w:pStyle w:val="Compact"/>
-                    <w:jc w:val="center"/>
-                  </w:pPr>
-                  <w:r>
-                    <w:t xml:space="preserve">1,838</w:t>
-                  </w:r>
-                </w:p>
-              </w:tc>
-              <w:tc>
-                <w:tcPr/>
-                <w:p>
-                  <w:pPr>
-                    <w:pStyle w:val="Compact"/>
-                    <w:jc w:val="center"/>
-                  </w:pPr>
-                  <w:r>
-                    <w:t xml:space="preserve">6,680</w:t>
-                  </w:r>
-                </w:p>
-              </w:tc>
-              <w:tc>
-                <w:tcPr/>
-                <w:p>
-                  <w:pPr>
-                    <w:pStyle w:val="Compact"/>
-                    <w:jc w:val="center"/>
-                  </w:pPr>
-                  <w:r>
-                    <w:t xml:space="preserve">-0.0167 [-0.0313, -0.0022]</w:t>
-                  </w:r>
-                </w:p>
-              </w:tc>
-              <w:tc>
-                <w:tcPr/>
-                <w:p>
-                  <w:pPr>
-                    <w:pStyle w:val="Compact"/>
-                  </w:pPr>
-                </w:p>
-              </w:tc>
-              <w:tc>
-                <w:tcPr/>
-                <w:p>
-                  <w:pPr>
-                    <w:pStyle w:val="Compact"/>
-                  </w:pPr>
-                </w:p>
-              </w:tc>
-              <w:tc>
-                <w:tcPr/>
-                <w:p>
-                  <w:pPr>
-                    <w:pStyle w:val="Compact"/>
-                    <w:jc w:val="center"/>
-                  </w:pPr>
-                  <w:r>
-                    <w:t xml:space="preserve">Negative association, not practically significant</w:t>
+                    <w:t xml:space="preserve">H2b</w:t>
+                  </w:r>
+                </w:p>
+              </w:tc>
+              <w:tc>
+                <w:tcPr/>
+                <w:p>
+                  <w:pPr>
+                    <w:pStyle w:val="Compact"/>
+                    <w:jc w:val="center"/>
+                  </w:pPr>
+                  <w:r>
+                    <w:t xml:space="preserve">Analytic sample, full attribution</w:t>
+                  </w:r>
+                </w:p>
+              </w:tc>
+              <w:tc>
+                <w:tcPr/>
+                <w:p>
+                  <w:pPr>
+                    <w:pStyle w:val="Compact"/>
+                    <w:jc w:val="center"/>
+                  </w:pPr>
+                  <w:r>
+                    <w:t xml:space="preserve">1,668</w:t>
+                  </w:r>
+                </w:p>
+              </w:tc>
+              <w:tc>
+                <w:tcPr/>
+                <w:p>
+                  <w:pPr>
+                    <w:pStyle w:val="Compact"/>
+                    <w:jc w:val="center"/>
+                  </w:pPr>
+                  <w:r>
+                    <w:t xml:space="preserve">6,518</w:t>
+                  </w:r>
+                </w:p>
+              </w:tc>
+              <w:tc>
+                <w:tcPr/>
+                <w:p>
+                  <w:pPr>
+                    <w:pStyle w:val="Compact"/>
+                    <w:jc w:val="center"/>
+                  </w:pPr>
+                  <w:r>
+                    <w:t xml:space="preserve">χ²(13) = 14.9</w:t>
+                  </w:r>
+                </w:p>
+              </w:tc>
+              <w:tc>
+                <w:tcPr/>
+                <w:p>
+                  <w:pPr>
+                    <w:pStyle w:val="Compact"/>
+                    <w:jc w:val="center"/>
+                  </w:pPr>
+                  <w:r>
+                    <w:t xml:space="preserve">0.315</w:t>
+                  </w:r>
+                </w:p>
+              </w:tc>
+              <w:tc>
+                <w:tcPr/>
+                <w:p>
+                  <w:pPr>
+                    <w:pStyle w:val="Compact"/>
+                    <w:jc w:val="center"/>
+                  </w:pPr>
+                  <w:r>
+                    <w:t xml:space="preserve">0.057</w:t>
+                  </w:r>
+                </w:p>
+              </w:tc>
+              <w:tc>
+                <w:tcPr/>
+                <w:p>
+                  <w:pPr>
+                    <w:pStyle w:val="Compact"/>
+                    <w:jc w:val="center"/>
+                  </w:pPr>
+                  <w:r>
+                    <w:t xml:space="preserve">Equality not rejected (not supported)</w:t>
                   </w:r>
                 </w:p>
               </w:tc>
@@ -17652,79 +17417,79 @@
                     <w:jc w:val="center"/>
                   </w:pPr>
                   <w:r>
-                    <w:t xml:space="preserve">Analytic sample, full attribution</w:t>
-                  </w:r>
-                </w:p>
-              </w:tc>
-              <w:tc>
-                <w:tcPr/>
-                <w:p>
-                  <w:pPr>
-                    <w:pStyle w:val="Compact"/>
-                    <w:jc w:val="center"/>
-                  </w:pPr>
-                  <w:r>
-                    <w:t xml:space="preserve">1,608</w:t>
-                  </w:r>
-                </w:p>
-              </w:tc>
-              <w:tc>
-                <w:tcPr/>
-                <w:p>
-                  <w:pPr>
-                    <w:pStyle w:val="Compact"/>
-                    <w:jc w:val="center"/>
-                  </w:pPr>
-                  <w:r>
-                    <w:t xml:space="preserve">6,293</w:t>
-                  </w:r>
-                </w:p>
-              </w:tc>
-              <w:tc>
-                <w:tcPr/>
-                <w:p>
-                  <w:pPr>
-                    <w:pStyle w:val="Compact"/>
-                    <w:jc w:val="center"/>
-                  </w:pPr>
-                  <w:r>
-                    <w:t xml:space="preserve">χ²(13) = 25.1</w:t>
-                  </w:r>
-                </w:p>
-              </w:tc>
-              <w:tc>
-                <w:tcPr/>
-                <w:p>
-                  <w:pPr>
-                    <w:pStyle w:val="Compact"/>
-                    <w:jc w:val="center"/>
-                  </w:pPr>
-                  <w:r>
-                    <w:t xml:space="preserve">0.023</w:t>
-                  </w:r>
-                </w:p>
-              </w:tc>
-              <w:tc>
-                <w:tcPr/>
-                <w:p>
-                  <w:pPr>
-                    <w:pStyle w:val="Compact"/>
-                    <w:jc w:val="center"/>
-                  </w:pPr>
-                  <w:r>
-                    <w:t xml:space="preserve">0.022</w:t>
-                  </w:r>
-                </w:p>
-              </w:tc>
-              <w:tc>
-                <w:tcPr/>
-                <w:p>
-                  <w:pPr>
-                    <w:pStyle w:val="Compact"/>
-                    <w:jc w:val="center"/>
-                  </w:pPr>
-                  <w:r>
-                    <w:t xml:space="preserve">Equality rejected (supported)</w:t>
+                    <w:t xml:space="preserve">Primary attribution (D1)</w:t>
+                  </w:r>
+                </w:p>
+              </w:tc>
+              <w:tc>
+                <w:tcPr/>
+                <w:p>
+                  <w:pPr>
+                    <w:pStyle w:val="Compact"/>
+                    <w:jc w:val="center"/>
+                  </w:pPr>
+                  <w:r>
+                    <w:t xml:space="preserve">1,668</w:t>
+                  </w:r>
+                </w:p>
+              </w:tc>
+              <w:tc>
+                <w:tcPr/>
+                <w:p>
+                  <w:pPr>
+                    <w:pStyle w:val="Compact"/>
+                    <w:jc w:val="center"/>
+                  </w:pPr>
+                  <w:r>
+                    <w:t xml:space="preserve">6,518</w:t>
+                  </w:r>
+                </w:p>
+              </w:tc>
+              <w:tc>
+                <w:tcPr/>
+                <w:p>
+                  <w:pPr>
+                    <w:pStyle w:val="Compact"/>
+                    <w:jc w:val="center"/>
+                  </w:pPr>
+                  <w:r>
+                    <w:t xml:space="preserve">χ²(13) = 16.6</w:t>
+                  </w:r>
+                </w:p>
+              </w:tc>
+              <w:tc>
+                <w:tcPr/>
+                <w:p>
+                  <w:pPr>
+                    <w:pStyle w:val="Compact"/>
+                    <w:jc w:val="center"/>
+                  </w:pPr>
+                  <w:r>
+                    <w:t xml:space="preserve">0.216</w:t>
+                  </w:r>
+                </w:p>
+              </w:tc>
+              <w:tc>
+                <w:tcPr/>
+                <w:p>
+                  <w:pPr>
+                    <w:pStyle w:val="Compact"/>
+                    <w:jc w:val="center"/>
+                  </w:pPr>
+                  <w:r>
+                    <w:t xml:space="preserve">0.044</w:t>
+                  </w:r>
+                </w:p>
+              </w:tc>
+              <w:tc>
+                <w:tcPr/>
+                <w:p>
+                  <w:pPr>
+                    <w:pStyle w:val="Compact"/>
+                    <w:jc w:val="center"/>
+                  </w:pPr>
+                  <w:r>
+                    <w:t xml:space="preserve">Equality not rejected (not supported)</w:t>
                   </w:r>
                 </w:p>
               </w:tc>
@@ -17750,104 +17515,6 @@
                     <w:jc w:val="center"/>
                   </w:pPr>
                   <w:r>
-                    <w:t xml:space="preserve">Analytic sample, full attribution</w:t>
-                  </w:r>
-                </w:p>
-              </w:tc>
-              <w:tc>
-                <w:tcPr/>
-                <w:p>
-                  <w:pPr>
-                    <w:pStyle w:val="Compact"/>
-                    <w:jc w:val="center"/>
-                  </w:pPr>
-                  <w:r>
-                    <w:t xml:space="preserve">1,608</w:t>
-                  </w:r>
-                </w:p>
-              </w:tc>
-              <w:tc>
-                <w:tcPr/>
-                <w:p>
-                  <w:pPr>
-                    <w:pStyle w:val="Compact"/>
-                    <w:jc w:val="center"/>
-                  </w:pPr>
-                  <w:r>
-                    <w:t xml:space="preserve">6,293</w:t>
-                  </w:r>
-                </w:p>
-              </w:tc>
-              <w:tc>
-                <w:tcPr/>
-                <w:p>
-                  <w:pPr>
-                    <w:pStyle w:val="Compact"/>
-                    <w:jc w:val="center"/>
-                  </w:pPr>
-                  <w:r>
-                    <w:t xml:space="preserve">χ²(13) = 13.7</w:t>
-                  </w:r>
-                </w:p>
-              </w:tc>
-              <w:tc>
-                <w:tcPr/>
-                <w:p>
-                  <w:pPr>
-                    <w:pStyle w:val="Compact"/>
-                    <w:jc w:val="center"/>
-                  </w:pPr>
-                  <w:r>
-                    <w:t xml:space="preserve">0.398</w:t>
-                  </w:r>
-                </w:p>
-              </w:tc>
-              <w:tc>
-                <w:tcPr/>
-                <w:p>
-                  <w:pPr>
-                    <w:pStyle w:val="Compact"/>
-                    <w:jc w:val="center"/>
-                  </w:pPr>
-                  <w:r>
-                    <w:t xml:space="preserve">0.053</w:t>
-                  </w:r>
-                </w:p>
-              </w:tc>
-              <w:tc>
-                <w:tcPr/>
-                <w:p>
-                  <w:pPr>
-                    <w:pStyle w:val="Compact"/>
-                    <w:jc w:val="center"/>
-                  </w:pPr>
-                  <w:r>
-                    <w:t xml:space="preserve">Equality not rejected (not supported)</w:t>
-                  </w:r>
-                </w:p>
-              </w:tc>
-            </w:tr>
-            <w:tr>
-              <w:tc>
-                <w:tcPr/>
-                <w:p>
-                  <w:pPr>
-                    <w:pStyle w:val="Compact"/>
-                    <w:jc w:val="center"/>
-                  </w:pPr>
-                  <w:r>
-                    <w:t xml:space="preserve">H2a</w:t>
-                  </w:r>
-                </w:p>
-              </w:tc>
-              <w:tc>
-                <w:tcPr/>
-                <w:p>
-                  <w:pPr>
-                    <w:pStyle w:val="Compact"/>
-                    <w:jc w:val="center"/>
-                  </w:pPr>
-                  <w:r>
                     <w:t xml:space="preserve">Primary attribution (D1)</w:t>
                   </w:r>
                 </w:p>
@@ -17860,349 +17527,55 @@
                     <w:jc w:val="center"/>
                   </w:pPr>
                   <w:r>
-                    <w:t xml:space="preserve">1,608</w:t>
-                  </w:r>
-                </w:p>
-              </w:tc>
-              <w:tc>
-                <w:tcPr/>
-                <w:p>
-                  <w:pPr>
-                    <w:pStyle w:val="Compact"/>
-                    <w:jc w:val="center"/>
-                  </w:pPr>
-                  <w:r>
-                    <w:t xml:space="preserve">6,293</w:t>
-                  </w:r>
-                </w:p>
-              </w:tc>
-              <w:tc>
-                <w:tcPr/>
-                <w:p>
-                  <w:pPr>
-                    <w:pStyle w:val="Compact"/>
-                    <w:jc w:val="center"/>
-                  </w:pPr>
-                  <w:r>
-                    <w:t xml:space="preserve">χ²(13) = 17.2</w:t>
-                  </w:r>
-                </w:p>
-              </w:tc>
-              <w:tc>
-                <w:tcPr/>
-                <w:p>
-                  <w:pPr>
-                    <w:pStyle w:val="Compact"/>
-                    <w:jc w:val="center"/>
-                  </w:pPr>
-                  <w:r>
-                    <w:t xml:space="preserve">0.188</w:t>
-                  </w:r>
-                </w:p>
-              </w:tc>
-              <w:tc>
-                <w:tcPr/>
-                <w:p>
-                  <w:pPr>
-                    <w:pStyle w:val="Compact"/>
-                    <w:jc w:val="center"/>
-                  </w:pPr>
-                  <w:r>
-                    <w:t xml:space="preserve">0.044</w:t>
-                  </w:r>
-                </w:p>
-              </w:tc>
-              <w:tc>
-                <w:tcPr/>
-                <w:p>
-                  <w:pPr>
-                    <w:pStyle w:val="Compact"/>
-                    <w:jc w:val="center"/>
-                  </w:pPr>
-                  <w:r>
-                    <w:t xml:space="preserve">Equality not rejected (not supported)</w:t>
-                  </w:r>
-                </w:p>
-              </w:tc>
-            </w:tr>
-            <w:tr>
-              <w:tc>
-                <w:tcPr/>
-                <w:p>
-                  <w:pPr>
-                    <w:pStyle w:val="Compact"/>
-                    <w:jc w:val="center"/>
-                  </w:pPr>
-                  <w:r>
-                    <w:t xml:space="preserve">H2b</w:t>
-                  </w:r>
-                </w:p>
-              </w:tc>
-              <w:tc>
-                <w:tcPr/>
-                <w:p>
-                  <w:pPr>
-                    <w:pStyle w:val="Compact"/>
-                    <w:jc w:val="center"/>
-                  </w:pPr>
-                  <w:r>
-                    <w:t xml:space="preserve">Primary attribution (D1)</w:t>
-                  </w:r>
-                </w:p>
-              </w:tc>
-              <w:tc>
-                <w:tcPr/>
-                <w:p>
-                  <w:pPr>
-                    <w:pStyle w:val="Compact"/>
-                    <w:jc w:val="center"/>
-                  </w:pPr>
-                  <w:r>
-                    <w:t xml:space="preserve">1,608</w:t>
-                  </w:r>
-                </w:p>
-              </w:tc>
-              <w:tc>
-                <w:tcPr/>
-                <w:p>
-                  <w:pPr>
-                    <w:pStyle w:val="Compact"/>
-                    <w:jc w:val="center"/>
-                  </w:pPr>
-                  <w:r>
-                    <w:t xml:space="preserve">6,293</w:t>
-                  </w:r>
-                </w:p>
-              </w:tc>
-              <w:tc>
-                <w:tcPr/>
-                <w:p>
-                  <w:pPr>
-                    <w:pStyle w:val="Compact"/>
-                    <w:jc w:val="center"/>
-                  </w:pPr>
-                  <w:r>
-                    <w:t xml:space="preserve">χ²(13) = 14.8</w:t>
-                  </w:r>
-                </w:p>
-              </w:tc>
-              <w:tc>
-                <w:tcPr/>
-                <w:p>
-                  <w:pPr>
-                    <w:pStyle w:val="Compact"/>
-                    <w:jc w:val="center"/>
-                  </w:pPr>
-                  <w:r>
-                    <w:t xml:space="preserve">0.321</w:t>
-                  </w:r>
-                </w:p>
-              </w:tc>
-              <w:tc>
-                <w:tcPr/>
-                <w:p>
-                  <w:pPr>
-                    <w:pStyle w:val="Compact"/>
-                    <w:jc w:val="center"/>
-                  </w:pPr>
-                  <w:r>
-                    <w:t xml:space="preserve">0.957</w:t>
-                  </w:r>
-                </w:p>
-              </w:tc>
-              <w:tc>
-                <w:tcPr/>
-                <w:p>
-                  <w:pPr>
-                    <w:pStyle w:val="Compact"/>
-                    <w:jc w:val="center"/>
-                  </w:pPr>
-                  <w:r>
-                    <w:t xml:space="preserve">Equality not rejected (not supported)</w:t>
-                  </w:r>
-                </w:p>
-              </w:tc>
-            </w:tr>
-            <w:tr>
-              <w:tc>
-                <w:tcPr/>
-                <w:p>
-                  <w:pPr>
-                    <w:pStyle w:val="Compact"/>
-                    <w:jc w:val="center"/>
-                  </w:pPr>
-                  <w:r>
-                    <w:t xml:space="preserve">H2a</w:t>
-                  </w:r>
-                </w:p>
-              </w:tc>
-              <w:tc>
-                <w:tcPr/>
-                <w:p>
-                  <w:pPr>
-                    <w:pStyle w:val="Compact"/>
-                    <w:jc w:val="center"/>
-                  </w:pPr>
-                  <w:r>
-                    <w:t xml:space="preserve">Earlier sample (D7)</w:t>
-                  </w:r>
-                </w:p>
-              </w:tc>
-              <w:tc>
-                <w:tcPr/>
-                <w:p>
-                  <w:pPr>
-                    <w:pStyle w:val="Compact"/>
-                    <w:jc w:val="center"/>
-                  </w:pPr>
-                  <w:r>
-                    <w:t xml:space="preserve">1,838</w:t>
-                  </w:r>
-                </w:p>
-              </w:tc>
-              <w:tc>
-                <w:tcPr/>
-                <w:p>
-                  <w:pPr>
-                    <w:pStyle w:val="Compact"/>
-                    <w:jc w:val="center"/>
-                  </w:pPr>
-                  <w:r>
-                    <w:t xml:space="preserve">6,680</w:t>
-                  </w:r>
-                </w:p>
-              </w:tc>
-              <w:tc>
-                <w:tcPr/>
-                <w:p>
-                  <w:pPr>
-                    <w:pStyle w:val="Compact"/>
-                    <w:jc w:val="center"/>
-                  </w:pPr>
-                  <w:r>
-                    <w:t xml:space="preserve">χ²(13) = 24.9</w:t>
-                  </w:r>
-                </w:p>
-              </w:tc>
-              <w:tc>
-                <w:tcPr/>
-                <w:p>
-                  <w:pPr>
-                    <w:pStyle w:val="Compact"/>
-                    <w:jc w:val="center"/>
-                  </w:pPr>
-                  <w:r>
-                    <w:t xml:space="preserve">0.024</w:t>
-                  </w:r>
-                </w:p>
-              </w:tc>
-              <w:tc>
-                <w:tcPr/>
-                <w:p>
-                  <w:pPr>
-                    <w:pStyle w:val="Compact"/>
-                    <w:jc w:val="center"/>
-                  </w:pPr>
-                  <w:r>
-                    <w:t xml:space="preserve">0.022</w:t>
-                  </w:r>
-                </w:p>
-              </w:tc>
-              <w:tc>
-                <w:tcPr/>
-                <w:p>
-                  <w:pPr>
-                    <w:pStyle w:val="Compact"/>
-                    <w:jc w:val="center"/>
-                  </w:pPr>
-                  <w:r>
-                    <w:t xml:space="preserve">Equality rejected (supported)</w:t>
-                  </w:r>
-                </w:p>
-              </w:tc>
-            </w:tr>
-            <w:tr>
-              <w:tc>
-                <w:tcPr/>
-                <w:p>
-                  <w:pPr>
-                    <w:pStyle w:val="Compact"/>
-                    <w:jc w:val="center"/>
-                  </w:pPr>
-                  <w:r>
-                    <w:t xml:space="preserve">H2b</w:t>
-                  </w:r>
-                </w:p>
-              </w:tc>
-              <w:tc>
-                <w:tcPr/>
-                <w:p>
-                  <w:pPr>
-                    <w:pStyle w:val="Compact"/>
-                    <w:jc w:val="center"/>
-                  </w:pPr>
-                  <w:r>
-                    <w:t xml:space="preserve">Earlier sample (D7)</w:t>
-                  </w:r>
-                </w:p>
-              </w:tc>
-              <w:tc>
-                <w:tcPr/>
-                <w:p>
-                  <w:pPr>
-                    <w:pStyle w:val="Compact"/>
-                    <w:jc w:val="center"/>
-                  </w:pPr>
-                  <w:r>
-                    <w:t xml:space="preserve">1,838</w:t>
-                  </w:r>
-                </w:p>
-              </w:tc>
-              <w:tc>
-                <w:tcPr/>
-                <w:p>
-                  <w:pPr>
-                    <w:pStyle w:val="Compact"/>
-                    <w:jc w:val="center"/>
-                  </w:pPr>
-                  <w:r>
-                    <w:t xml:space="preserve">6,680</w:t>
-                  </w:r>
-                </w:p>
-              </w:tc>
-              <w:tc>
-                <w:tcPr/>
-                <w:p>
-                  <w:pPr>
-                    <w:pStyle w:val="Compact"/>
-                    <w:jc w:val="center"/>
-                  </w:pPr>
-                  <w:r>
-                    <w:t xml:space="preserve">χ²(13) = 13.8</w:t>
-                  </w:r>
-                </w:p>
-              </w:tc>
-              <w:tc>
-                <w:tcPr/>
-                <w:p>
-                  <w:pPr>
-                    <w:pStyle w:val="Compact"/>
-                    <w:jc w:val="center"/>
-                  </w:pPr>
-                  <w:r>
-                    <w:t xml:space="preserve">0.385</w:t>
-                  </w:r>
-                </w:p>
-              </w:tc>
-              <w:tc>
-                <w:tcPr/>
-                <w:p>
-                  <w:pPr>
-                    <w:pStyle w:val="Compact"/>
-                    <w:jc w:val="center"/>
-                  </w:pPr>
-                  <w:r>
-                    <w:t xml:space="preserve">0.053</w:t>
+                    <w:t xml:space="preserve">1,668</w:t>
+                  </w:r>
+                </w:p>
+              </w:tc>
+              <w:tc>
+                <w:tcPr/>
+                <w:p>
+                  <w:pPr>
+                    <w:pStyle w:val="Compact"/>
+                    <w:jc w:val="center"/>
+                  </w:pPr>
+                  <w:r>
+                    <w:t xml:space="preserve">6,518</w:t>
+                  </w:r>
+                </w:p>
+              </w:tc>
+              <w:tc>
+                <w:tcPr/>
+                <w:p>
+                  <w:pPr>
+                    <w:pStyle w:val="Compact"/>
+                    <w:jc w:val="center"/>
+                  </w:pPr>
+                  <w:r>
+                    <w:t xml:space="preserve">χ²(13) = 15.4</w:t>
+                  </w:r>
+                </w:p>
+              </w:tc>
+              <w:tc>
+                <w:tcPr/>
+                <w:p>
+                  <w:pPr>
+                    <w:pStyle w:val="Compact"/>
+                    <w:jc w:val="center"/>
+                  </w:pPr>
+                  <w:r>
+                    <w:t xml:space="preserve">0.284</w:t>
+                  </w:r>
+                </w:p>
+              </w:tc>
+              <w:tc>
+                <w:tcPr/>
+                <w:p>
+                  <w:pPr>
+                    <w:pStyle w:val="Compact"/>
+                    <w:jc w:val="center"/>
+                  </w:pPr>
+                  <w:r>
+                    <w:t xml:space="preserve">0.916</w:t>
                   </w:r>
                 </w:p>
               </w:tc>
@@ -18230,31 +17603,25 @@
                     <w:jc w:val="center"/>
                   </w:pPr>
                   <w:r>
-                    <w:t xml:space="preserve">Analytic sample: qualified participants with at least one valid SWEMWBS (Open Play v1.2.6). Earlier sample: participants with at least one valid SWEMWBS in Open Play v1.2.1, before</w:t>
+                    <w:t xml:space="preserve">Analytic sample: qualified participants with at least one valid SWEMWBS (Open Play v1.3.0). H1 models: random intercept and correlated random slope for within-person</w:t>
                   </w:r>
                   <w:r>
                     <w:t xml:space="preserve"> </w:t>
                   </w:r>
                   <w:r>
-                    <w:t xml:space="preserve">the correction of Deviation D7. H1 models: random intercept and correlated random slope for within-person playtime, fitted by restricted maximum likelihood. H2 models: random</w:t>
+                    <w:t xml:space="preserve">playtime, fitted by restricted maximum likelihood. H2 models: random intercept, fitted by maximum likelihood; the preregistered structure with uncorrelated random slopes</w:t>
                   </w:r>
                   <w:r>
                     <w:t xml:space="preserve"> </w:t>
                   </w:r>
                   <w:r>
-                    <w:t xml:space="preserve">intercept, fitted by maximum likelihood; the preregistered structure with uncorrelated random slopes for the 14 within-person genre exposures is singular in all three H2 analyses,</w:t>
+                    <w:t xml:space="preserve">for the 14 within-person genre exposures is singular in both H2 analyses, with 11 (analytic sample, full attribution) and 9 (primary attribution) of the 14 slope SDs</w:t>
                   </w:r>
                   <w:r>
                     <w:t xml:space="preserve"> </w:t>
                   </w:r>
                   <w:r>
-                    <w:t xml:space="preserve">with 11 (analytic sample, full attribution), 9 (primary attribution) and 11 (earlier sample) of the 14 slope SDs estimated at zero. Genre SD: SD of the 14 genre coefficient estimates,</w:t>
-                  </w:r>
-                  <w:r>
-                    <w:t xml:space="preserve"> </w:t>
-                  </w:r>
-                  <w:r>
-                    <w:t xml:space="preserve">which includes their estimation error.</w:t>
+                    <w:t xml:space="preserve">estimated at zero. Genre SD: SD of the 14 genre coefficient estimates, which includes their estimation error.</w:t>
                   </w:r>
                 </w:p>
               </w:tc>
@@ -18270,10 +17637,10 @@
               <w:pStyle w:val="ImageCaption"/>
             </w:pPr>
             <w:r>
-              <w:t xml:space="preserve">Table 5: Preregistered frequentist analyses on the analytic sample, under the preregistered specifications, and on the earlier sample (D7). H1 rows: within-person (H1a) and between-person (H1b) total-playtime coefficients in SWEMWBS points per hour/day with Wald 90% confidence intervals, classified by the preregistered decision grid (SESOI ±0.06; text above the table). H2 rows: joint Wald tests of the equality of the 14 within-person (H2a) and the 14 between-person (H2b) genre coefficients, with the SD of the 14 coefficient estimates as a descriptive summary.</w:t>
+              <w:t xml:space="preserve">Table 5: Preregistered frequentist analyses on the analytic sample and under the preregistered specifications. H1 rows: within-person (H1a) and between-person (H1b) total-playtime coefficients in SWEMWBS points per hour/day with Wald 90% confidence intervals, classified by the preregistered decision grid (SESOI ±0.06; text above the table). H2 rows: joint Wald tests of the equality of the 14 within-person (H2a) and the 14 between-person (H2b) genre coefficients, with the SD of the 14 coefficient estimates as a descriptive summary.</w:t>
             </w:r>
           </w:p>
-          <w:bookmarkEnd w:id="249"/>
+          <w:bookmarkEnd w:id="250"/>
         </w:tc>
       </w:tr>
     </w:tbl>
@@ -18282,7 +17649,7 @@
         <w:pStyle w:val="BodyText"/>
       </w:pPr>
       <w:r>
-        <w:t xml:space="preserve">Under the preregistered grid, the within-person coefficient on the analytic sample, 0.0028 [-0.0067, 0.0122], showed no practically significant association, and the between-person coefficient, -0.0157 [-0.0309, -0.0004], a negative association that is not practically significant: its interval excluded zero but lay inside ±0.06. The earlier sample gave the same two verdicts. Mobile play made up 3.3% of all-platform playtime in the analysed person-waves. With it included, the within-person verdict was unchanged, and the between-person interval, -0.0150 [-0.0302, 0.0002], included zero, so this coefficient showed no practically significant association. None of the 6 H1 rows showed an association that is, or may be, practically significant. On the analytic sample under full attribution, the within-person joint test rejected the equality of the genre coefficients (</w:t>
+        <w:t xml:space="preserve">Under the preregistered grid, both H1 coefficients on the analytic sample showed no practically significant association (within persons: 0.0037 [-0.0054, 0.0129]; between persons: -0.0153 [-0.0307, 0.0002]): each interval included zero and lay inside ±0.06. Mobile play made up 3.4% of all-platform playtime in the analysed person-waves. With it included, both verdicts were unchanged (between persons: -0.0148 [-0.0302, 0.0005]). None of the 4 H1 rows showed an association that is, or may be, practically significant. On the analytic sample under full attribution, the within-person joint test rejected the equality of the genre coefficients (</w:t>
       </w:r>
       <w:r>
         <w:rPr>
@@ -18295,7 +17662,7 @@
         <w:t xml:space="preserve"> </w:t>
       </w:r>
       <w:r>
-        <w:t xml:space="preserve">= 0.023) and the between-person test did not (</w:t>
+        <w:t xml:space="preserve">= 0.025) and the between-person test did not (</w:t>
       </w:r>
       <w:r>
         <w:rPr>
@@ -18308,7 +17675,10 @@
         <w:t xml:space="preserve"> </w:t>
       </w:r>
       <w:r>
-        <w:t xml:space="preserve">= 0.398), so H2a was supported and H2b was not; the earlier sample gave the same decisions (</w:t>
+        <w:t xml:space="preserve">= 0.315), so H2a was supported and H2b was not. Under the preregistered primary-genre attribution, neither test rejected equality (within: χ²(13) = 16.6,</w:t>
+      </w:r>
+      <w:r>
+        <w:t xml:space="preserve"> </w:t>
       </w:r>
       <w:r>
         <w:rPr>
@@ -18321,7 +17691,7 @@
         <w:t xml:space="preserve"> </w:t>
       </w:r>
       <w:r>
-        <w:t xml:space="preserve">= 0.024 and</w:t>
+        <w:t xml:space="preserve">= 0.216; between: χ²(13) = 15.4,</w:t>
       </w:r>
       <w:r>
         <w:t xml:space="preserve"> </w:t>
@@ -18337,43 +17707,11 @@
         <w:t xml:space="preserve"> </w:t>
       </w:r>
       <w:r>
-        <w:t xml:space="preserve">= 0.385). Under the preregistered primary-genre attribution, neither test rejected equality (within: χ²(13) = 17.2,</w:t>
-      </w:r>
-      <w:r>
-        <w:t xml:space="preserve"> </w:t>
-      </w:r>
-      <w:r>
-        <w:rPr>
-          <w:i/>
-          <w:iCs/>
-        </w:rPr>
-        <w:t xml:space="preserve">p</w:t>
-      </w:r>
-      <w:r>
-        <w:t xml:space="preserve"> </w:t>
-      </w:r>
-      <w:r>
-        <w:t xml:space="preserve">= 0.188; between: χ²(13) = 14.8,</w:t>
-      </w:r>
-      <w:r>
-        <w:t xml:space="preserve"> </w:t>
-      </w:r>
-      <w:r>
-        <w:rPr>
-          <w:i/>
-          <w:iCs/>
-        </w:rPr>
-        <w:t xml:space="preserve">p</w:t>
-      </w:r>
-      <w:r>
-        <w:t xml:space="preserve"> </w:t>
-      </w:r>
-      <w:r>
-        <w:t xml:space="preserve">= 0.321), so the support for H2a depended on the attribution rule. Primary attribution assigns each multi-genre game to a single genre, which leaves genres that are seldom listed first with few players: Visual Novel was the primary genre of games played by 6 participants, whereas 129 participants played games carrying the label. Its between-person coefficient had a standard error of 5.07, and the SD of the other 13 between-person coefficients was 0.121, so the between-person SD of 0.957 under primary attribution reflected the estimation error of this genre rather than a spread across genres.</w:t>
+        <w:t xml:space="preserve">= 0.284), so the support for H2a depended on the attribution rule. Primary attribution assigns each multi-genre game to a single genre, which leaves genres that are seldom listed first with few players: Visual Novel was the primary genre of games played by 6 participants, whereas 128 participants played games carrying the label. Its between-person coefficient had a standard error of 5.06, and the SD of the other 13 between-person coefficients was 0.094, so the between-person SD of 0.916 under primary attribution reflected the estimation error of this genre rather than a spread across genres.</w:t>
       </w:r>
     </w:p>
-    <w:bookmarkEnd w:id="250"/>
-    <w:bookmarkStart w:id="252" w:name="demographic-covariates"/>
+    <w:bookmarkEnd w:id="251"/>
+    <w:bookmarkStart w:id="253" w:name="demographic-covariates"/>
     <w:p>
       <w:pPr>
         <w:pStyle w:val="Heading2"/>
@@ -18403,7 +17741,7 @@
       <w:tr>
         <w:tc>
           <w:tcPr/>
-          <w:bookmarkStart w:id="251" w:name="tbl-sensitivity-demo"/>
+          <w:bookmarkStart w:id="252" w:name="tbl-sensitivity-demo"/>
           <w:tbl>
             <w:tblPr>
               <w:tblStyle w:val="Table"/>
@@ -18478,19 +17816,19 @@
                     <w:jc w:val="center"/>
                   </w:pPr>
                   <w:r>
-                    <w:t xml:space="preserve">0.003 [-0.008, 0.014]</w:t>
-                  </w:r>
-                </w:p>
-              </w:tc>
-              <w:tc>
-                <w:tcPr/>
-                <w:p>
-                  <w:pPr>
-                    <w:pStyle w:val="Compact"/>
-                    <w:jc w:val="center"/>
-                  </w:pPr>
-                  <w:r>
-                    <w:t xml:space="preserve">0.003 [-0.008, 0.014]</w:t>
+                    <w:t xml:space="preserve">0.004 [-0.007, 0.015]</w:t>
+                  </w:r>
+                </w:p>
+              </w:tc>
+              <w:tc>
+                <w:tcPr/>
+                <w:p>
+                  <w:pPr>
+                    <w:pStyle w:val="Compact"/>
+                    <w:jc w:val="center"/>
+                  </w:pPr>
+                  <w:r>
+                    <w:t xml:space="preserve">0.004 [-0.007, 0.015]</w:t>
                   </w:r>
                 </w:p>
               </w:tc>
@@ -18516,19 +17854,19 @@
                     <w:jc w:val="center"/>
                   </w:pPr>
                   <w:r>
-                    <w:t xml:space="preserve">-0.016 [-0.034, 0.002]</w:t>
-                  </w:r>
-                </w:p>
-              </w:tc>
-              <w:tc>
-                <w:tcPr/>
-                <w:p>
-                  <w:pPr>
-                    <w:pStyle w:val="Compact"/>
-                    <w:jc w:val="center"/>
-                  </w:pPr>
-                  <w:r>
-                    <w:t xml:space="preserve">-0.021 [-0.040, -0.002]</w:t>
+                    <w:t xml:space="preserve">-0.015 [-0.034, 0.003]</w:t>
+                  </w:r>
+                </w:p>
+              </w:tc>
+              <w:tc>
+                <w:tcPr/>
+                <w:p>
+                  <w:pPr>
+                    <w:pStyle w:val="Compact"/>
+                    <w:jc w:val="center"/>
+                  </w:pPr>
+                  <w:r>
+                    <w:t xml:space="preserve">-0.021 [-0.039, -0.003]</w:t>
                   </w:r>
                 </w:p>
               </w:tc>
@@ -18554,19 +17892,19 @@
                     <w:jc w:val="center"/>
                   </w:pPr>
                   <w:r>
+                    <w:t xml:space="preserve">0.032 [0.020, 0.047]</w:t>
+                  </w:r>
+                </w:p>
+              </w:tc>
+              <w:tc>
+                <w:tcPr/>
+                <w:p>
+                  <w:pPr>
+                    <w:pStyle w:val="Compact"/>
+                    <w:jc w:val="center"/>
+                  </w:pPr>
+                  <w:r>
                     <w:t xml:space="preserve">0.032 [0.020, 0.048]</w:t>
-                  </w:r>
-                </w:p>
-              </w:tc>
-              <w:tc>
-                <w:tcPr/>
-                <w:p>
-                  <w:pPr>
-                    <w:pStyle w:val="Compact"/>
-                    <w:jc w:val="center"/>
-                  </w:pPr>
-                  <w:r>
-                    <w:t xml:space="preserve">0.032 [0.020, 0.047]</w:t>
                   </w:r>
                 </w:p>
               </w:tc>
@@ -18592,19 +17930,19 @@
                     <w:jc w:val="center"/>
                   </w:pPr>
                   <w:r>
-                    <w:t xml:space="preserve">0.078 [0.044, 0.127]</w:t>
-                  </w:r>
-                </w:p>
-              </w:tc>
-              <w:tc>
-                <w:tcPr/>
-                <w:p>
-                  <w:pPr>
-                    <w:pStyle w:val="Compact"/>
-                    <w:jc w:val="center"/>
-                  </w:pPr>
-                  <w:r>
-                    <w:t xml:space="preserve">0.068 [0.038, 0.109]</w:t>
+                    <w:t xml:space="preserve">0.082 [0.048, 0.129]</w:t>
+                  </w:r>
+                </w:p>
+              </w:tc>
+              <w:tc>
+                <w:tcPr/>
+                <w:p>
+                  <w:pPr>
+                    <w:pStyle w:val="Compact"/>
+                    <w:jc w:val="center"/>
+                  </w:pPr>
+                  <w:r>
+                    <w:t xml:space="preserve">0.071 [0.041, 0.111]</w:t>
                   </w:r>
                 </w:p>
               </w:tc>
@@ -18623,7 +17961,7 @@
               <w:t xml:space="preserve">Table 6: Primary versus demographic-adjusted estimates. H1 rows compare M1’s total-playtime coefficients with the same coefficients after adding age, gender, and ethnicity. H2 rows compare M2’s genre heterogeneity statistic (SD of the 14 genre coefficients, computed at each posterior draw) with its adjusted counterpart. Estimates in SWEMWBS item-mean points per hour/day.</w:t>
             </w:r>
           </w:p>
-          <w:bookmarkEnd w:id="251"/>
+          <w:bookmarkEnd w:id="252"/>
         </w:tc>
       </w:tr>
     </w:tbl>
@@ -18632,7 +17970,7 @@
         <w:pStyle w:val="BodyText"/>
       </w:pPr>
       <w:r>
-        <w:t xml:space="preserve">The adjusted models used 6,241 observations from 1,565 participants with complete demographic data.</w:t>
+        <w:t xml:space="preserve">The adjusted models used 6,459 observations from 1,622 participants with complete demographic data.</w:t>
       </w:r>
       <w:r>
         <w:t xml:space="preserve"> </w:t>
@@ -18649,11 +17987,11 @@
         <w:t xml:space="preserve"> </w:t>
       </w:r>
       <w:r>
-        <w:t xml:space="preserve">compares the primary and covariate-adjusted estimates. The H1 coefficients shifted by at most 0.005 points after adjustment, and the ROPE conclusions were unchanged: &gt;99.9% of the adjusted within-person posterior draws fell inside the ROPE (primary: &gt;99.9%), and &gt;99.9% of the adjusted between-person posterior draws (primary: &gt;99.9%). One qualification: the adjusted between-person credible interval ([-0.04, -0.002]) excluded zero, unlike the unadjusted interval; this small negative association remained far inside the ROPE and is consistent with the selection account discussed under H1. The genre heterogeneity estimates were likewise essentially unaffected. Both adjusted models converged cleanly (max R-hat = 1.005, 0 divergent transitions). Demographic composition therefore did not account for the observed associations.</w:t>
+        <w:t xml:space="preserve">compares the primary and covariate-adjusted estimates. The H1 coefficients shifted by at most 0.006 points after adjustment, and the ROPE conclusions were unchanged: &gt;99.9% of the adjusted within-person posterior draws fell inside the ROPE (primary: &gt;99.9%), and &gt;99.9% of the adjusted between-person posterior draws (primary: &gt;99.9%). One qualification: the adjusted between-person credible interval ([-0.039, -0.003]) excluded zero, unlike the unadjusted interval; this small negative association remained far inside the ROPE and is consistent with the selection account discussed under H1. The genre heterogeneity estimates were likewise essentially unaffected. Both adjusted models converged cleanly (max R-hat = 1.005, 0 divergent transitions). Demographic composition therefore did not account for the observed associations.</w:t>
       </w:r>
     </w:p>
-    <w:bookmarkEnd w:id="252"/>
-    <w:bookmarkStart w:id="260" w:name="multiple-imputation"/>
+    <w:bookmarkEnd w:id="253"/>
+    <w:bookmarkStart w:id="261" w:name="multiple-imputation"/>
     <w:p>
       <w:pPr>
         <w:pStyle w:val="Heading2"/>
@@ -18667,7 +18005,7 @@
         <w:pStyle w:val="FirstParagraph"/>
       </w:pPr>
       <w:r>
-        <w:t xml:space="preserve">The preregistration specified multiple imputation by chained equations with predictive mean matching. We implemented the two-level grid protocol described in Methods (Missing Data): across the 9,648-cell participant × wave grid, 3,355 cells (34.8%) had no observed SWEMWBS (</w:t>
+        <w:t xml:space="preserve">The preregistration specified multiple imputation by chained equations with predictive mean matching. We implemented the two-level grid protocol described in Methods (Missing Data): across the 10,008-cell participant × wave grid, 3,490 cells (34.9%) had no observed SWEMWBS (</w:t>
       </w:r>
       <w:hyperlink w:anchor="tbl-missingness-wave">
         <w:r>
@@ -18678,7 +18016,7 @@
         </w:r>
       </w:hyperlink>
       <w:r>
-        <w:t xml:space="preserve">), and m = 100 imputed datasets were generated. The pilot fractions of missing information for the H1 coefficients were 0.34 (within-person) and 0.81 (between-person): the between-person coefficient depends on person means that are genuinely uncertain for participants with few observed waves, and Rubin’s rules propagate that uncertainty into the pooled intervals. Von Hippel’s rule would require 134 imputations for a 5%-stable standard error; with m = 100 the achieved coefficient of variation of the pooled standard errors is approximately 0.06, which widens the pooled intervals slightly but does not affect the H1 verdicts.</w:t>
+        <w:t xml:space="preserve">), and m = 100 imputed datasets were generated. The pilot fractions of missing information for the H1 coefficients were 0.79 (within-person) and 0.82 (between-person): the between-person coefficient depends on person means that are genuinely uncertain for participants with few observed waves, and Rubin’s rules propagate that uncertainty into the pooled intervals. Von Hippel’s rule would require 137 imputations for a 5%-stable standard error; with m = 100 the achieved coefficient of variation of the pooled standard errors is approximately 0.06, which widens the pooled intervals slightly but does not affect the H1 verdicts.</w:t>
       </w:r>
     </w:p>
     <w:tbl>
@@ -18694,7 +18032,7 @@
       <w:tr>
         <w:tc>
           <w:tcPr/>
-          <w:bookmarkStart w:id="253" w:name="tbl-missingness-wave"/>
+          <w:bookmarkStart w:id="254" w:name="tbl-missingness-wave"/>
           <w:tbl>
             <w:tblPr>
               <w:tblStyle w:val="Table"/>
@@ -18795,43 +18133,43 @@
                     <w:jc w:val="center"/>
                   </w:pPr>
                   <w:r>
-                    <w:t xml:space="preserve">1608</w:t>
-                  </w:r>
-                </w:p>
-              </w:tc>
-              <w:tc>
-                <w:tcPr/>
-                <w:p>
-                  <w:pPr>
-                    <w:pStyle w:val="Compact"/>
-                    <w:jc w:val="center"/>
-                  </w:pPr>
-                  <w:r>
-                    <w:t xml:space="preserve">1607</w:t>
-                  </w:r>
-                </w:p>
-              </w:tc>
-              <w:tc>
-                <w:tcPr/>
-                <w:p>
-                  <w:pPr>
-                    <w:pStyle w:val="Compact"/>
-                    <w:jc w:val="center"/>
-                  </w:pPr>
-                  <w:r>
-                    <w:t xml:space="preserve">1</w:t>
-                  </w:r>
-                </w:p>
-              </w:tc>
-              <w:tc>
-                <w:tcPr/>
-                <w:p>
-                  <w:pPr>
-                    <w:pStyle w:val="Compact"/>
-                    <w:jc w:val="center"/>
-                  </w:pPr>
-                  <w:r>
-                    <w:t xml:space="preserve">0.1</w:t>
+                    <w:t xml:space="preserve">1668</w:t>
+                  </w:r>
+                </w:p>
+              </w:tc>
+              <w:tc>
+                <w:tcPr/>
+                <w:p>
+                  <w:pPr>
+                    <w:pStyle w:val="Compact"/>
+                    <w:jc w:val="center"/>
+                  </w:pPr>
+                  <w:r>
+                    <w:t xml:space="preserve">1668</w:t>
+                  </w:r>
+                </w:p>
+              </w:tc>
+              <w:tc>
+                <w:tcPr/>
+                <w:p>
+                  <w:pPr>
+                    <w:pStyle w:val="Compact"/>
+                    <w:jc w:val="center"/>
+                  </w:pPr>
+                  <w:r>
+                    <w:t xml:space="preserve">0</w:t>
+                  </w:r>
+                </w:p>
+              </w:tc>
+              <w:tc>
+                <w:tcPr/>
+                <w:p>
+                  <w:pPr>
+                    <w:pStyle w:val="Compact"/>
+                    <w:jc w:val="center"/>
+                  </w:pPr>
+                  <w:r>
+                    <w:t xml:space="preserve">0</w:t>
                   </w:r>
                 </w:p>
               </w:tc>
@@ -18857,43 +18195,43 @@
                     <w:jc w:val="center"/>
                   </w:pPr>
                   <w:r>
-                    <w:t xml:space="preserve">1608</w:t>
-                  </w:r>
-                </w:p>
-              </w:tc>
-              <w:tc>
-                <w:tcPr/>
-                <w:p>
-                  <w:pPr>
-                    <w:pStyle w:val="Compact"/>
-                    <w:jc w:val="center"/>
-                  </w:pPr>
-                  <w:r>
-                    <w:t xml:space="preserve">1136</w:t>
-                  </w:r>
-                </w:p>
-              </w:tc>
-              <w:tc>
-                <w:tcPr/>
-                <w:p>
-                  <w:pPr>
-                    <w:pStyle w:val="Compact"/>
-                    <w:jc w:val="center"/>
-                  </w:pPr>
-                  <w:r>
-                    <w:t xml:space="preserve">472</w:t>
-                  </w:r>
-                </w:p>
-              </w:tc>
-              <w:tc>
-                <w:tcPr/>
-                <w:p>
-                  <w:pPr>
-                    <w:pStyle w:val="Compact"/>
-                    <w:jc w:val="center"/>
-                  </w:pPr>
-                  <w:r>
-                    <w:t xml:space="preserve">29.4</w:t>
+                    <w:t xml:space="preserve">1668</w:t>
+                  </w:r>
+                </w:p>
+              </w:tc>
+              <w:tc>
+                <w:tcPr/>
+                <w:p>
+                  <w:pPr>
+                    <w:pStyle w:val="Compact"/>
+                    <w:jc w:val="center"/>
+                  </w:pPr>
+                  <w:r>
+                    <w:t xml:space="preserve">1163</w:t>
+                  </w:r>
+                </w:p>
+              </w:tc>
+              <w:tc>
+                <w:tcPr/>
+                <w:p>
+                  <w:pPr>
+                    <w:pStyle w:val="Compact"/>
+                    <w:jc w:val="center"/>
+                  </w:pPr>
+                  <w:r>
+                    <w:t xml:space="preserve">505</w:t>
+                  </w:r>
+                </w:p>
+              </w:tc>
+              <w:tc>
+                <w:tcPr/>
+                <w:p>
+                  <w:pPr>
+                    <w:pStyle w:val="Compact"/>
+                    <w:jc w:val="center"/>
+                  </w:pPr>
+                  <w:r>
+                    <w:t xml:space="preserve">30</w:t>
                   </w:r>
                 </w:p>
               </w:tc>
@@ -18919,43 +18257,43 @@
                     <w:jc w:val="center"/>
                   </w:pPr>
                   <w:r>
-                    <w:t xml:space="preserve">1608</w:t>
-                  </w:r>
-                </w:p>
-              </w:tc>
-              <w:tc>
-                <w:tcPr/>
-                <w:p>
-                  <w:pPr>
-                    <w:pStyle w:val="Compact"/>
-                    <w:jc w:val="center"/>
-                  </w:pPr>
-                  <w:r>
-                    <w:t xml:space="preserve">1059</w:t>
-                  </w:r>
-                </w:p>
-              </w:tc>
-              <w:tc>
-                <w:tcPr/>
-                <w:p>
-                  <w:pPr>
-                    <w:pStyle w:val="Compact"/>
-                    <w:jc w:val="center"/>
-                  </w:pPr>
-                  <w:r>
-                    <w:t xml:space="preserve">549</w:t>
-                  </w:r>
-                </w:p>
-              </w:tc>
-              <w:tc>
-                <w:tcPr/>
-                <w:p>
-                  <w:pPr>
-                    <w:pStyle w:val="Compact"/>
-                    <w:jc w:val="center"/>
-                  </w:pPr>
-                  <w:r>
-                    <w:t xml:space="preserve">34.1</w:t>
+                    <w:t xml:space="preserve">1668</w:t>
+                  </w:r>
+                </w:p>
+              </w:tc>
+              <w:tc>
+                <w:tcPr/>
+                <w:p>
+                  <w:pPr>
+                    <w:pStyle w:val="Compact"/>
+                    <w:jc w:val="center"/>
+                  </w:pPr>
+                  <w:r>
+                    <w:t xml:space="preserve">1086</w:t>
+                  </w:r>
+                </w:p>
+              </w:tc>
+              <w:tc>
+                <w:tcPr/>
+                <w:p>
+                  <w:pPr>
+                    <w:pStyle w:val="Compact"/>
+                    <w:jc w:val="center"/>
+                  </w:pPr>
+                  <w:r>
+                    <w:t xml:space="preserve">582</w:t>
+                  </w:r>
+                </w:p>
+              </w:tc>
+              <w:tc>
+                <w:tcPr/>
+                <w:p>
+                  <w:pPr>
+                    <w:pStyle w:val="Compact"/>
+                    <w:jc w:val="center"/>
+                  </w:pPr>
+                  <w:r>
+                    <w:t xml:space="preserve">35</w:t>
                   </w:r>
                 </w:p>
               </w:tc>
@@ -18981,43 +18319,43 @@
                     <w:jc w:val="center"/>
                   </w:pPr>
                   <w:r>
-                    <w:t xml:space="preserve">1608</w:t>
-                  </w:r>
-                </w:p>
-              </w:tc>
-              <w:tc>
-                <w:tcPr/>
-                <w:p>
-                  <w:pPr>
-                    <w:pStyle w:val="Compact"/>
-                    <w:jc w:val="center"/>
-                  </w:pPr>
-                  <w:r>
-                    <w:t xml:space="preserve">929</w:t>
-                  </w:r>
-                </w:p>
-              </w:tc>
-              <w:tc>
-                <w:tcPr/>
-                <w:p>
-                  <w:pPr>
-                    <w:pStyle w:val="Compact"/>
-                    <w:jc w:val="center"/>
-                  </w:pPr>
-                  <w:r>
-                    <w:t xml:space="preserve">679</w:t>
-                  </w:r>
-                </w:p>
-              </w:tc>
-              <w:tc>
-                <w:tcPr/>
-                <w:p>
-                  <w:pPr>
-                    <w:pStyle w:val="Compact"/>
-                    <w:jc w:val="center"/>
-                  </w:pPr>
-                  <w:r>
-                    <w:t xml:space="preserve">42.2</w:t>
+                    <w:t xml:space="preserve">1668</w:t>
+                  </w:r>
+                </w:p>
+              </w:tc>
+              <w:tc>
+                <w:tcPr/>
+                <w:p>
+                  <w:pPr>
+                    <w:pStyle w:val="Compact"/>
+                    <w:jc w:val="center"/>
+                  </w:pPr>
+                  <w:r>
+                    <w:t xml:space="preserve">948</w:t>
+                  </w:r>
+                </w:p>
+              </w:tc>
+              <w:tc>
+                <w:tcPr/>
+                <w:p>
+                  <w:pPr>
+                    <w:pStyle w:val="Compact"/>
+                    <w:jc w:val="center"/>
+                  </w:pPr>
+                  <w:r>
+                    <w:t xml:space="preserve">720</w:t>
+                  </w:r>
+                </w:p>
+              </w:tc>
+              <w:tc>
+                <w:tcPr/>
+                <w:p>
+                  <w:pPr>
+                    <w:pStyle w:val="Compact"/>
+                    <w:jc w:val="center"/>
+                  </w:pPr>
+                  <w:r>
+                    <w:t xml:space="preserve">43</w:t>
                   </w:r>
                 </w:p>
               </w:tc>
@@ -19043,43 +18381,43 @@
                     <w:jc w:val="center"/>
                   </w:pPr>
                   <w:r>
-                    <w:t xml:space="preserve">1608</w:t>
-                  </w:r>
-                </w:p>
-              </w:tc>
-              <w:tc>
-                <w:tcPr/>
-                <w:p>
-                  <w:pPr>
-                    <w:pStyle w:val="Compact"/>
-                    <w:jc w:val="center"/>
-                  </w:pPr>
-                  <w:r>
-                    <w:t xml:space="preserve">848</w:t>
-                  </w:r>
-                </w:p>
-              </w:tc>
-              <w:tc>
-                <w:tcPr/>
-                <w:p>
-                  <w:pPr>
-                    <w:pStyle w:val="Compact"/>
-                    <w:jc w:val="center"/>
-                  </w:pPr>
-                  <w:r>
-                    <w:t xml:space="preserve">760</w:t>
-                  </w:r>
-                </w:p>
-              </w:tc>
-              <w:tc>
-                <w:tcPr/>
-                <w:p>
-                  <w:pPr>
-                    <w:pStyle w:val="Compact"/>
-                    <w:jc w:val="center"/>
-                  </w:pPr>
-                  <w:r>
-                    <w:t xml:space="preserve">47.3</w:t>
+                    <w:t xml:space="preserve">1668</w:t>
+                  </w:r>
+                </w:p>
+              </w:tc>
+              <w:tc>
+                <w:tcPr/>
+                <w:p>
+                  <w:pPr>
+                    <w:pStyle w:val="Compact"/>
+                    <w:jc w:val="center"/>
+                  </w:pPr>
+                  <w:r>
+                    <w:t xml:space="preserve">870</w:t>
+                  </w:r>
+                </w:p>
+              </w:tc>
+              <w:tc>
+                <w:tcPr/>
+                <w:p>
+                  <w:pPr>
+                    <w:pStyle w:val="Compact"/>
+                    <w:jc w:val="center"/>
+                  </w:pPr>
+                  <w:r>
+                    <w:t xml:space="preserve">798</w:t>
+                  </w:r>
+                </w:p>
+              </w:tc>
+              <w:tc>
+                <w:tcPr/>
+                <w:p>
+                  <w:pPr>
+                    <w:pStyle w:val="Compact"/>
+                    <w:jc w:val="center"/>
+                  </w:pPr>
+                  <w:r>
+                    <w:t xml:space="preserve">48</w:t>
                   </w:r>
                 </w:p>
               </w:tc>
@@ -19105,43 +18443,43 @@
                     <w:jc w:val="center"/>
                   </w:pPr>
                   <w:r>
-                    <w:t xml:space="preserve">1608</w:t>
-                  </w:r>
-                </w:p>
-              </w:tc>
-              <w:tc>
-                <w:tcPr/>
-                <w:p>
-                  <w:pPr>
-                    <w:pStyle w:val="Compact"/>
-                    <w:jc w:val="center"/>
-                  </w:pPr>
-                  <w:r>
-                    <w:t xml:space="preserve">714</w:t>
-                  </w:r>
-                </w:p>
-              </w:tc>
-              <w:tc>
-                <w:tcPr/>
-                <w:p>
-                  <w:pPr>
-                    <w:pStyle w:val="Compact"/>
-                    <w:jc w:val="center"/>
-                  </w:pPr>
-                  <w:r>
-                    <w:t xml:space="preserve">894</w:t>
-                  </w:r>
-                </w:p>
-              </w:tc>
-              <w:tc>
-                <w:tcPr/>
-                <w:p>
-                  <w:pPr>
-                    <w:pStyle w:val="Compact"/>
-                    <w:jc w:val="center"/>
-                  </w:pPr>
-                  <w:r>
-                    <w:t xml:space="preserve">55.6</w:t>
+                    <w:t xml:space="preserve">1668</w:t>
+                  </w:r>
+                </w:p>
+              </w:tc>
+              <w:tc>
+                <w:tcPr/>
+                <w:p>
+                  <w:pPr>
+                    <w:pStyle w:val="Compact"/>
+                    <w:jc w:val="center"/>
+                  </w:pPr>
+                  <w:r>
+                    <w:t xml:space="preserve">783</w:t>
+                  </w:r>
+                </w:p>
+              </w:tc>
+              <w:tc>
+                <w:tcPr/>
+                <w:p>
+                  <w:pPr>
+                    <w:pStyle w:val="Compact"/>
+                    <w:jc w:val="center"/>
+                  </w:pPr>
+                  <w:r>
+                    <w:t xml:space="preserve">885</w:t>
+                  </w:r>
+                </w:p>
+              </w:tc>
+              <w:tc>
+                <w:tcPr/>
+                <w:p>
+                  <w:pPr>
+                    <w:pStyle w:val="Compact"/>
+                    <w:jc w:val="center"/>
+                  </w:pPr>
+                  <w:r>
+                    <w:t xml:space="preserve">53</w:t>
                   </w:r>
                 </w:p>
               </w:tc>
@@ -19160,7 +18498,7 @@
               <w:t xml:space="preserve">Table 7: SWEMWBS missingness by wave on the full participant × wave grid (analytic sample). Wave 1 was completed on the baseline day; later waves show progressive nonresponse.</w:t>
             </w:r>
           </w:p>
-          <w:bookmarkEnd w:id="253"/>
+          <w:bookmarkEnd w:id="254"/>
         </w:tc>
       </w:tr>
     </w:tbl>
@@ -19177,7 +18515,7 @@
       <w:tr>
         <w:tc>
           <w:tcPr/>
-          <w:bookmarkStart w:id="254" w:name="tbl-sensitivity-imputation"/>
+          <w:bookmarkStart w:id="255" w:name="tbl-sensitivity-imputation"/>
           <w:tbl>
             <w:tblPr>
               <w:tblStyle w:val="Table"/>
@@ -19265,19 +18603,19 @@
                     <w:jc w:val="center"/>
                   </w:pPr>
                   <w:r>
-                    <w:t xml:space="preserve">0.003 [-0.007, 0.012]</w:t>
-                  </w:r>
-                </w:p>
-              </w:tc>
-              <w:tc>
-                <w:tcPr/>
-                <w:p>
-                  <w:pPr>
-                    <w:pStyle w:val="Compact"/>
-                    <w:jc w:val="center"/>
-                  </w:pPr>
-                  <w:r>
-                    <w:t xml:space="preserve">0.005 [-0.010, 0.019]</w:t>
+                    <w:t xml:space="preserve">0.004 [-0.005, 0.013]</w:t>
+                  </w:r>
+                </w:p>
+              </w:tc>
+              <w:tc>
+                <w:tcPr/>
+                <w:p>
+                  <w:pPr>
+                    <w:pStyle w:val="Compact"/>
+                    <w:jc w:val="center"/>
+                  </w:pPr>
+                  <w:r>
+                    <w:t xml:space="preserve">0.006 [-0.011, 0.023]</w:t>
                   </w:r>
                 </w:p>
               </w:tc>
@@ -19315,19 +18653,19 @@
                     <w:jc w:val="center"/>
                   </w:pPr>
                   <w:r>
-                    <w:t xml:space="preserve">-0.015 [-0.030, 0.000]</w:t>
-                  </w:r>
-                </w:p>
-              </w:tc>
-              <w:tc>
-                <w:tcPr/>
-                <w:p>
-                  <w:pPr>
-                    <w:pStyle w:val="Compact"/>
-                    <w:jc w:val="center"/>
-                  </w:pPr>
-                  <w:r>
-                    <w:t xml:space="preserve">-0.008 [-0.041, 0.024]</w:t>
+                    <w:t xml:space="preserve">-0.015 [-0.031, 0.000]</w:t>
+                  </w:r>
+                </w:p>
+              </w:tc>
+              <w:tc>
+                <w:tcPr/>
+                <w:p>
+                  <w:pPr>
+                    <w:pStyle w:val="Compact"/>
+                    <w:jc w:val="center"/>
+                  </w:pPr>
+                  <w:r>
+                    <w:t xml:space="preserve">-0.010 [-0.040, 0.020]</w:t>
                   </w:r>
                 </w:p>
               </w:tc>
@@ -19365,19 +18703,19 @@
                     <w:jc w:val="center"/>
                   </w:pPr>
                   <w:r>
-                    <w:t xml:space="preserve">chi2(13) = 25.1, p = 0.023</w:t>
-                  </w:r>
-                </w:p>
-              </w:tc>
-              <w:tc>
-                <w:tcPr/>
-                <w:p>
-                  <w:pPr>
-                    <w:pStyle w:val="Compact"/>
-                    <w:jc w:val="center"/>
-                  </w:pPr>
-                  <w:r>
-                    <w:t xml:space="preserve">F(13, 8474) = 0.62, p = 0.838</w:t>
+                    <w:t xml:space="preserve">chi2(13) = 24.8, p = 0.025</w:t>
+                  </w:r>
+                </w:p>
+              </w:tc>
+              <w:tc>
+                <w:tcPr/>
+                <w:p>
+                  <w:pPr>
+                    <w:pStyle w:val="Compact"/>
+                    <w:jc w:val="center"/>
+                  </w:pPr>
+                  <w:r>
+                    <w:t xml:space="preserve">F(13, 9239) = 0.63, p = 0.828</w:t>
                   </w:r>
                 </w:p>
               </w:tc>
@@ -19415,19 +18753,19 @@
                     <w:jc w:val="center"/>
                   </w:pPr>
                   <w:r>
-                    <w:t xml:space="preserve">chi2(13) = 13.7, p = 0.398</w:t>
-                  </w:r>
-                </w:p>
-              </w:tc>
-              <w:tc>
-                <w:tcPr/>
-                <w:p>
-                  <w:pPr>
-                    <w:pStyle w:val="Compact"/>
-                    <w:jc w:val="center"/>
-                  </w:pPr>
-                  <w:r>
-                    <w:t xml:space="preserve">F(13, 74987) = 0.94, p = 0.512</w:t>
+                    <w:t xml:space="preserve">chi2(13) = 14.9, p = 0.315</w:t>
+                  </w:r>
+                </w:p>
+              </w:tc>
+              <w:tc>
+                <w:tcPr/>
+                <w:p>
+                  <w:pPr>
+                    <w:pStyle w:val="Compact"/>
+                    <w:jc w:val="center"/>
+                  </w:pPr>
+                  <w:r>
+                    <w:t xml:space="preserve">F(13, 89721) = 1.04, p = 0.413</w:t>
                   </w:r>
                 </w:p>
               </w:tc>
@@ -19477,7 +18815,7 @@
                     <w:jc w:val="center"/>
                   </w:pPr>
                   <w:r>
-                    <w:t xml:space="preserve">0.027</w:t>
+                    <w:t xml:space="preserve">0.026</w:t>
                   </w:r>
                 </w:p>
               </w:tc>
@@ -19515,19 +18853,19 @@
                     <w:jc w:val="center"/>
                   </w:pPr>
                   <w:r>
-                    <w:t xml:space="preserve">0.053</w:t>
-                  </w:r>
-                </w:p>
-              </w:tc>
-              <w:tc>
-                <w:tcPr/>
-                <w:p>
-                  <w:pPr>
-                    <w:pStyle w:val="Compact"/>
-                    <w:jc w:val="center"/>
-                  </w:pPr>
-                  <w:r>
-                    <w:t xml:space="preserve">0.053</w:t>
+                    <w:t xml:space="preserve">0.057</w:t>
+                  </w:r>
+                </w:p>
+              </w:tc>
+              <w:tc>
+                <w:tcPr/>
+                <w:p>
+                  <w:pPr>
+                    <w:pStyle w:val="Compact"/>
+                    <w:jc w:val="center"/>
+                  </w:pPr>
+                  <w:r>
+                    <w:t xml:space="preserve">0.057</w:t>
                   </w:r>
                 </w:p>
               </w:tc>
@@ -19586,7 +18924,7 @@
               <w:t xml:space="preserve">.</w:t>
             </w:r>
           </w:p>
-          <w:bookmarkEnd w:id="254"/>
+          <w:bookmarkEnd w:id="255"/>
         </w:tc>
       </w:tr>
     </w:tbl>
@@ -19630,7 +18968,7 @@
         <w:t xml:space="preserve"> </w:t>
       </w:r>
       <w:r>
-        <w:t xml:space="preserve">equality of the 14 within-person genre coefficients (χ²(13) = 25.1,</w:t>
+        <w:t xml:space="preserve">equality of the 14 within-person genre coefficients (χ²(13) = 24.8,</w:t>
       </w:r>
       <w:r>
         <w:t xml:space="preserve"> </w:t>
@@ -19646,7 +18984,7 @@
         <w:t xml:space="preserve"> </w:t>
       </w:r>
       <w:r>
-        <w:t xml:space="preserve">= 0.023); under the preregistered decision rule this reading is limited to</w:t>
+        <w:t xml:space="preserve">= 0.025); under the preregistered decision rule this reading is limited to</w:t>
       </w:r>
       <w:r>
         <w:t xml:space="preserve"> </w:t>
@@ -19655,7 +18993,7 @@
         <w:t xml:space="preserve">“at least one pair of genres differs”</w:t>
       </w:r>
       <w:r>
-        <w:t xml:space="preserve">, with no pairwise interpretation absent formal post-hoc tests. The SD of the 14 coefficient estimates, which describes the size of the differences and includes their estimation error, was 0.022 (complete-case) and 0.027 (imputed). On the imputed data the pooled</w:t>
+        <w:t xml:space="preserve">, with no pairwise interpretation absent formal post-hoc tests. The SD of the 14 coefficient estimates, which describes the size of the differences and includes their estimation error, was 0.022 (complete-case) and 0.026 (imputed). On the imputed data the pooled</w:t>
       </w:r>
       <w:r>
         <w:t xml:space="preserve"> </w:t>
@@ -19694,7 +19032,7 @@
         <w:t xml:space="preserve"> </w:t>
       </w:r>
       <w:r>
-        <w:t xml:space="preserve">= 0.838; between:</w:t>
+        <w:t xml:space="preserve">= 0.828; between:</w:t>
       </w:r>
       <w:r>
         <w:t xml:space="preserve"> </w:t>
@@ -19710,7 +19048,7 @@
         <w:t xml:space="preserve"> </w:t>
       </w:r>
       <w:r>
-        <w:t xml:space="preserve">= 0.512), though these tests carried reduced power at this level of missing information (relative increase in variance 0.64 for the within-person constraints). Distributional diagnostics for the imputation are shown in</w:t>
+        <w:t xml:space="preserve">= 0.413), though these tests carried reduced power at this level of missing information (relative increase in variance 0.59 for the within-person constraints). Distributional diagnostics for the imputation are shown in</w:t>
       </w:r>
       <w:r>
         <w:t xml:space="preserve"> </w:t>
@@ -19727,7 +19065,7 @@
         <w:t xml:space="preserve">. In sum, accounting for wave nonresponse left the H1 conclusion intact, as neither total-playtime coefficient was practically significant, whereas whether the within-person joint test detected genre differences depended on the frame.</w:t>
       </w:r>
     </w:p>
-    <w:bookmarkStart w:id="259" w:name="distributional-diagnostics"/>
+    <w:bookmarkStart w:id="260" w:name="distributional-diagnostics"/>
     <w:p>
       <w:pPr>
         <w:pStyle w:val="Heading3"/>
@@ -19757,7 +19095,7 @@
       <w:tr>
         <w:tc>
           <w:tcPr/>
-          <w:bookmarkStart w:id="258" w:name="fig-imp-density"/>
+          <w:bookmarkStart w:id="259" w:name="fig-imp-density"/>
           <w:p>
             <w:pPr>
               <w:pStyle w:val="Compact"/>
@@ -19768,18 +19106,18 @@
                 <wp:inline>
                   <wp:extent cx="5334000" cy="2667000"/>
                   <wp:effectExtent b="0" l="0" r="0" t="0"/>
-                  <wp:docPr descr="" title="" id="256" name="Picture"/>
+                  <wp:docPr descr="" title="" id="257" name="Picture"/>
                   <a:graphic>
                     <a:graphicData uri="http://schemas.openxmlformats.org/drawingml/2006/picture">
                       <pic:pic>
                         <pic:nvPicPr>
-                          <pic:cNvPr descr="manuscript_files/figure-docx/fig-imp-density-1.png" id="257" name="Picture"/>
+                          <pic:cNvPr descr="manuscript_files/figure-docx/fig-imp-density-1.png" id="258" name="Picture"/>
                           <pic:cNvPicPr>
                             <a:picLocks noChangeArrowheads="1" noChangeAspect="1"/>
                           </pic:cNvPicPr>
                         </pic:nvPicPr>
                         <pic:blipFill>
-                          <a:blip r:embed="rId255"/>
+                          <a:blip r:embed="rId256"/>
                           <a:stretch>
                             <a:fillRect/>
                           </a:stretch>
@@ -19835,7 +19173,7 @@
               <w:t xml:space="preserve">Observed grand-mean-centred SWEMWBS values (black) against imputed values in 20 of the 100 imputed datasets (thin orange); a subset is shown so the observed curve stays visible, and all 100 behave alike.</w:t>
             </w:r>
           </w:p>
-          <w:bookmarkEnd w:id="258"/>
+          <w:bookmarkEnd w:id="259"/>
         </w:tc>
       </w:tr>
     </w:tbl>
@@ -19855,7 +19193,7 @@
         <w:t xml:space="preserve"> </w:t>
       </w:r>
       <w:r>
-        <w:t xml:space="preserve">shows the imputed values to be distributionally almost indistinguishable from the observed data: pooled across all 100 imputations, the imputed values had mean 0.007 and SD 0.74 on the centred scale, against an observed mean of 0 (by construction) and SD of 0.75. The imputation model neither compressed the outcome’s variance nor shifted nonresponders’ imputed wellbeing to implausible regions of the scale. Convergence traces and strip plots are produced alongside the cached imputation (</w:t>
+        <w:t xml:space="preserve">shows the imputed values to be distributionally almost indistinguishable from the observed data: pooled across all 100 imputations, the imputed values had mean 0.013 and SD 0.74 on the centred scale, against an observed mean of 0 (by construction) and SD of 0.75. The imputation model neither compressed the outcome’s variance nor shifted nonresponders’ imputed wellbeing to implausible regions of the scale. Convergence traces and strip plots are produced alongside the cached imputation (</w:t>
       </w:r>
       <w:r>
         <w:rPr>
@@ -19867,9 +19205,9 @@
         <w:t xml:space="preserve">).</w:t>
       </w:r>
     </w:p>
-    <w:bookmarkEnd w:id="259"/>
     <w:bookmarkEnd w:id="260"/>
-    <w:bookmarkStart w:id="262" w:name="predictive-model-comparison"/>
+    <w:bookmarkEnd w:id="261"/>
+    <w:bookmarkStart w:id="263" w:name="predictive-model-comparison"/>
     <w:p>
       <w:pPr>
         <w:pStyle w:val="Heading2"/>
@@ -19908,7 +19246,7 @@
       <w:tr>
         <w:tc>
           <w:tcPr/>
-          <w:bookmarkStart w:id="261" w:name="tbl-loo-comparison"/>
+          <w:bookmarkStart w:id="262" w:name="tbl-loo-comparison"/>
           <w:tbl>
             <w:tblPr>
               <w:tblStyle w:val="Table"/>
@@ -20059,43 +19397,43 @@
                     <w:jc w:val="center"/>
                   </w:pPr>
                   <w:r>
-                    <w:t xml:space="preserve">-4022.6</w:t>
-                  </w:r>
-                </w:p>
-              </w:tc>
-              <w:tc>
-                <w:tcPr/>
-                <w:p>
-                  <w:pPr>
-                    <w:pStyle w:val="Compact"/>
-                    <w:jc w:val="center"/>
-                  </w:pPr>
-                  <w:r>
-                    <w:t xml:space="preserve">76.5</w:t>
-                  </w:r>
-                </w:p>
-              </w:tc>
-              <w:tc>
-                <w:tcPr/>
-                <w:p>
-                  <w:pPr>
-                    <w:pStyle w:val="Compact"/>
-                    <w:jc w:val="center"/>
-                  </w:pPr>
-                  <w:r>
-                    <w:t xml:space="preserve">1344.8</w:t>
-                  </w:r>
-                </w:p>
-              </w:tc>
-              <w:tc>
-                <w:tcPr/>
-                <w:p>
-                  <w:pPr>
-                    <w:pStyle w:val="Compact"/>
-                    <w:jc w:val="center"/>
-                  </w:pPr>
-                  <w:r>
-                    <w:t xml:space="preserve">8045.2</w:t>
+                    <w:t xml:space="preserve">-4197.5</w:t>
+                  </w:r>
+                </w:p>
+              </w:tc>
+              <w:tc>
+                <w:tcPr/>
+                <w:p>
+                  <w:pPr>
+                    <w:pStyle w:val="Compact"/>
+                    <w:jc w:val="center"/>
+                  </w:pPr>
+                  <w:r>
+                    <w:t xml:space="preserve">77.9</w:t>
+                  </w:r>
+                </w:p>
+              </w:tc>
+              <w:tc>
+                <w:tcPr/>
+                <w:p>
+                  <w:pPr>
+                    <w:pStyle w:val="Compact"/>
+                    <w:jc w:val="center"/>
+                  </w:pPr>
+                  <w:r>
+                    <w:t xml:space="preserve">1373.6</w:t>
+                  </w:r>
+                </w:p>
+              </w:tc>
+              <w:tc>
+                <w:tcPr/>
+                <w:p>
+                  <w:pPr>
+                    <w:pStyle w:val="Compact"/>
+                    <w:jc w:val="center"/>
+                  </w:pPr>
+                  <w:r>
+                    <w:t xml:space="preserve">8395.1</w:t>
                   </w:r>
                 </w:p>
               </w:tc>
@@ -20109,79 +19447,79 @@
                     <w:jc w:val="center"/>
                   </w:pPr>
                   <w:r>
-                    <w:t xml:space="preserve">M4: Multi-membership</w:t>
-                  </w:r>
-                </w:p>
-              </w:tc>
-              <w:tc>
-                <w:tcPr/>
-                <w:p>
-                  <w:pPr>
-                    <w:pStyle w:val="Compact"/>
-                    <w:jc w:val="center"/>
-                  </w:pPr>
-                  <w:r>
-                    <w:t xml:space="preserve">-6.0</w:t>
-                  </w:r>
-                </w:p>
-              </w:tc>
-              <w:tc>
-                <w:tcPr/>
-                <w:p>
-                  <w:pPr>
-                    <w:pStyle w:val="Compact"/>
-                    <w:jc w:val="center"/>
-                  </w:pPr>
-                  <w:r>
-                    <w:t xml:space="preserve">3.5</w:t>
-                  </w:r>
-                </w:p>
-              </w:tc>
-              <w:tc>
-                <w:tcPr/>
-                <w:p>
-                  <w:pPr>
-                    <w:pStyle w:val="Compact"/>
-                    <w:jc w:val="center"/>
-                  </w:pPr>
-                  <w:r>
-                    <w:t xml:space="preserve">-4028.6</w:t>
-                  </w:r>
-                </w:p>
-              </w:tc>
-              <w:tc>
-                <w:tcPr/>
-                <w:p>
-                  <w:pPr>
-                    <w:pStyle w:val="Compact"/>
-                    <w:jc w:val="center"/>
-                  </w:pPr>
-                  <w:r>
-                    <w:t xml:space="preserve">76.7</w:t>
-                  </w:r>
-                </w:p>
-              </w:tc>
-              <w:tc>
-                <w:tcPr/>
-                <w:p>
-                  <w:pPr>
-                    <w:pStyle w:val="Compact"/>
-                    <w:jc w:val="center"/>
-                  </w:pPr>
-                  <w:r>
-                    <w:t xml:space="preserve">1348.5</w:t>
-                  </w:r>
-                </w:p>
-              </w:tc>
-              <w:tc>
-                <w:tcPr/>
-                <w:p>
-                  <w:pPr>
-                    <w:pStyle w:val="Compact"/>
-                    <w:jc w:val="center"/>
-                  </w:pPr>
-                  <w:r>
-                    <w:t xml:space="preserve">8057.2</w:t>
+                    <w:t xml:space="preserve">M2: Independent coefficients</w:t>
+                  </w:r>
+                </w:p>
+              </w:tc>
+              <w:tc>
+                <w:tcPr/>
+                <w:p>
+                  <w:pPr>
+                    <w:pStyle w:val="Compact"/>
+                    <w:jc w:val="center"/>
+                  </w:pPr>
+                  <w:r>
+                    <w:t xml:space="preserve">-1.0</w:t>
+                  </w:r>
+                </w:p>
+              </w:tc>
+              <w:tc>
+                <w:tcPr/>
+                <w:p>
+                  <w:pPr>
+                    <w:pStyle w:val="Compact"/>
+                    <w:jc w:val="center"/>
+                  </w:pPr>
+                  <w:r>
+                    <w:t xml:space="preserve">6.1</w:t>
+                  </w:r>
+                </w:p>
+              </w:tc>
+              <w:tc>
+                <w:tcPr/>
+                <w:p>
+                  <w:pPr>
+                    <w:pStyle w:val="Compact"/>
+                    <w:jc w:val="center"/>
+                  </w:pPr>
+                  <w:r>
+                    <w:t xml:space="preserve">-4198.6</w:t>
+                  </w:r>
+                </w:p>
+              </w:tc>
+              <w:tc>
+                <w:tcPr/>
+                <w:p>
+                  <w:pPr>
+                    <w:pStyle w:val="Compact"/>
+                    <w:jc w:val="center"/>
+                  </w:pPr>
+                  <w:r>
+                    <w:t xml:space="preserve">77.7</w:t>
+                  </w:r>
+                </w:p>
+              </w:tc>
+              <w:tc>
+                <w:tcPr/>
+                <w:p>
+                  <w:pPr>
+                    <w:pStyle w:val="Compact"/>
+                    <w:jc w:val="center"/>
+                  </w:pPr>
+                  <w:r>
+                    <w:t xml:space="preserve">1353.2</w:t>
+                  </w:r>
+                </w:p>
+              </w:tc>
+              <w:tc>
+                <w:tcPr/>
+                <w:p>
+                  <w:pPr>
+                    <w:pStyle w:val="Compact"/>
+                    <w:jc w:val="center"/>
+                  </w:pPr>
+                  <w:r>
+                    <w:t xml:space="preserve">8397.1</w:t>
                   </w:r>
                 </w:p>
               </w:tc>
@@ -20195,79 +19533,79 @@
                     <w:jc w:val="center"/>
                   </w:pPr>
                   <w:r>
-                    <w:t xml:space="preserve">M2: Independent coefficients</w:t>
-                  </w:r>
-                </w:p>
-              </w:tc>
-              <w:tc>
-                <w:tcPr/>
-                <w:p>
-                  <w:pPr>
-                    <w:pStyle w:val="Compact"/>
-                    <w:jc w:val="center"/>
-                  </w:pPr>
-                  <w:r>
-                    <w:t xml:space="preserve">-6.8</w:t>
-                  </w:r>
-                </w:p>
-              </w:tc>
-              <w:tc>
-                <w:tcPr/>
-                <w:p>
-                  <w:pPr>
-                    <w:pStyle w:val="Compact"/>
-                    <w:jc w:val="center"/>
-                  </w:pPr>
-                  <w:r>
-                    <w:t xml:space="preserve">6.5</w:t>
-                  </w:r>
-                </w:p>
-              </w:tc>
-              <w:tc>
-                <w:tcPr/>
-                <w:p>
-                  <w:pPr>
-                    <w:pStyle w:val="Compact"/>
-                    <w:jc w:val="center"/>
-                  </w:pPr>
-                  <w:r>
-                    <w:t xml:space="preserve">-4029.4</w:t>
-                  </w:r>
-                </w:p>
-              </w:tc>
-              <w:tc>
-                <w:tcPr/>
-                <w:p>
-                  <w:pPr>
-                    <w:pStyle w:val="Compact"/>
-                    <w:jc w:val="center"/>
-                  </w:pPr>
-                  <w:r>
-                    <w:t xml:space="preserve">76.3</w:t>
-                  </w:r>
-                </w:p>
-              </w:tc>
-              <w:tc>
-                <w:tcPr/>
-                <w:p>
-                  <w:pPr>
-                    <w:pStyle w:val="Compact"/>
-                    <w:jc w:val="center"/>
-                  </w:pPr>
-                  <w:r>
-                    <w:t xml:space="preserve">1311.3</w:t>
-                  </w:r>
-                </w:p>
-              </w:tc>
-              <w:tc>
-                <w:tcPr/>
-                <w:p>
-                  <w:pPr>
-                    <w:pStyle w:val="Compact"/>
-                    <w:jc w:val="center"/>
-                  </w:pPr>
-                  <w:r>
-                    <w:t xml:space="preserve">8058.7</w:t>
+                    <w:t xml:space="preserve">M3: Hierarchical prior</w:t>
+                  </w:r>
+                </w:p>
+              </w:tc>
+              <w:tc>
+                <w:tcPr/>
+                <w:p>
+                  <w:pPr>
+                    <w:pStyle w:val="Compact"/>
+                    <w:jc w:val="center"/>
+                  </w:pPr>
+                  <w:r>
+                    <w:t xml:space="preserve">-7.8</w:t>
+                  </w:r>
+                </w:p>
+              </w:tc>
+              <w:tc>
+                <w:tcPr/>
+                <w:p>
+                  <w:pPr>
+                    <w:pStyle w:val="Compact"/>
+                    <w:jc w:val="center"/>
+                  </w:pPr>
+                  <w:r>
+                    <w:t xml:space="preserve">4.5</w:t>
+                  </w:r>
+                </w:p>
+              </w:tc>
+              <w:tc>
+                <w:tcPr/>
+                <w:p>
+                  <w:pPr>
+                    <w:pStyle w:val="Compact"/>
+                    <w:jc w:val="center"/>
+                  </w:pPr>
+                  <w:r>
+                    <w:t xml:space="preserve">-4205.3</w:t>
+                  </w:r>
+                </w:p>
+              </w:tc>
+              <w:tc>
+                <w:tcPr/>
+                <w:p>
+                  <w:pPr>
+                    <w:pStyle w:val="Compact"/>
+                    <w:jc w:val="center"/>
+                  </w:pPr>
+                  <w:r>
+                    <w:t xml:space="preserve">78.1</w:t>
+                  </w:r>
+                </w:p>
+              </w:tc>
+              <w:tc>
+                <w:tcPr/>
+                <w:p>
+                  <w:pPr>
+                    <w:pStyle w:val="Compact"/>
+                    <w:jc w:val="center"/>
+                  </w:pPr>
+                  <w:r>
+                    <w:t xml:space="preserve">1359.5</w:t>
+                  </w:r>
+                </w:p>
+              </w:tc>
+              <w:tc>
+                <w:tcPr/>
+                <w:p>
+                  <w:pPr>
+                    <w:pStyle w:val="Compact"/>
+                    <w:jc w:val="center"/>
+                  </w:pPr>
+                  <w:r>
+                    <w:t xml:space="preserve">8410.6</w:t>
                   </w:r>
                 </w:p>
               </w:tc>
@@ -20281,79 +19619,79 @@
                     <w:jc w:val="center"/>
                   </w:pPr>
                   <w:r>
-                    <w:t xml:space="preserve">M3: Hierarchical prior</w:t>
-                  </w:r>
-                </w:p>
-              </w:tc>
-              <w:tc>
-                <w:tcPr/>
-                <w:p>
-                  <w:pPr>
-                    <w:pStyle w:val="Compact"/>
-                    <w:jc w:val="center"/>
-                  </w:pPr>
-                  <w:r>
-                    <w:t xml:space="preserve">-9.7</w:t>
-                  </w:r>
-                </w:p>
-              </w:tc>
-              <w:tc>
-                <w:tcPr/>
-                <w:p>
-                  <w:pPr>
-                    <w:pStyle w:val="Compact"/>
-                    <w:jc w:val="center"/>
-                  </w:pPr>
-                  <w:r>
-                    <w:t xml:space="preserve">5.0</w:t>
-                  </w:r>
-                </w:p>
-              </w:tc>
-              <w:tc>
-                <w:tcPr/>
-                <w:p>
-                  <w:pPr>
-                    <w:pStyle w:val="Compact"/>
-                    <w:jc w:val="center"/>
-                  </w:pPr>
-                  <w:r>
-                    <w:t xml:space="preserve">-4032.2</w:t>
-                  </w:r>
-                </w:p>
-              </w:tc>
-              <w:tc>
-                <w:tcPr/>
-                <w:p>
-                  <w:pPr>
-                    <w:pStyle w:val="Compact"/>
-                    <w:jc w:val="center"/>
-                  </w:pPr>
-                  <w:r>
-                    <w:t xml:space="preserve">76.5</w:t>
-                  </w:r>
-                </w:p>
-              </w:tc>
-              <w:tc>
-                <w:tcPr/>
-                <w:p>
-                  <w:pPr>
-                    <w:pStyle w:val="Compact"/>
-                    <w:jc w:val="center"/>
-                  </w:pPr>
-                  <w:r>
-                    <w:t xml:space="preserve">1312.9</w:t>
-                  </w:r>
-                </w:p>
-              </w:tc>
-              <w:tc>
-                <w:tcPr/>
-                <w:p>
-                  <w:pPr>
-                    <w:pStyle w:val="Compact"/>
-                    <w:jc w:val="center"/>
-                  </w:pPr>
-                  <w:r>
-                    <w:t xml:space="preserve">8064.5</w:t>
+                    <w:t xml:space="preserve">M4: Multi-membership</w:t>
+                  </w:r>
+                </w:p>
+              </w:tc>
+              <w:tc>
+                <w:tcPr/>
+                <w:p>
+                  <w:pPr>
+                    <w:pStyle w:val="Compact"/>
+                    <w:jc w:val="center"/>
+                  </w:pPr>
+                  <w:r>
+                    <w:t xml:space="preserve">-8.2</w:t>
+                  </w:r>
+                </w:p>
+              </w:tc>
+              <w:tc>
+                <w:tcPr/>
+                <w:p>
+                  <w:pPr>
+                    <w:pStyle w:val="Compact"/>
+                    <w:jc w:val="center"/>
+                  </w:pPr>
+                  <w:r>
+                    <w:t xml:space="preserve">3.4</w:t>
+                  </w:r>
+                </w:p>
+              </w:tc>
+              <w:tc>
+                <w:tcPr/>
+                <w:p>
+                  <w:pPr>
+                    <w:pStyle w:val="Compact"/>
+                    <w:jc w:val="center"/>
+                  </w:pPr>
+                  <w:r>
+                    <w:t xml:space="preserve">-4205.7</w:t>
+                  </w:r>
+                </w:p>
+              </w:tc>
+              <w:tc>
+                <w:tcPr/>
+                <w:p>
+                  <w:pPr>
+                    <w:pStyle w:val="Compact"/>
+                    <w:jc w:val="center"/>
+                  </w:pPr>
+                  <w:r>
+                    <w:t xml:space="preserve">78.3</w:t>
+                  </w:r>
+                </w:p>
+              </w:tc>
+              <w:tc>
+                <w:tcPr/>
+                <w:p>
+                  <w:pPr>
+                    <w:pStyle w:val="Compact"/>
+                    <w:jc w:val="center"/>
+                  </w:pPr>
+                  <w:r>
+                    <w:t xml:space="preserve">1384.6</w:t>
+                  </w:r>
+                </w:p>
+              </w:tc>
+              <w:tc>
+                <w:tcPr/>
+                <w:p>
+                  <w:pPr>
+                    <w:pStyle w:val="Compact"/>
+                    <w:jc w:val="center"/>
+                  </w:pPr>
+                  <w:r>
+                    <w:t xml:space="preserve">8411.5</w:t>
                   </w:r>
                 </w:p>
               </w:tc>
@@ -20372,7 +19710,7 @@
               <w:t xml:space="preserve">Table 9: Leave-one-out cross-validation. Models ordered by expected log predictive density (ELPD); negative dELPD indicates worse out-of-sample prediction than the best-fitting model. SE(d) = standard error of the difference.</w:t>
             </w:r>
           </w:p>
-          <w:bookmarkEnd w:id="261"/>
+          <w:bookmarkEnd w:id="262"/>
         </w:tc>
       </w:tr>
     </w:tbl>
@@ -20403,7 +19741,7 @@
         <w:t xml:space="preserve"> </w:t>
       </w:r>
       <w:r>
-        <w:t xml:space="preserve">diagnostics flagged 3.8–4% of observations per model (</w:t>
+        <w:t xml:space="preserve">diagnostics flagged 4.1–4.3% of observations per model (</w:t>
       </w:r>
       <m:oMath>
         <m:r>
@@ -20414,11 +19752,11 @@
         <w:t xml:space="preserve"> </w:t>
       </w:r>
       <w:r>
-        <w:t xml:space="preserve">&gt; 0.7; 239–254 observations), so the ELPD values are approximate; this affects the precision of the differences, not the ordering.</w:t>
+        <w:t xml:space="preserve">&gt; 0.7; 265–281 observations), so the ELPD values are approximate; this affects the precision of the differences, not the ordering.</w:t>
       </w:r>
     </w:p>
-    <w:bookmarkEnd w:id="262"/>
-    <w:bookmarkStart w:id="263" w:name="X8a774d9702b65fc72f3d039f21175b758a990c0"/>
+    <w:bookmarkEnd w:id="263"/>
+    <w:bookmarkStart w:id="264" w:name="X8a774d9702b65fc72f3d039f21175b758a990c0"/>
     <w:p>
       <w:pPr>
         <w:pStyle w:val="Heading2"/>
@@ -20440,12 +19778,12 @@
         <w:pStyle w:val="BodyText"/>
       </w:pPr>
       <w:r>
-        <w:t xml:space="preserve">Four sensitivity refits accompany the exploratory daily analysis. Allowing first-order autocorrelated residuals with a within-person day trend (estimated AR(1) = 0.32) widened the within-person interval past zero (β = 0.13, 95% CI [-0.02, 0.29]), as did adjusting for window length (β = 0.15, 95% CI [-0.03, 0.34]). Excluding the 8% of Xbox sessions recorded with date-only timestamps, whose start times were floored to midnight and whose minutes were spread uniformly over the recorded day, left the within-person interval above zero (β = 0.18, 95% CI [0, 0.36]). The all-responses refit, which retains every diary response and scores unobserved play as zero, gave the same between-person lean as the analysed sample (β = -0.37, 95% CI [-1.11, 0.3]). One qualification applies to the daily genre-level intervals: they inherit the exchangeable-residual assumption that the autocorrelation refit relaxes for the total-playtime model only. Like M3, the daily hierarchical-prior model was estimated in non-centred form; with the same sampler settings as M3 it produced no divergent transitions, against 29 in the centred form at the stricter adapt_delta of 0.9995.</w:t>
+        <w:t xml:space="preserve">Four sensitivity refits accompany the exploratory daily analysis. Allowing first-order autocorrelated residuals with a within-person day trend (estimated AR(1) = 0.32) widened the within-person interval past zero (β = 0.13, 95% CI [-0.02, 0.29]), as did adjusting for window length (β = 0.14, 95% CI [-0.04, 0.31]). Excluding the 8% of Xbox sessions recorded with date-only timestamps, whose start times were floored to midnight and whose minutes were spread uniformly over the recorded day, left the within-person interval above zero (β = 0.18, 95% CI [0.01, 0.35]). The all-responses refit, which retains every diary response and scores unobserved play as zero, gave the same between-person lean as the analysed sample (β = -0.36, 95% CI [-1.02, 0.28]). One qualification applies to the daily genre-level intervals: they inherit the exchangeable-residual assumption that the autocorrelation refit relaxes for the total-playtime model only. Like M3, the daily hierarchical-prior model was estimated in non-centred form; with the same sampler settings as M3 it produced 1 divergent transition, whereas the centred form had produced many in earlier fits, even at the stricter adapt_delta of 0.9995.</w:t>
       </w:r>
     </w:p>
-    <w:bookmarkEnd w:id="263"/>
     <w:bookmarkEnd w:id="264"/>
-    <w:bookmarkStart w:id="267" w:name="appendix-e-hypothesis-test-summaries"/>
+    <w:bookmarkEnd w:id="265"/>
+    <w:bookmarkStart w:id="268" w:name="appendix-e-hypothesis-test-summaries"/>
     <w:p>
       <w:pPr>
         <w:pStyle w:val="Heading1"/>
@@ -20509,7 +19847,7 @@
       <w:tr>
         <w:tc>
           <w:tcPr/>
-          <w:bookmarkStart w:id="265" w:name="tbl-hypothesis-summary"/>
+          <w:bookmarkStart w:id="266" w:name="tbl-hypothesis-summary"/>
           <w:tbl>
             <w:tblPr>
               <w:tblStyle w:val="Table"/>
@@ -20805,19 +20143,19 @@
                     <w:jc w:val="center"/>
                   </w:pPr>
                   <w:r>
-                    <w:t xml:space="preserve">0.003</w:t>
-                  </w:r>
-                </w:p>
-              </w:tc>
-              <w:tc>
-                <w:tcPr/>
-                <w:p>
-                  <w:pPr>
-                    <w:pStyle w:val="Compact"/>
-                    <w:jc w:val="center"/>
-                  </w:pPr>
-                  <w:r>
-                    <w:t xml:space="preserve">[-0.008, 0.014]</w:t>
+                    <w:t xml:space="preserve">0.004</w:t>
+                  </w:r>
+                </w:p>
+              </w:tc>
+              <w:tc>
+                <w:tcPr/>
+                <w:p>
+                  <w:pPr>
+                    <w:pStyle w:val="Compact"/>
+                    <w:jc w:val="center"/>
+                  </w:pPr>
+                  <w:r>
+                    <w:t xml:space="preserve">[-0.007, 0.015]</w:t>
                   </w:r>
                 </w:p>
               </w:tc>
@@ -20951,19 +20289,19 @@
                     <w:jc w:val="center"/>
                   </w:pPr>
                   <w:r>
-                    <w:t xml:space="preserve">-0.016</w:t>
-                  </w:r>
-                </w:p>
-              </w:tc>
-              <w:tc>
-                <w:tcPr/>
-                <w:p>
-                  <w:pPr>
-                    <w:pStyle w:val="Compact"/>
-                    <w:jc w:val="center"/>
-                  </w:pPr>
-                  <w:r>
-                    <w:t xml:space="preserve">[-0.034, 0.002]</w:t>
+                    <w:t xml:space="preserve">-0.015</w:t>
+                  </w:r>
+                </w:p>
+              </w:tc>
+              <w:tc>
+                <w:tcPr/>
+                <w:p>
+                  <w:pPr>
+                    <w:pStyle w:val="Compact"/>
+                    <w:jc w:val="center"/>
+                  </w:pPr>
+                  <w:r>
+                    <w:t xml:space="preserve">[-0.034, 0.003]</w:t>
                   </w:r>
                 </w:p>
               </w:tc>
@@ -21105,7 +20443,7 @@
                     <w:jc w:val="center"/>
                   </w:pPr>
                   <w:r>
-                    <w:t xml:space="preserve">Joint Wald test: χ²(13) = 25.1, p = 0.023</w:t>
+                    <w:t xml:space="preserve">Joint Wald test: χ²(13) = 24.8, p = 0.025</w:t>
                   </w:r>
                 </w:p>
               </w:tc>
@@ -21275,7 +20613,7 @@
                     <w:jc w:val="center"/>
                   </w:pPr>
                   <w:r>
-                    <w:t xml:space="preserve">[0.020, 0.048]</w:t>
+                    <w:t xml:space="preserve">[0.020, 0.047]</w:t>
                   </w:r>
                 </w:p>
               </w:tc>
@@ -21299,31 +20637,31 @@
                     <w:jc w:val="center"/>
                   </w:pPr>
                   <w:r>
-                    <w:t xml:space="preserve">1.0</w:t>
-                  </w:r>
-                </w:p>
-              </w:tc>
-              <w:tc>
-                <w:tcPr/>
-                <w:p>
-                  <w:pPr>
-                    <w:pStyle w:val="Compact"/>
-                    <w:jc w:val="center"/>
-                  </w:pPr>
-                  <w:r>
-                    <w:t xml:space="preserve">18.8</w:t>
-                  </w:r>
-                </w:p>
-              </w:tc>
-              <w:tc>
-                <w:tcPr/>
-                <w:p>
-                  <w:pPr>
-                    <w:pStyle w:val="Compact"/>
-                    <w:jc w:val="center"/>
-                  </w:pPr>
-                  <w:r>
-                    <w:t xml:space="preserve">8.1</w:t>
+                    <w:t xml:space="preserve">0.98</w:t>
+                  </w:r>
+                </w:p>
+              </w:tc>
+              <w:tc>
+                <w:tcPr/>
+                <w:p>
+                  <w:pPr>
+                    <w:pStyle w:val="Compact"/>
+                    <w:jc w:val="center"/>
+                  </w:pPr>
+                  <w:r>
+                    <w:t xml:space="preserve">18.5</w:t>
+                  </w:r>
+                </w:p>
+              </w:tc>
+              <w:tc>
+                <w:tcPr/>
+                <w:p>
+                  <w:pPr>
+                    <w:pStyle w:val="Compact"/>
+                    <w:jc w:val="center"/>
+                  </w:pPr>
+                  <w:r>
+                    <w:t xml:space="preserve">7.9</w:t>
                   </w:r>
                 </w:p>
               </w:tc>
@@ -21421,7 +20759,7 @@
                     <w:jc w:val="center"/>
                   </w:pPr>
                   <w:r>
-                    <w:t xml:space="preserve">[0.005, 0.032]</w:t>
+                    <w:t xml:space="preserve">[0.005, 0.031]</w:t>
                   </w:r>
                 </w:p>
               </w:tc>
@@ -21457,43 +20795,43 @@
                     <w:jc w:val="center"/>
                   </w:pPr>
                   <w:r>
-                    <w:t xml:space="preserve">2.7</w:t>
-                  </w:r>
-                </w:p>
-              </w:tc>
-              <w:tc>
-                <w:tcPr/>
-                <w:p>
-                  <w:pPr>
-                    <w:pStyle w:val="Compact"/>
-                    <w:jc w:val="center"/>
-                  </w:pPr>
-                  <w:r>
-                    <w:t xml:space="preserve">0.8</w:t>
-                  </w:r>
-                </w:p>
-              </w:tc>
-              <w:tc>
-                <w:tcPr/>
-                <w:p>
-                  <w:pPr>
-                    <w:pStyle w:val="Compact"/>
-                    <w:jc w:val="center"/>
-                  </w:pPr>
-                  <w:r>
-                    <w:t xml:space="preserve">1.008</w:t>
-                  </w:r>
-                </w:p>
-              </w:tc>
-              <w:tc>
-                <w:tcPr/>
-                <w:p>
-                  <w:pPr>
-                    <w:pStyle w:val="Compact"/>
-                    <w:jc w:val="center"/>
-                  </w:pPr>
-                  <w:r>
-                    <w:t xml:space="preserve">1</w:t>
+                    <w:t xml:space="preserve">2.6</w:t>
+                  </w:r>
+                </w:p>
+              </w:tc>
+              <w:tc>
+                <w:tcPr/>
+                <w:p>
+                  <w:pPr>
+                    <w:pStyle w:val="Compact"/>
+                    <w:jc w:val="center"/>
+                  </w:pPr>
+                  <w:r>
+                    <w:t xml:space="preserve">0.7</w:t>
+                  </w:r>
+                </w:p>
+              </w:tc>
+              <w:tc>
+                <w:tcPr/>
+                <w:p>
+                  <w:pPr>
+                    <w:pStyle w:val="Compact"/>
+                    <w:jc w:val="center"/>
+                  </w:pPr>
+                  <w:r>
+                    <w:t xml:space="preserve">1.004</w:t>
+                  </w:r>
+                </w:p>
+              </w:tc>
+              <w:tc>
+                <w:tcPr/>
+                <w:p>
+                  <w:pPr>
+                    <w:pStyle w:val="Compact"/>
+                    <w:jc w:val="center"/>
+                  </w:pPr>
+                  <w:r>
+                    <w:t xml:space="preserve">0</w:t>
                   </w:r>
                 </w:p>
               </w:tc>
@@ -21555,19 +20893,19 @@
                     <w:jc w:val="center"/>
                   </w:pPr>
                   <w:r>
-                    <w:t xml:space="preserve">0.045</w:t>
-                  </w:r>
-                </w:p>
-              </w:tc>
-              <w:tc>
-                <w:tcPr/>
-                <w:p>
-                  <w:pPr>
-                    <w:pStyle w:val="Compact"/>
-                    <w:jc w:val="center"/>
-                  </w:pPr>
-                  <w:r>
-                    <w:t xml:space="preserve">[0.006, 0.101]</w:t>
+                    <w:t xml:space="preserve">0.038</w:t>
+                  </w:r>
+                </w:p>
+              </w:tc>
+              <w:tc>
+                <w:tcPr/>
+                <w:p>
+                  <w:pPr>
+                    <w:pStyle w:val="Compact"/>
+                    <w:jc w:val="center"/>
+                  </w:pPr>
+                  <w:r>
+                    <w:t xml:space="preserve">[0.004, 0.091]</w:t>
                   </w:r>
                 </w:p>
               </w:tc>
@@ -21591,31 +20929,31 @@
                     <w:jc w:val="center"/>
                   </w:pPr>
                   <w:r>
-                    <w:t xml:space="preserve">2.6</w:t>
-                  </w:r>
-                </w:p>
-              </w:tc>
-              <w:tc>
-                <w:tcPr/>
-                <w:p>
-                  <w:pPr>
-                    <w:pStyle w:val="Compact"/>
-                    <w:jc w:val="center"/>
-                  </w:pPr>
-                  <w:r>
-                    <w:t xml:space="preserve">30.4</w:t>
-                  </w:r>
-                </w:p>
-              </w:tc>
-              <w:tc>
-                <w:tcPr/>
-                <w:p>
-                  <w:pPr>
-                    <w:pStyle w:val="Compact"/>
-                    <w:jc w:val="center"/>
-                  </w:pPr>
-                  <w:r>
-                    <w:t xml:space="preserve">20.5</w:t>
+                    <w:t xml:space="preserve">2.0</w:t>
+                  </w:r>
+                </w:p>
+              </w:tc>
+              <w:tc>
+                <w:tcPr/>
+                <w:p>
+                  <w:pPr>
+                    <w:pStyle w:val="Compact"/>
+                    <w:jc w:val="center"/>
+                  </w:pPr>
+                  <w:r>
+                    <w:t xml:space="preserve">24.8</w:t>
+                  </w:r>
+                </w:p>
+              </w:tc>
+              <w:tc>
+                <w:tcPr/>
+                <w:p>
+                  <w:pPr>
+                    <w:pStyle w:val="Compact"/>
+                    <w:jc w:val="center"/>
+                  </w:pPr>
+                  <w:r>
+                    <w:t xml:space="preserve">16.3</w:t>
                   </w:r>
                 </w:p>
               </w:tc>
@@ -21709,7 +21047,7 @@
                     <w:jc w:val="center"/>
                   </w:pPr>
                   <w:r>
-                    <w:t xml:space="preserve">Joint Wald test: χ²(13) = 13.7, p = 0.398</w:t>
+                    <w:t xml:space="preserve">Joint Wald test: χ²(13) = 14.9, p = 0.315</w:t>
                   </w:r>
                 </w:p>
               </w:tc>
@@ -21867,19 +21205,19 @@
                     <w:jc w:val="center"/>
                   </w:pPr>
                   <w:r>
-                    <w:t xml:space="preserve">0.078</w:t>
-                  </w:r>
-                </w:p>
-              </w:tc>
-              <w:tc>
-                <w:tcPr/>
-                <w:p>
-                  <w:pPr>
-                    <w:pStyle w:val="Compact"/>
-                    <w:jc w:val="center"/>
-                  </w:pPr>
-                  <w:r>
-                    <w:t xml:space="preserve">[0.044, 0.127]</w:t>
+                    <w:t xml:space="preserve">0.082</w:t>
+                  </w:r>
+                </w:p>
+              </w:tc>
+              <w:tc>
+                <w:tcPr/>
+                <w:p>
+                  <w:pPr>
+                    <w:pStyle w:val="Compact"/>
+                    <w:jc w:val="center"/>
+                  </w:pPr>
+                  <w:r>
+                    <w:t xml:space="preserve">[0.048, 0.129]</w:t>
                   </w:r>
                 </w:p>
               </w:tc>
@@ -21903,31 +21241,31 @@
                     <w:jc w:val="center"/>
                   </w:pPr>
                   <w:r>
-                    <w:t xml:space="preserve">5.9</w:t>
-                  </w:r>
-                </w:p>
-              </w:tc>
-              <w:tc>
-                <w:tcPr/>
-                <w:p>
-                  <w:pPr>
-                    <w:pStyle w:val="Compact"/>
-                    <w:jc w:val="center"/>
-                  </w:pPr>
-                  <w:r>
-                    <w:t xml:space="preserve">56.5</w:t>
-                  </w:r>
-                </w:p>
-              </w:tc>
-              <w:tc>
-                <w:tcPr/>
-                <w:p>
-                  <w:pPr>
-                    <w:pStyle w:val="Compact"/>
-                    <w:jc w:val="center"/>
-                  </w:pPr>
-                  <w:r>
-                    <w:t xml:space="preserve">43.1</w:t>
+                    <w:t xml:space="preserve">6.2</w:t>
+                  </w:r>
+                </w:p>
+              </w:tc>
+              <w:tc>
+                <w:tcPr/>
+                <w:p>
+                  <w:pPr>
+                    <w:pStyle w:val="Compact"/>
+                    <w:jc w:val="center"/>
+                  </w:pPr>
+                  <w:r>
+                    <w:t xml:space="preserve">58.4</w:t>
+                  </w:r>
+                </w:p>
+              </w:tc>
+              <w:tc>
+                <w:tcPr/>
+                <w:p>
+                  <w:pPr>
+                    <w:pStyle w:val="Compact"/>
+                    <w:jc w:val="center"/>
+                  </w:pPr>
+                  <w:r>
+                    <w:t xml:space="preserve">45.4</w:t>
                   </w:r>
                 </w:p>
               </w:tc>
@@ -22013,19 +21351,19 @@
                     <w:jc w:val="center"/>
                   </w:pPr>
                   <w:r>
-                    <w:t xml:space="preserve">0.017</w:t>
-                  </w:r>
-                </w:p>
-              </w:tc>
-              <w:tc>
-                <w:tcPr/>
-                <w:p>
-                  <w:pPr>
-                    <w:pStyle w:val="Compact"/>
-                    <w:jc w:val="center"/>
-                  </w:pPr>
-                  <w:r>
-                    <w:t xml:space="preserve">[0.001, 0.050]</w:t>
+                    <w:t xml:space="preserve">0.019</w:t>
+                  </w:r>
+                </w:p>
+              </w:tc>
+              <w:tc>
+                <w:tcPr/>
+                <w:p>
+                  <w:pPr>
+                    <w:pStyle w:val="Compact"/>
+                    <w:jc w:val="center"/>
+                  </w:pPr>
+                  <w:r>
+                    <w:t xml:space="preserve">[0.001, 0.054]</w:t>
                   </w:r>
                 </w:p>
               </w:tc>
@@ -22049,55 +21387,55 @@
                     <w:jc w:val="center"/>
                   </w:pPr>
                   <w:r>
-                    <w:t xml:space="preserve">0.35</w:t>
-                  </w:r>
-                </w:p>
-              </w:tc>
-              <w:tc>
-                <w:tcPr/>
-                <w:p>
-                  <w:pPr>
-                    <w:pStyle w:val="Compact"/>
-                    <w:jc w:val="center"/>
-                  </w:pPr>
-                  <w:r>
-                    <w:t xml:space="preserve">6.2</w:t>
-                  </w:r>
-                </w:p>
-              </w:tc>
-              <w:tc>
-                <w:tcPr/>
-                <w:p>
-                  <w:pPr>
-                    <w:pStyle w:val="Compact"/>
-                    <w:jc w:val="center"/>
-                  </w:pPr>
-                  <w:r>
-                    <w:t xml:space="preserve">3.0</w:t>
-                  </w:r>
-                </w:p>
-              </w:tc>
-              <w:tc>
-                <w:tcPr/>
-                <w:p>
-                  <w:pPr>
-                    <w:pStyle w:val="Compact"/>
-                    <w:jc w:val="center"/>
-                  </w:pPr>
-                  <w:r>
-                    <w:t xml:space="preserve">1.008</w:t>
-                  </w:r>
-                </w:p>
-              </w:tc>
-              <w:tc>
-                <w:tcPr/>
-                <w:p>
-                  <w:pPr>
-                    <w:pStyle w:val="Compact"/>
-                    <w:jc w:val="center"/>
-                  </w:pPr>
-                  <w:r>
-                    <w:t xml:space="preserve">1</w:t>
+                    <w:t xml:space="preserve">0.48</w:t>
+                  </w:r>
+                </w:p>
+              </w:tc>
+              <w:tc>
+                <w:tcPr/>
+                <w:p>
+                  <w:pPr>
+                    <w:pStyle w:val="Compact"/>
+                    <w:jc w:val="center"/>
+                  </w:pPr>
+                  <w:r>
+                    <w:t xml:space="preserve">7.9</w:t>
+                  </w:r>
+                </w:p>
+              </w:tc>
+              <w:tc>
+                <w:tcPr/>
+                <w:p>
+                  <w:pPr>
+                    <w:pStyle w:val="Compact"/>
+                    <w:jc w:val="center"/>
+                  </w:pPr>
+                  <w:r>
+                    <w:t xml:space="preserve">4.2</w:t>
+                  </w:r>
+                </w:p>
+              </w:tc>
+              <w:tc>
+                <w:tcPr/>
+                <w:p>
+                  <w:pPr>
+                    <w:pStyle w:val="Compact"/>
+                    <w:jc w:val="center"/>
+                  </w:pPr>
+                  <w:r>
+                    <w:t xml:space="preserve">1.004</w:t>
+                  </w:r>
+                </w:p>
+              </w:tc>
+              <w:tc>
+                <w:tcPr/>
+                <w:p>
+                  <w:pPr>
+                    <w:pStyle w:val="Compact"/>
+                    <w:jc w:val="center"/>
+                  </w:pPr>
+                  <w:r>
+                    <w:t xml:space="preserve">0</w:t>
                   </w:r>
                 </w:p>
               </w:tc>
@@ -22159,19 +21497,19 @@
                     <w:jc w:val="center"/>
                   </w:pPr>
                   <w:r>
-                    <w:t xml:space="preserve">0.017</w:t>
-                  </w:r>
-                </w:p>
-              </w:tc>
-              <w:tc>
-                <w:tcPr/>
-                <w:p>
-                  <w:pPr>
-                    <w:pStyle w:val="Compact"/>
-                    <w:jc w:val="center"/>
-                  </w:pPr>
-                  <w:r>
-                    <w:t xml:space="preserve">[0.001, 0.045]</w:t>
+                    <w:t xml:space="preserve">0.019</w:t>
+                  </w:r>
+                </w:p>
+              </w:tc>
+              <w:tc>
+                <w:tcPr/>
+                <w:p>
+                  <w:pPr>
+                    <w:pStyle w:val="Compact"/>
+                    <w:jc w:val="center"/>
+                  </w:pPr>
+                  <w:r>
+                    <w:t xml:space="preserve">[0.002, 0.047]</w:t>
                   </w:r>
                 </w:p>
               </w:tc>
@@ -22195,31 +21533,31 @@
                     <w:jc w:val="center"/>
                   </w:pPr>
                   <w:r>
-                    <w:t xml:space="preserve">0.28</w:t>
-                  </w:r>
-                </w:p>
-              </w:tc>
-              <w:tc>
-                <w:tcPr/>
-                <w:p>
-                  <w:pPr>
-                    <w:pStyle w:val="Compact"/>
-                    <w:jc w:val="center"/>
-                  </w:pPr>
-                  <w:r>
-                    <w:t xml:space="preserve">5.6</w:t>
-                  </w:r>
-                </w:p>
-              </w:tc>
-              <w:tc>
-                <w:tcPr/>
-                <w:p>
-                  <w:pPr>
-                    <w:pStyle w:val="Compact"/>
-                    <w:jc w:val="center"/>
-                  </w:pPr>
-                  <w:r>
-                    <w:t xml:space="preserve">3.3</w:t>
+                    <w:t xml:space="preserve">0.35</w:t>
+                  </w:r>
+                </w:p>
+              </w:tc>
+              <w:tc>
+                <w:tcPr/>
+                <w:p>
+                  <w:pPr>
+                    <w:pStyle w:val="Compact"/>
+                    <w:jc w:val="center"/>
+                  </w:pPr>
+                  <w:r>
+                    <w:t xml:space="preserve">6.9</w:t>
+                  </w:r>
+                </w:p>
+              </w:tc>
+              <w:tc>
+                <w:tcPr/>
+                <w:p>
+                  <w:pPr>
+                    <w:pStyle w:val="Compact"/>
+                    <w:jc w:val="center"/>
+                  </w:pPr>
+                  <w:r>
+                    <w:t xml:space="preserve">4.1</w:t>
                   </w:r>
                 </w:p>
               </w:tc>
@@ -22314,7 +21652,7 @@
               <w:t xml:space="preserve">Table 10: Hypothesis tests at the biweekly timescale, labelled by preregistration status: for H1, posterior estimates, 95% credible intervals and posterior mass inside the ROPE; for H2, the preregistered joint tests and the descriptive spread statistics with their three descriptors; and convergence diagnostics.</w:t>
             </w:r>
           </w:p>
-          <w:bookmarkEnd w:id="265"/>
+          <w:bookmarkEnd w:id="266"/>
         </w:tc>
       </w:tr>
     </w:tbl>
@@ -22353,7 +21691,7 @@
       <w:tr>
         <w:tc>
           <w:tcPr/>
-          <w:bookmarkStart w:id="266" w:name="tbl-daily-summary"/>
+          <w:bookmarkStart w:id="267" w:name="tbl-daily-summary"/>
           <w:tbl>
             <w:tblPr>
               <w:tblStyle w:val="Table"/>
@@ -22583,19 +21921,19 @@
                     <w:jc w:val="center"/>
                   </w:pPr>
                   <w:r>
-                    <w:t xml:space="preserve">0.18</w:t>
-                  </w:r>
-                </w:p>
-              </w:tc>
-              <w:tc>
-                <w:tcPr/>
-                <w:p>
-                  <w:pPr>
-                    <w:pStyle w:val="Compact"/>
-                    <w:jc w:val="center"/>
-                  </w:pPr>
-                  <w:r>
-                    <w:t xml:space="preserve">[0.01, 0.35]</w:t>
+                    <w:t xml:space="preserve">0.17</w:t>
+                  </w:r>
+                </w:p>
+              </w:tc>
+              <w:tc>
+                <w:tcPr/>
+                <w:p>
+                  <w:pPr>
+                    <w:pStyle w:val="Compact"/>
+                    <w:jc w:val="center"/>
+                  </w:pPr>
+                  <w:r>
+                    <w:t xml:space="preserve">[0.00, 0.34]</w:t>
                   </w:r>
                 </w:p>
               </w:tc>
@@ -22643,7 +21981,7 @@
                     <w:jc w:val="center"/>
                   </w:pPr>
                   <w:r>
-                    <w:t xml:space="preserve">1.006</w:t>
+                    <w:t xml:space="preserve">1.012</w:t>
                   </w:r>
                 </w:p>
               </w:tc>
@@ -22705,27 +22043,27 @@
                     <w:jc w:val="center"/>
                   </w:pPr>
                   <w:r>
-                    <w:t xml:space="preserve">0.14</w:t>
-                  </w:r>
-                </w:p>
-              </w:tc>
-              <w:tc>
-                <w:tcPr/>
-                <w:p>
-                  <w:pPr>
-                    <w:pStyle w:val="Compact"/>
-                    <w:jc w:val="center"/>
-                  </w:pPr>
-                  <w:r>
-                    <w:t xml:space="preserve">[-0.27, 0.49]</w:t>
-                  </w:r>
-                </w:p>
-              </w:tc>
-              <w:tc>
-                <w:tcPr/>
-                <w:p>
-                  <w:pPr>
-                    <w:pStyle w:val="BlockText"/>
+                    <w:t xml:space="preserve">0.13</w:t>
+                  </w:r>
+                </w:p>
+              </w:tc>
+              <w:tc>
+                <w:tcPr/>
+                <w:p>
+                  <w:pPr>
+                    <w:pStyle w:val="Compact"/>
+                    <w:jc w:val="center"/>
+                  </w:pPr>
+                  <w:r>
+                    <w:t xml:space="preserve">[-0.31, 0.51]</w:t>
+                  </w:r>
+                </w:p>
+              </w:tc>
+              <w:tc>
+                <w:tcPr/>
+                <w:p>
+                  <w:pPr>
+                    <w:pStyle w:val="Compact"/>
                     <w:jc w:val="center"/>
                   </w:pPr>
                   <w:r>
@@ -22765,7 +22103,7 @@
                     <w:jc w:val="center"/>
                   </w:pPr>
                   <w:r>
-                    <w:t xml:space="preserve">1.008</w:t>
+                    <w:t xml:space="preserve">1.004</w:t>
                   </w:r>
                 </w:p>
               </w:tc>
@@ -22827,31 +22165,31 @@
                     <w:jc w:val="center"/>
                   </w:pPr>
                   <w:r>
-                    <w:t xml:space="preserve">-0.38</w:t>
-                  </w:r>
-                </w:p>
-              </w:tc>
-              <w:tc>
-                <w:tcPr/>
-                <w:p>
-                  <w:pPr>
-                    <w:pStyle w:val="Compact"/>
-                    <w:jc w:val="center"/>
-                  </w:pPr>
-                  <w:r>
-                    <w:t xml:space="preserve">[-1.11, 0.34]</w:t>
-                  </w:r>
-                </w:p>
-              </w:tc>
-              <w:tc>
-                <w:tcPr/>
-                <w:p>
-                  <w:pPr>
-                    <w:pStyle w:val="Compact"/>
-                    <w:jc w:val="center"/>
-                  </w:pPr>
-                  <w:r>
-                    <w:t xml:space="preserve">95.3</w:t>
+                    <w:t xml:space="preserve">-0.40</w:t>
+                  </w:r>
+                </w:p>
+              </w:tc>
+              <w:tc>
+                <w:tcPr/>
+                <w:p>
+                  <w:pPr>
+                    <w:pStyle w:val="Compact"/>
+                    <w:jc w:val="center"/>
+                  </w:pPr>
+                  <w:r>
+                    <w:t xml:space="preserve">[-1.15, 0.29]</w:t>
+                  </w:r>
+                </w:p>
+              </w:tc>
+              <w:tc>
+                <w:tcPr/>
+                <w:p>
+                  <w:pPr>
+                    <w:pStyle w:val="Compact"/>
+                    <w:jc w:val="center"/>
+                  </w:pPr>
+                  <w:r>
+                    <w:t xml:space="preserve">94.7</w:t>
                   </w:r>
                 </w:p>
               </w:tc>
@@ -22887,7 +22225,7 @@
                     <w:jc w:val="center"/>
                   </w:pPr>
                   <w:r>
-                    <w:t xml:space="preserve">1.006</w:t>
+                    <w:t xml:space="preserve">1.012</w:t>
                   </w:r>
                 </w:p>
               </w:tc>
@@ -22949,31 +22287,31 @@
                     <w:jc w:val="center"/>
                   </w:pPr>
                   <w:r>
-                    <w:t xml:space="preserve">-0.41</w:t>
-                  </w:r>
-                </w:p>
-              </w:tc>
-              <w:tc>
-                <w:tcPr/>
-                <w:p>
-                  <w:pPr>
-                    <w:pStyle w:val="Compact"/>
-                    <w:jc w:val="center"/>
-                  </w:pPr>
-                  <w:r>
-                    <w:t xml:space="preserve">[-1.17, 0.34]</w:t>
-                  </w:r>
-                </w:p>
-              </w:tc>
-              <w:tc>
-                <w:tcPr/>
-                <w:p>
-                  <w:pPr>
-                    <w:pStyle w:val="Compact"/>
-                    <w:jc w:val="center"/>
-                  </w:pPr>
-                  <w:r>
-                    <w:t xml:space="preserve">93.8</w:t>
+                    <w:t xml:space="preserve">-0.40</w:t>
+                  </w:r>
+                </w:p>
+              </w:tc>
+              <w:tc>
+                <w:tcPr/>
+                <w:p>
+                  <w:pPr>
+                    <w:pStyle w:val="Compact"/>
+                    <w:jc w:val="center"/>
+                  </w:pPr>
+                  <w:r>
+                    <w:t xml:space="preserve">[-1.11, 0.30]</w:t>
+                  </w:r>
+                </w:p>
+              </w:tc>
+              <w:tc>
+                <w:tcPr/>
+                <w:p>
+                  <w:pPr>
+                    <w:pStyle w:val="Compact"/>
+                    <w:jc w:val="center"/>
+                  </w:pPr>
+                  <w:r>
+                    <w:t xml:space="preserve">95.2</w:t>
                   </w:r>
                 </w:p>
               </w:tc>
@@ -23009,7 +22347,7 @@
                     <w:jc w:val="center"/>
                   </w:pPr>
                   <w:r>
-                    <w:t xml:space="preserve">1.008</w:t>
+                    <w:t xml:space="preserve">1.004</w:t>
                   </w:r>
                 </w:p>
               </w:tc>
@@ -23119,19 +22457,19 @@
                     <w:jc w:val="center"/>
                   </w:pPr>
                   <w:r>
-                    <w:t xml:space="preserve">25.8</w:t>
-                  </w:r>
-                </w:p>
-              </w:tc>
-              <w:tc>
-                <w:tcPr/>
-                <w:p>
-                  <w:pPr>
-                    <w:pStyle w:val="Compact"/>
-                    <w:jc w:val="center"/>
-                  </w:pPr>
-                  <w:r>
-                    <w:t xml:space="preserve">1.008</w:t>
+                    <w:t xml:space="preserve">25.6</w:t>
+                  </w:r>
+                </w:p>
+              </w:tc>
+              <w:tc>
+                <w:tcPr/>
+                <w:p>
+                  <w:pPr>
+                    <w:pStyle w:val="Compact"/>
+                    <w:jc w:val="center"/>
+                  </w:pPr>
+                  <w:r>
+                    <w:t xml:space="preserve">1.015</w:t>
                   </w:r>
                 </w:p>
               </w:tc>
@@ -23253,19 +22591,19 @@
                     <w:jc w:val="center"/>
                   </w:pPr>
                   <w:r>
-                    <w:t xml:space="preserve">1.010</w:t>
-                  </w:r>
-                </w:p>
-              </w:tc>
-              <w:tc>
-                <w:tcPr/>
-                <w:p>
-                  <w:pPr>
-                    <w:pStyle w:val="Compact"/>
-                    <w:jc w:val="center"/>
-                  </w:pPr>
-                  <w:r>
-                    <w:t xml:space="preserve">0</w:t>
+                    <w:t xml:space="preserve">1.007</w:t>
+                  </w:r>
+                </w:p>
+              </w:tc>
+              <w:tc>
+                <w:tcPr/>
+                <w:p>
+                  <w:pPr>
+                    <w:pStyle w:val="Compact"/>
+                    <w:jc w:val="center"/>
+                  </w:pPr>
+                  <w:r>
+                    <w:t xml:space="preserve">1</w:t>
                   </w:r>
                 </w:p>
               </w:tc>
@@ -23315,19 +22653,19 @@
                     <w:jc w:val="center"/>
                   </w:pPr>
                   <w:r>
-                    <w:t xml:space="preserve">0.44</w:t>
-                  </w:r>
-                </w:p>
-              </w:tc>
-              <w:tc>
-                <w:tcPr/>
-                <w:p>
-                  <w:pPr>
-                    <w:pStyle w:val="Compact"/>
-                    <w:jc w:val="center"/>
-                  </w:pPr>
-                  <w:r>
-                    <w:t xml:space="preserve">[0.02, 1.21]</w:t>
+                    <w:t xml:space="preserve">0.49</w:t>
+                  </w:r>
+                </w:p>
+              </w:tc>
+              <w:tc>
+                <w:tcPr/>
+                <w:p>
+                  <w:pPr>
+                    <w:pStyle w:val="Compact"/>
+                    <w:jc w:val="center"/>
+                  </w:pPr>
+                  <w:r>
+                    <w:t xml:space="preserve">[0.03, 1.30]</w:t>
                   </w:r>
                 </w:p>
               </w:tc>
@@ -23351,31 +22689,31 @@
                     <w:jc w:val="center"/>
                   </w:pPr>
                   <w:r>
-                    <w:t xml:space="preserve">1.00</w:t>
-                  </w:r>
-                </w:p>
-              </w:tc>
-              <w:tc>
-                <w:tcPr/>
-                <w:p>
-                  <w:pPr>
-                    <w:pStyle w:val="Compact"/>
-                    <w:jc w:val="center"/>
-                  </w:pPr>
-                  <w:r>
-                    <w:t xml:space="preserve">14.1</w:t>
-                  </w:r>
-                </w:p>
-              </w:tc>
-              <w:tc>
-                <w:tcPr/>
-                <w:p>
-                  <w:pPr>
-                    <w:pStyle w:val="Compact"/>
-                    <w:jc w:val="center"/>
-                  </w:pPr>
-                  <w:r>
-                    <w:t xml:space="preserve">1.008</w:t>
+                    <w:t xml:space="preserve">1.2</w:t>
+                  </w:r>
+                </w:p>
+              </w:tc>
+              <w:tc>
+                <w:tcPr/>
+                <w:p>
+                  <w:pPr>
+                    <w:pStyle w:val="Compact"/>
+                    <w:jc w:val="center"/>
+                  </w:pPr>
+                  <w:r>
+                    <w:t xml:space="preserve">16.6</w:t>
+                  </w:r>
+                </w:p>
+              </w:tc>
+              <w:tc>
+                <w:tcPr/>
+                <w:p>
+                  <w:pPr>
+                    <w:pStyle w:val="Compact"/>
+                    <w:jc w:val="center"/>
+                  </w:pPr>
+                  <w:r>
+                    <w:t xml:space="preserve">1.004</w:t>
                   </w:r>
                 </w:p>
               </w:tc>
@@ -23437,19 +22775,19 @@
                     <w:jc w:val="center"/>
                   </w:pPr>
                   <w:r>
-                    <w:t xml:space="preserve">2.40</w:t>
-                  </w:r>
-                </w:p>
-              </w:tc>
-              <w:tc>
-                <w:tcPr/>
-                <w:p>
-                  <w:pPr>
-                    <w:pStyle w:val="Compact"/>
-                    <w:jc w:val="center"/>
-                  </w:pPr>
-                  <w:r>
-                    <w:t xml:space="preserve">[1.50, 3.53]</w:t>
+                    <w:t xml:space="preserve">2.42</w:t>
+                  </w:r>
+                </w:p>
+              </w:tc>
+              <w:tc>
+                <w:tcPr/>
+                <w:p>
+                  <w:pPr>
+                    <w:pStyle w:val="Compact"/>
+                    <w:jc w:val="center"/>
+                  </w:pPr>
+                  <w:r>
+                    <w:t xml:space="preserve">[1.49, 3.54]</w:t>
                   </w:r>
                 </w:p>
               </w:tc>
@@ -23485,19 +22823,19 @@
                     <w:jc w:val="center"/>
                   </w:pPr>
                   <w:r>
-                    <w:t xml:space="preserve">75.8</w:t>
-                  </w:r>
-                </w:p>
-              </w:tc>
-              <w:tc>
-                <w:tcPr/>
-                <w:p>
-                  <w:pPr>
-                    <w:pStyle w:val="Compact"/>
-                    <w:jc w:val="center"/>
-                  </w:pPr>
-                  <w:r>
-                    <w:t xml:space="preserve">1.008</w:t>
+                    <w:t xml:space="preserve">75.9</w:t>
+                  </w:r>
+                </w:p>
+              </w:tc>
+              <w:tc>
+                <w:tcPr/>
+                <w:p>
+                  <w:pPr>
+                    <w:pStyle w:val="Compact"/>
+                    <w:jc w:val="center"/>
+                  </w:pPr>
+                  <w:r>
+                    <w:t xml:space="preserve">1.015</w:t>
                   </w:r>
                 </w:p>
               </w:tc>
@@ -23571,7 +22909,7 @@
                     <w:jc w:val="center"/>
                   </w:pPr>
                   <w:r>
-                    <w:t xml:space="preserve">[0.06, 2.15]</w:t>
+                    <w:t xml:space="preserve">[0.06, 2.13]</w:t>
                   </w:r>
                 </w:p>
               </w:tc>
@@ -23619,19 +22957,19 @@
                     <w:jc w:val="center"/>
                   </w:pPr>
                   <w:r>
-                    <w:t xml:space="preserve">1.010</w:t>
-                  </w:r>
-                </w:p>
-              </w:tc>
-              <w:tc>
-                <w:tcPr/>
-                <w:p>
-                  <w:pPr>
-                    <w:pStyle w:val="Compact"/>
-                    <w:jc w:val="center"/>
-                  </w:pPr>
-                  <w:r>
-                    <w:t xml:space="preserve">0</w:t>
+                    <w:t xml:space="preserve">1.007</w:t>
+                  </w:r>
+                </w:p>
+              </w:tc>
+              <w:tc>
+                <w:tcPr/>
+                <w:p>
+                  <w:pPr>
+                    <w:pStyle w:val="Compact"/>
+                    <w:jc w:val="center"/>
+                  </w:pPr>
+                  <w:r>
+                    <w:t xml:space="preserve">1</w:t>
                   </w:r>
                 </w:p>
               </w:tc>
@@ -23681,19 +23019,19 @@
                     <w:jc w:val="center"/>
                   </w:pPr>
                   <w:r>
-                    <w:t xml:space="preserve">0.20</w:t>
-                  </w:r>
-                </w:p>
-              </w:tc>
-              <w:tc>
-                <w:tcPr/>
-                <w:p>
-                  <w:pPr>
-                    <w:pStyle w:val="Compact"/>
-                    <w:jc w:val="center"/>
-                  </w:pPr>
-                  <w:r>
-                    <w:t xml:space="preserve">[0.01, 0.71]</w:t>
+                    <w:t xml:space="preserve">0.19</w:t>
+                  </w:r>
+                </w:p>
+              </w:tc>
+              <w:tc>
+                <w:tcPr/>
+                <w:p>
+                  <w:pPr>
+                    <w:pStyle w:val="Compact"/>
+                    <w:jc w:val="center"/>
+                  </w:pPr>
+                  <w:r>
+                    <w:t xml:space="preserve">[0.01, 0.65]</w:t>
                   </w:r>
                 </w:p>
               </w:tc>
@@ -23717,31 +23055,31 @@
                     <w:jc w:val="center"/>
                   </w:pPr>
                   <w:r>
-                    <w:t xml:space="preserve">0.17</w:t>
-                  </w:r>
-                </w:p>
-              </w:tc>
-              <w:tc>
-                <w:tcPr/>
-                <w:p>
-                  <w:pPr>
-                    <w:pStyle w:val="Compact"/>
-                    <w:jc w:val="center"/>
-                  </w:pPr>
-                  <w:r>
-                    <w:t xml:space="preserve">3.1</w:t>
-                  </w:r>
-                </w:p>
-              </w:tc>
-              <w:tc>
-                <w:tcPr/>
-                <w:p>
-                  <w:pPr>
-                    <w:pStyle w:val="Compact"/>
-                    <w:jc w:val="center"/>
-                  </w:pPr>
-                  <w:r>
-                    <w:t xml:space="preserve">1.008</w:t>
+                    <w:t xml:space="preserve">0.14</w:t>
+                  </w:r>
+                </w:p>
+              </w:tc>
+              <w:tc>
+                <w:tcPr/>
+                <w:p>
+                  <w:pPr>
+                    <w:pStyle w:val="Compact"/>
+                    <w:jc w:val="center"/>
+                  </w:pPr>
+                  <w:r>
+                    <w:t xml:space="preserve">2.7</w:t>
+                  </w:r>
+                </w:p>
+              </w:tc>
+              <w:tc>
+                <w:tcPr/>
+                <w:p>
+                  <w:pPr>
+                    <w:pStyle w:val="Compact"/>
+                    <w:jc w:val="center"/>
+                  </w:pPr>
+                  <w:r>
+                    <w:t xml:space="preserve">1.004</w:t>
                   </w:r>
                 </w:p>
               </w:tc>
@@ -23772,12 +23110,12 @@
               <w:t xml:space="preserve">Table 11: Exploratory daily-timescale hypothesis tests (see Daily Timescale in Results): posterior estimates, 95% credible intervals, posterior mass inside the ROPE for the total-playtime slopes (±1 slider point per hour; within-person rows are per hour of same-day play, between-person rows per hour of habitual daily play), descriptors of the genre spreads without a verdict (Genres &gt; 1: expected number of the 14 genres more than one point from the average genre effect; Pairs &gt; 1: share of genre pairs more than one point apart; posterior means, see Methods), and convergence diagnostics. M2-D rows are the SD across the 14 independently estimated genre coefficients, computed at each posterior draw, and include estimation error.</w:t>
             </w:r>
           </w:p>
-          <w:bookmarkEnd w:id="266"/>
+          <w:bookmarkEnd w:id="267"/>
         </w:tc>
       </w:tr>
     </w:tbl>
-    <w:bookmarkEnd w:id="267"/>
-    <w:bookmarkStart w:id="273" w:name="X5248f157a4e80932505384bc3ee2c402a4612ca"/>
+    <w:bookmarkEnd w:id="268"/>
+    <w:bookmarkStart w:id="274" w:name="X5248f157a4e80932505384bc3ee2c402a4612ca"/>
     <w:p>
       <w:pPr>
         <w:pStyle w:val="Heading1"/>
@@ -23809,7 +23147,7 @@
         <w:t xml:space="preserve">then sets the intercept location and the standard-deviation scales from the life-satisfaction outcome (Methods, Daily Timescale).</w:t>
       </w:r>
     </w:p>
-    <w:bookmarkStart w:id="268" w:name="m1-specification-total-playtime"/>
+    <w:bookmarkStart w:id="269" w:name="m1-specification-total-playtime"/>
     <w:p>
       <w:pPr>
         <w:pStyle w:val="Heading2"/>
@@ -24696,7 +24034,7 @@
         <w:t xml:space="preserve"> </w:t>
       </w:r>
       <w:r>
-        <w:t xml:space="preserve">is that mean; the mean also covers the 35 waves with an incomplete SWEMWBS, which do not enter the models.</w:t>
+        <w:t xml:space="preserve">is that mean.</w:t>
       </w:r>
       <w:r>
         <w:t xml:space="preserve"> </w:t>
@@ -25090,8 +24428,8 @@
         <w:t xml:space="preserve">denotes an improper flat prior.</w:t>
       </w:r>
     </w:p>
-    <w:bookmarkEnd w:id="268"/>
-    <w:bookmarkStart w:id="269" w:name="X1d0e35bbd9cf92a685ad6e0c8f2f90fd06145f7"/>
+    <w:bookmarkEnd w:id="269"/>
+    <w:bookmarkStart w:id="270" w:name="X1d0e35bbd9cf92a685ad6e0c8f2f90fd06145f7"/>
     <w:p>
       <w:pPr>
         <w:pStyle w:val="Heading2"/>
@@ -25902,8 +25240,8 @@
         <w:t xml:space="preserve">.</w:t>
       </w:r>
     </w:p>
-    <w:bookmarkEnd w:id="269"/>
-    <w:bookmarkStart w:id="270" w:name="m3-specification-hierarchical-prior"/>
+    <w:bookmarkEnd w:id="270"/>
+    <w:bookmarkStart w:id="271" w:name="m3-specification-hierarchical-prior"/>
     <w:p>
       <w:pPr>
         <w:pStyle w:val="Heading2"/>
@@ -26891,7 +26229,7 @@
         <w:t xml:space="preserve"> </w:t>
       </w:r>
       <w:r>
-        <w:t xml:space="preserve">describe the size of the genre differences in the within-person (H2a) and between-person (H2b) dimensions. Because the centred form of this model, in which the sampler draws each genre coefficient directly from its normal distribution, produced 68 divergent transitions, we estimate it in the equivalent non-centred form</w:t>
+        <w:t xml:space="preserve">describe the size of the genre differences in the within-person (H2a) and between-person (H2b) dimensions. Because the centred form of this model, in which the sampler draws each genre coefficient directly from its normal distribution, produced dozens of divergent transitions in earlier fits, we estimate it in the equivalent non-centred form</w:t>
       </w:r>
       <w:r>
         <w:t xml:space="preserve"> </w:t>
@@ -27262,8 +26600,8 @@
         <w:t xml:space="preserve">.</w:t>
       </w:r>
     </w:p>
-    <w:bookmarkEnd w:id="270"/>
-    <w:bookmarkStart w:id="271" w:name="m4-specification-multi-membership"/>
+    <w:bookmarkEnd w:id="271"/>
+    <w:bookmarkStart w:id="272" w:name="m4-specification-multi-membership"/>
     <w:p>
       <w:pPr>
         <w:pStyle w:val="Heading2"/>
@@ -28949,7 +28287,7 @@
         <w:pStyle w:val="BodyText"/>
       </w:pPr>
       <w:r>
-        <w:t xml:space="preserve">Because this use of multi-membership is unconventional, we validated the specification by parameter recovery. The simulation fits the manuscript’s own M4 code, read from this document at run time, to 20 synthetic datasets of 200 participants over six waves with known within-person and between-person genre heterogeneity. The 95% credible intervals covered each of the ten true values in at least 19 of the 20 replications, with no divergent transitions. At this sample size, a fraction of the real one, the genre-level standard deviations were estimated with upward bias (posterior means of 0.09 within and 0.07 between persons for true values of 0.04), and the correlation between the within-person and between-person adjustments was weakly identified (true value 0.3, averaged 95% CI [-0.95, 0.93]), so σ</w:t>
+        <w:t xml:space="preserve">Because this use of multi-membership is unconventional, we validated the specification by parameter recovery. The simulation fits the manuscript’s own M4 code, read from this document at run time, to 20 synthetic datasets of 200 participants over six waves with known within-person and between-person genre heterogeneity. The 95% credible intervals covered each of the ten true values in at least 19 of the 20 replications, with no divergent transitions. At this sample size, a fraction of the real one, the genre-level standard deviations were estimated with upward bias (posterior means of 0.12 within and 0.06 between persons for true values of 0.04), and the correlation between the within-person and between-person adjustments was weakly identified (true value 0.3, averaged 95% CI [-0.93, 0.93]), so σ</w:t>
       </w:r>
       <w:r>
         <w:rPr>
@@ -28964,8 +28302,8 @@
         <w:t xml:space="preserve">should be read with its interval rather than its point estimate (simulation report in the supplementary materials).</w:t>
       </w:r>
     </w:p>
-    <w:bookmarkEnd w:id="271"/>
-    <w:bookmarkStart w:id="272" w:name="priors"/>
+    <w:bookmarkEnd w:id="272"/>
+    <w:bookmarkStart w:id="273" w:name="priors"/>
     <w:p>
       <w:pPr>
         <w:pStyle w:val="Heading2"/>
@@ -29154,8 +28492,8 @@
         <w:t xml:space="preserve">; following co-author review, and after those results were known, we adopted the defaults so that no analyst-chosen scale enters the models.</w:t>
       </w:r>
     </w:p>
-    <w:bookmarkEnd w:id="272"/>
     <w:bookmarkEnd w:id="273"/>
+    <w:bookmarkEnd w:id="274"/>
     <w:sectPr>
       <w:footnotePr>
         <w:numRestart w:val="eachSect"/>
